--- a/Tesztdokumentáció.docx
+++ b/Tesztdokumentáció.docx
@@ -45,14 +45,113 @@
           <w:szCs w:val="40"/>
         </w:rPr>
       </w:pPr>
-      <w:r>
+    </w:p>
+    <w:p>
+      <w:pPr>
         <w:rPr>
           <w:rFonts w:asciiTheme="majorHAnsi" w:eastAsiaTheme="majorEastAsia" w:hAnsiTheme="majorHAnsi" w:cstheme="majorBidi"/>
           <w:color w:val="0F4761" w:themeColor="accent1" w:themeShade="BF"/>
           <w:sz w:val="40"/>
           <w:szCs w:val="40"/>
         </w:rPr>
-        <w:br w:type="page"/>
+      </w:pPr>
+    </w:p>
+    <w:p>
+      <w:pPr>
+        <w:rPr>
+          <w:rFonts w:asciiTheme="majorHAnsi" w:eastAsiaTheme="majorEastAsia" w:hAnsiTheme="majorHAnsi" w:cstheme="majorBidi"/>
+          <w:color w:val="0F4761" w:themeColor="accent1" w:themeShade="BF"/>
+          <w:sz w:val="40"/>
+          <w:szCs w:val="40"/>
+        </w:rPr>
+      </w:pPr>
+    </w:p>
+    <w:p>
+      <w:pPr>
+        <w:rPr>
+          <w:rFonts w:asciiTheme="majorHAnsi" w:eastAsiaTheme="majorEastAsia" w:hAnsiTheme="majorHAnsi" w:cstheme="majorBidi"/>
+          <w:color w:val="0F4761" w:themeColor="accent1" w:themeShade="BF"/>
+          <w:sz w:val="40"/>
+          <w:szCs w:val="40"/>
+        </w:rPr>
+      </w:pPr>
+    </w:p>
+    <w:p>
+      <w:pPr>
+        <w:rPr>
+          <w:rFonts w:asciiTheme="majorHAnsi" w:eastAsiaTheme="majorEastAsia" w:hAnsiTheme="majorHAnsi" w:cstheme="majorBidi"/>
+          <w:color w:val="0F4761" w:themeColor="accent1" w:themeShade="BF"/>
+          <w:sz w:val="40"/>
+          <w:szCs w:val="40"/>
+        </w:rPr>
+      </w:pPr>
+    </w:p>
+    <w:p>
+      <w:pPr>
+        <w:rPr>
+          <w:rFonts w:asciiTheme="majorHAnsi" w:eastAsiaTheme="majorEastAsia" w:hAnsiTheme="majorHAnsi" w:cstheme="majorBidi"/>
+          <w:color w:val="0F4761" w:themeColor="accent1" w:themeShade="BF"/>
+          <w:sz w:val="40"/>
+          <w:szCs w:val="40"/>
+        </w:rPr>
+      </w:pPr>
+    </w:p>
+    <w:p>
+      <w:pPr>
+        <w:rPr>
+          <w:rFonts w:asciiTheme="majorHAnsi" w:eastAsiaTheme="majorEastAsia" w:hAnsiTheme="majorHAnsi" w:cstheme="majorBidi"/>
+          <w:color w:val="0F4761" w:themeColor="accent1" w:themeShade="BF"/>
+          <w:sz w:val="40"/>
+          <w:szCs w:val="40"/>
+        </w:rPr>
+      </w:pPr>
+    </w:p>
+    <w:p>
+      <w:pPr>
+        <w:rPr>
+          <w:rFonts w:asciiTheme="majorHAnsi" w:eastAsiaTheme="majorEastAsia" w:hAnsiTheme="majorHAnsi" w:cstheme="majorBidi"/>
+          <w:color w:val="0F4761" w:themeColor="accent1" w:themeShade="BF"/>
+          <w:sz w:val="40"/>
+          <w:szCs w:val="40"/>
+        </w:rPr>
+      </w:pPr>
+    </w:p>
+    <w:p>
+      <w:pPr>
+        <w:rPr>
+          <w:rFonts w:asciiTheme="majorHAnsi" w:eastAsiaTheme="majorEastAsia" w:hAnsiTheme="majorHAnsi" w:cstheme="majorBidi"/>
+          <w:color w:val="0F4761" w:themeColor="accent1" w:themeShade="BF"/>
+          <w:sz w:val="40"/>
+          <w:szCs w:val="40"/>
+        </w:rPr>
+      </w:pPr>
+    </w:p>
+    <w:p>
+      <w:pPr>
+        <w:rPr>
+          <w:rFonts w:asciiTheme="majorHAnsi" w:eastAsiaTheme="majorEastAsia" w:hAnsiTheme="majorHAnsi" w:cstheme="majorBidi"/>
+          <w:color w:val="0F4761" w:themeColor="accent1" w:themeShade="BF"/>
+          <w:sz w:val="40"/>
+          <w:szCs w:val="40"/>
+        </w:rPr>
+      </w:pPr>
+    </w:p>
+    <w:p>
+      <w:pPr>
+        <w:rPr>
+          <w:rFonts w:asciiTheme="majorHAnsi" w:eastAsiaTheme="majorEastAsia" w:hAnsiTheme="majorHAnsi" w:cstheme="majorBidi"/>
+          <w:color w:val="0F4761" w:themeColor="accent1" w:themeShade="BF"/>
+          <w:sz w:val="40"/>
+          <w:szCs w:val="40"/>
+        </w:rPr>
+      </w:pPr>
+    </w:p>
+    <w:p>
+      <w:pPr>
+        <w:jc w:val="center"/>
+      </w:pPr>
+      <w:r>
+        <w:t>2025</w:t>
       </w:r>
     </w:p>
     <w:sdt>
@@ -762,7 +861,7 @@
           <w:noProof/>
         </w:rPr>
         <w:drawing>
-          <wp:inline distT="0" distB="0" distL="0" distR="0" wp14:anchorId="3B9F226C" wp14:editId="3B99906D">
+          <wp:inline distT="0" distB="0" distL="0" distR="0" wp14:anchorId="3B9F226C" wp14:editId="64C31F17">
             <wp:extent cx="5729139" cy="3053080"/>
             <wp:effectExtent l="0" t="0" r="5080" b="0"/>
             <wp:docPr id="215339450" name="Kép 1" descr="A képen szöveg, képernyőkép, szoftver, Számítógépes ikon látható&#10;&#10;Előfordulhat, hogy a mesterséges intelligencia által létrehozott tartalom helytelen."/>

--- a/Tesztdokumentáció.docx
+++ b/Tesztdokumentáció.docx
@@ -1,6 +1,6 @@
 
 <file path=word/document.xml><?xml version="1.0" encoding="utf-8"?>
-<w:document xmlns:wpc="http://schemas.microsoft.com/office/word/2010/wordprocessingCanvas" xmlns:cx="http://schemas.microsoft.com/office/drawing/2014/chartex" xmlns:cx1="http://schemas.microsoft.com/office/drawing/2015/9/8/chartex" xmlns:cx2="http://schemas.microsoft.com/office/drawing/2015/10/21/chartex" xmlns:cx3="http://schemas.microsoft.com/office/drawing/2016/5/9/chartex" xmlns:cx4="http://schemas.microsoft.com/office/drawing/2016/5/10/chartex" xmlns:cx5="http://schemas.microsoft.com/office/drawing/2016/5/11/chartex" xmlns:cx6="http://schemas.microsoft.com/office/drawing/2016/5/12/chartex" xmlns:cx7="http://schemas.microsoft.com/office/drawing/2016/5/13/chartex" xmlns:cx8="http://schemas.microsoft.com/office/drawing/2016/5/14/chartex" xmlns:mc="http://schemas.openxmlformats.org/markup-compatibility/2006" xmlns:aink="http://schemas.microsoft.com/office/drawing/2016/ink" xmlns:am3d="http://schemas.microsoft.com/office/drawing/2017/model3d" xmlns:o="urn:schemas-microsoft-com:office:office" xmlns:oel="http://schemas.microsoft.com/office/2019/extlst" xmlns:r="http://schemas.openxmlformats.org/officeDocument/2006/relationships" xmlns:m="http://schemas.openxmlformats.org/officeDocument/2006/math" xmlns:v="urn:schemas-microsoft-com:vml" xmlns:wp14="http://schemas.microsoft.com/office/word/2010/wordprocessingDrawing" xmlns:wp="http://schemas.openxmlformats.org/drawingml/2006/wordprocessingDrawing" xmlns:w10="urn:schemas-microsoft-com:office:word" xmlns:w="http://schemas.openxmlformats.org/wordprocessingml/2006/main" xmlns:w14="http://schemas.microsoft.com/office/word/2010/wordml" xmlns:w15="http://schemas.microsoft.com/office/word/2012/wordml" xmlns:w16cex="http://schemas.microsoft.com/office/word/2018/wordml/cex" xmlns:w16cid="http://schemas.microsoft.com/office/word/2016/wordml/cid" xmlns:w16="http://schemas.microsoft.com/office/word/2018/wordml" xmlns:w16du="http://schemas.microsoft.com/office/word/2023/wordml/word16du" xmlns:w16sdtdh="http://schemas.microsoft.com/office/word/2020/wordml/sdtdatahash" xmlns:w16sdtfl="http://schemas.microsoft.com/office/word/2024/wordml/sdtformatlock" xmlns:w16se="http://schemas.microsoft.com/office/word/2015/wordml/symex" xmlns:wpg="http://schemas.microsoft.com/office/word/2010/wordprocessingGroup" xmlns:wpi="http://schemas.microsoft.com/office/word/2010/wordprocessingInk" xmlns:wne="http://schemas.microsoft.com/office/word/2006/wordml" xmlns:wps="http://schemas.microsoft.com/office/word/2010/wordprocessingShape" mc:Ignorable="w14 w15 w16se w16cid w16 w16cex w16sdtdh w16sdtfl w16du wp14">
+<w:document xmlns:wpc="http://schemas.microsoft.com/office/word/2010/wordprocessingCanvas" xmlns:cx="http://schemas.microsoft.com/office/drawing/2014/chartex" xmlns:cx1="http://schemas.microsoft.com/office/drawing/2015/9/8/chartex" xmlns:cx2="http://schemas.microsoft.com/office/drawing/2015/10/21/chartex" xmlns:cx3="http://schemas.microsoft.com/office/drawing/2016/5/9/chartex" xmlns:cx4="http://schemas.microsoft.com/office/drawing/2016/5/10/chartex" xmlns:cx5="http://schemas.microsoft.com/office/drawing/2016/5/11/chartex" xmlns:cx6="http://schemas.microsoft.com/office/drawing/2016/5/12/chartex" xmlns:cx7="http://schemas.microsoft.com/office/drawing/2016/5/13/chartex" xmlns:cx8="http://schemas.microsoft.com/office/drawing/2016/5/14/chartex" xmlns:mc="http://schemas.openxmlformats.org/markup-compatibility/2006" xmlns:aink="http://schemas.microsoft.com/office/drawing/2016/ink" xmlns:am3d="http://schemas.microsoft.com/office/drawing/2017/model3d" xmlns:o="urn:schemas-microsoft-com:office:office" xmlns:r="http://schemas.openxmlformats.org/officeDocument/2006/relationships" xmlns:m="http://schemas.openxmlformats.org/officeDocument/2006/math" xmlns:v="urn:schemas-microsoft-com:vml" xmlns:wp14="http://schemas.microsoft.com/office/word/2010/wordprocessingDrawing" xmlns:wp="http://schemas.openxmlformats.org/drawingml/2006/wordprocessingDrawing" xmlns:w10="urn:schemas-microsoft-com:office:word" xmlns:w="http://schemas.openxmlformats.org/wordprocessingml/2006/main" xmlns:w14="http://schemas.microsoft.com/office/word/2010/wordml" xmlns:w15="http://schemas.microsoft.com/office/word/2012/wordml" xmlns:w16cid="http://schemas.microsoft.com/office/word/2016/wordml/cid" xmlns:w16se="http://schemas.microsoft.com/office/word/2015/wordml/symex" xmlns:wpg="http://schemas.microsoft.com/office/word/2010/wordprocessingGroup" xmlns:wpi="http://schemas.microsoft.com/office/word/2010/wordprocessingInk" xmlns:wne="http://schemas.microsoft.com/office/word/2006/wordml" xmlns:wps="http://schemas.microsoft.com/office/word/2010/wordprocessingShape" mc:Ignorable="w14 w15 w16se w16cid wp14">
   <w:body>
     <w:p/>
     <w:p/>
@@ -195,9 +195,9 @@
             <w:rPr>
               <w:rFonts w:eastAsiaTheme="minorEastAsia"/>
               <w:noProof/>
-              <w:sz w:val="24"/>
-              <w:szCs w:val="24"/>
+              <w:kern w:val="0"/>
               <w:lang w:eastAsia="hu-HU"/>
+              <w14:ligatures w14:val="none"/>
             </w:rPr>
           </w:pPr>
           <w:r>
@@ -209,13 +209,13 @@
           <w:r>
             <w:fldChar w:fldCharType="separate"/>
           </w:r>
-          <w:hyperlink w:anchor="_Toc194524648" w:history="1">
+          <w:hyperlink w:anchor="_Toc194647785" w:history="1">
             <w:r>
               <w:rPr>
                 <w:rStyle w:val="Hiperhivatkozs"/>
                 <w:noProof/>
               </w:rPr>
-              <w:t>Selenium IDE Frontend tesztek</w:t>
+              <w:t>Tesztdokumentáció célja</w:t>
             </w:r>
             <w:r>
               <w:rPr>
@@ -236,7 +236,79 @@
                 <w:noProof/>
                 <w:webHidden/>
               </w:rPr>
-              <w:instrText xml:space="preserve"> PAGEREF _Toc194524648 \h </w:instrText>
+              <w:instrText xml:space="preserve"> PAGEREF _Toc194647785 \h </w:instrText>
+            </w:r>
+            <w:r>
+              <w:rPr>
+                <w:noProof/>
+                <w:webHidden/>
+              </w:rPr>
+            </w:r>
+            <w:r>
+              <w:rPr>
+                <w:noProof/>
+                <w:webHidden/>
+              </w:rPr>
+              <w:fldChar w:fldCharType="separate"/>
+            </w:r>
+            <w:r>
+              <w:rPr>
+                <w:noProof/>
+                <w:webHidden/>
+              </w:rPr>
+              <w:t>3</w:t>
+            </w:r>
+            <w:r>
+              <w:rPr>
+                <w:noProof/>
+                <w:webHidden/>
+              </w:rPr>
+              <w:fldChar w:fldCharType="end"/>
+            </w:r>
+          </w:hyperlink>
+        </w:p>
+        <w:p>
+          <w:pPr>
+            <w:pStyle w:val="TJ1"/>
+            <w:tabs>
+              <w:tab w:val="right" w:leader="dot" w:pos="9062"/>
+            </w:tabs>
+            <w:rPr>
+              <w:rFonts w:eastAsiaTheme="minorEastAsia"/>
+              <w:noProof/>
+              <w:kern w:val="0"/>
+              <w:lang w:eastAsia="hu-HU"/>
+              <w14:ligatures w14:val="none"/>
+            </w:rPr>
+          </w:pPr>
+          <w:hyperlink w:anchor="_Toc194647786" w:history="1">
+            <w:r>
+              <w:rPr>
+                <w:rStyle w:val="Hiperhivatkozs"/>
+                <w:noProof/>
+              </w:rPr>
+              <w:t>Integrációs Teszt</w:t>
+            </w:r>
+            <w:r>
+              <w:rPr>
+                <w:noProof/>
+                <w:webHidden/>
+              </w:rPr>
+              <w:tab/>
+            </w:r>
+            <w:r>
+              <w:rPr>
+                <w:noProof/>
+                <w:webHidden/>
+              </w:rPr>
+              <w:fldChar w:fldCharType="begin"/>
+            </w:r>
+            <w:r>
+              <w:rPr>
+                <w:noProof/>
+                <w:webHidden/>
+              </w:rPr>
+              <w:instrText xml:space="preserve"> PAGEREF _Toc194647786 \h </w:instrText>
             </w:r>
             <w:r>
               <w:rPr>
@@ -276,17 +348,85 @@
             <w:rPr>
               <w:rFonts w:eastAsiaTheme="minorEastAsia"/>
               <w:noProof/>
-              <w:sz w:val="24"/>
-              <w:szCs w:val="24"/>
+              <w:kern w:val="0"/>
               <w:lang w:eastAsia="hu-HU"/>
+              <w14:ligatures w14:val="none"/>
             </w:rPr>
           </w:pPr>
-          <w:hyperlink w:anchor="_Toc194524649" w:history="1">
+          <w:hyperlink w:anchor="_Toc194647787" w:history="1">
             <w:r>
               <w:rPr>
                 <w:rStyle w:val="Hiperhivatkozs"/>
                 <w:noProof/>
               </w:rPr>
+              <w:t>React Jest Frontend Tesztek</w:t>
+            </w:r>
+            <w:r>
+              <w:rPr>
+                <w:noProof/>
+                <w:webHidden/>
+              </w:rPr>
+              <w:tab/>
+            </w:r>
+            <w:r>
+              <w:rPr>
+                <w:noProof/>
+                <w:webHidden/>
+              </w:rPr>
+              <w:fldChar w:fldCharType="begin"/>
+            </w:r>
+            <w:r>
+              <w:rPr>
+                <w:noProof/>
+                <w:webHidden/>
+              </w:rPr>
+              <w:instrText xml:space="preserve"> PAGEREF _Toc194647787 \h </w:instrText>
+            </w:r>
+            <w:r>
+              <w:rPr>
+                <w:noProof/>
+                <w:webHidden/>
+              </w:rPr>
+            </w:r>
+            <w:r>
+              <w:rPr>
+                <w:noProof/>
+                <w:webHidden/>
+              </w:rPr>
+              <w:fldChar w:fldCharType="separate"/>
+            </w:r>
+            <w:r>
+              <w:rPr>
+                <w:noProof/>
+                <w:webHidden/>
+              </w:rPr>
+              <w:t>3</w:t>
+            </w:r>
+            <w:r>
+              <w:rPr>
+                <w:noProof/>
+                <w:webHidden/>
+              </w:rPr>
+              <w:fldChar w:fldCharType="end"/>
+            </w:r>
+          </w:hyperlink>
+        </w:p>
+        <w:p>
+          <w:pPr>
+            <w:pStyle w:val="TJ3"/>
+            <w:tabs>
+              <w:tab w:val="right" w:leader="dot" w:pos="9062"/>
+            </w:tabs>
+            <w:rPr>
+              <w:noProof/>
+            </w:rPr>
+          </w:pPr>
+          <w:hyperlink w:anchor="_Toc194647788" w:history="1">
+            <w:r>
+              <w:rPr>
+                <w:rStyle w:val="Hiperhivatkozs"/>
+                <w:noProof/>
+              </w:rPr>
               <w:t>Regisztráció teszt</w:t>
             </w:r>
             <w:r>
@@ -308,7 +448,79 @@
                 <w:noProof/>
                 <w:webHidden/>
               </w:rPr>
-              <w:instrText xml:space="preserve"> PAGEREF _Toc194524649 \h </w:instrText>
+              <w:instrText xml:space="preserve"> PAGEREF _Toc194647788 \h </w:instrText>
+            </w:r>
+            <w:r>
+              <w:rPr>
+                <w:noProof/>
+                <w:webHidden/>
+              </w:rPr>
+            </w:r>
+            <w:r>
+              <w:rPr>
+                <w:noProof/>
+                <w:webHidden/>
+              </w:rPr>
+              <w:fldChar w:fldCharType="separate"/>
+            </w:r>
+            <w:r>
+              <w:rPr>
+                <w:noProof/>
+                <w:webHidden/>
+              </w:rPr>
+              <w:t>3</w:t>
+            </w:r>
+            <w:r>
+              <w:rPr>
+                <w:noProof/>
+                <w:webHidden/>
+              </w:rPr>
+              <w:fldChar w:fldCharType="end"/>
+            </w:r>
+          </w:hyperlink>
+        </w:p>
+        <w:p>
+          <w:pPr>
+            <w:pStyle w:val="TJ1"/>
+            <w:tabs>
+              <w:tab w:val="right" w:leader="dot" w:pos="9062"/>
+            </w:tabs>
+            <w:rPr>
+              <w:rFonts w:eastAsiaTheme="minorEastAsia"/>
+              <w:noProof/>
+              <w:kern w:val="0"/>
+              <w:lang w:eastAsia="hu-HU"/>
+              <w14:ligatures w14:val="none"/>
+            </w:rPr>
+          </w:pPr>
+          <w:hyperlink w:anchor="_Toc194647789" w:history="1">
+            <w:r>
+              <w:rPr>
+                <w:rStyle w:val="Hiperhivatkozs"/>
+                <w:noProof/>
+              </w:rPr>
+              <w:t>Funkcionális Teszt</w:t>
+            </w:r>
+            <w:r>
+              <w:rPr>
+                <w:noProof/>
+                <w:webHidden/>
+              </w:rPr>
+              <w:tab/>
+            </w:r>
+            <w:r>
+              <w:rPr>
+                <w:noProof/>
+                <w:webHidden/>
+              </w:rPr>
+              <w:fldChar w:fldCharType="begin"/>
+            </w:r>
+            <w:r>
+              <w:rPr>
+                <w:noProof/>
+                <w:webHidden/>
+              </w:rPr>
+              <w:instrText xml:space="preserve"> PAGEREF _Toc194647789 \h </w:instrText>
             </w:r>
             <w:r>
               <w:rPr>
@@ -348,18 +560,18 @@
             <w:rPr>
               <w:rFonts w:eastAsiaTheme="minorEastAsia"/>
               <w:noProof/>
-              <w:sz w:val="24"/>
-              <w:szCs w:val="24"/>
+              <w:kern w:val="0"/>
               <w:lang w:eastAsia="hu-HU"/>
+              <w14:ligatures w14:val="none"/>
             </w:rPr>
           </w:pPr>
-          <w:hyperlink w:anchor="_Toc194524650" w:history="1">
+          <w:hyperlink w:anchor="_Toc194647790" w:history="1">
             <w:r>
               <w:rPr>
                 <w:rStyle w:val="Hiperhivatkozs"/>
                 <w:noProof/>
               </w:rPr>
-              <w:t>Bejelentkezés teszt</w:t>
+              <w:t>Selenium IDE Frontend tesztek</w:t>
             </w:r>
             <w:r>
               <w:rPr>
@@ -380,7 +592,7 @@
                 <w:noProof/>
                 <w:webHidden/>
               </w:rPr>
-              <w:instrText xml:space="preserve"> PAGEREF _Toc194524650 \h </w:instrText>
+              <w:instrText xml:space="preserve"> PAGEREF _Toc194647790 \h </w:instrText>
             </w:r>
             <w:r>
               <w:rPr>
@@ -413,25 +625,21 @@
         </w:p>
         <w:p>
           <w:pPr>
-            <w:pStyle w:val="TJ2"/>
+            <w:pStyle w:val="TJ3"/>
             <w:tabs>
               <w:tab w:val="right" w:leader="dot" w:pos="9062"/>
             </w:tabs>
             <w:rPr>
-              <w:rFonts w:eastAsiaTheme="minorEastAsia"/>
               <w:noProof/>
-              <w:sz w:val="24"/>
-              <w:szCs w:val="24"/>
-              <w:lang w:eastAsia="hu-HU"/>
             </w:rPr>
           </w:pPr>
-          <w:hyperlink w:anchor="_Toc194524651" w:history="1">
+          <w:hyperlink w:anchor="_Toc194647791" w:history="1">
             <w:r>
               <w:rPr>
                 <w:rStyle w:val="Hiperhivatkozs"/>
                 <w:noProof/>
               </w:rPr>
-              <w:t>Lejátszási lista létrehozás teszt</w:t>
+              <w:t>Regisztráció teszt</w:t>
             </w:r>
             <w:r>
               <w:rPr>
@@ -452,7 +660,7 @@
                 <w:noProof/>
                 <w:webHidden/>
               </w:rPr>
-              <w:instrText xml:space="preserve"> PAGEREF _Toc194524651 \h </w:instrText>
+              <w:instrText xml:space="preserve"> PAGEREF _Toc194647791 \h </w:instrText>
             </w:r>
             <w:r>
               <w:rPr>
@@ -472,7 +680,7 @@
                 <w:noProof/>
                 <w:webHidden/>
               </w:rPr>
-              <w:t>4</w:t>
+              <w:t>3</w:t>
             </w:r>
             <w:r>
               <w:rPr>
@@ -485,25 +693,21 @@
         </w:p>
         <w:p>
           <w:pPr>
-            <w:pStyle w:val="TJ2"/>
+            <w:pStyle w:val="TJ3"/>
             <w:tabs>
               <w:tab w:val="right" w:leader="dot" w:pos="9062"/>
             </w:tabs>
             <w:rPr>
-              <w:rFonts w:eastAsiaTheme="minorEastAsia"/>
               <w:noProof/>
-              <w:sz w:val="24"/>
-              <w:szCs w:val="24"/>
-              <w:lang w:eastAsia="hu-HU"/>
             </w:rPr>
           </w:pPr>
-          <w:hyperlink w:anchor="_Toc194524652" w:history="1">
+          <w:hyperlink w:anchor="_Toc194647792" w:history="1">
             <w:r>
               <w:rPr>
                 <w:rStyle w:val="Hiperhivatkozs"/>
                 <w:noProof/>
               </w:rPr>
-              <w:t>Zene kedvencekhez adás teszt</w:t>
+              <w:t>Bejelentkezés teszt</w:t>
             </w:r>
             <w:r>
               <w:rPr>
@@ -524,7 +728,7 @@
                 <w:noProof/>
                 <w:webHidden/>
               </w:rPr>
-              <w:instrText xml:space="preserve"> PAGEREF _Toc194524652 \h </w:instrText>
+              <w:instrText xml:space="preserve"> PAGEREF _Toc194647792 \h </w:instrText>
             </w:r>
             <w:r>
               <w:rPr>
@@ -557,25 +761,21 @@
         </w:p>
         <w:p>
           <w:pPr>
-            <w:pStyle w:val="TJ2"/>
+            <w:pStyle w:val="TJ3"/>
             <w:tabs>
               <w:tab w:val="right" w:leader="dot" w:pos="9062"/>
             </w:tabs>
             <w:rPr>
-              <w:rFonts w:eastAsiaTheme="minorEastAsia"/>
               <w:noProof/>
-              <w:sz w:val="24"/>
-              <w:szCs w:val="24"/>
-              <w:lang w:eastAsia="hu-HU"/>
             </w:rPr>
           </w:pPr>
-          <w:hyperlink w:anchor="_Toc194524653" w:history="1">
+          <w:hyperlink w:anchor="_Toc194647793" w:history="1">
             <w:r>
               <w:rPr>
                 <w:rStyle w:val="Hiperhivatkozs"/>
                 <w:noProof/>
               </w:rPr>
-              <w:t>Zene keresés teszt</w:t>
+              <w:t>Lejátszási lista létrehozás teszt</w:t>
             </w:r>
             <w:r>
               <w:rPr>
@@ -596,7 +796,7 @@
                 <w:noProof/>
                 <w:webHidden/>
               </w:rPr>
-              <w:instrText xml:space="preserve"> PAGEREF _Toc194524653 \h </w:instrText>
+              <w:instrText xml:space="preserve"> PAGEREF _Toc194647793 \h </w:instrText>
             </w:r>
             <w:r>
               <w:rPr>
@@ -616,7 +816,7 @@
                 <w:noProof/>
                 <w:webHidden/>
               </w:rPr>
-              <w:t>5</w:t>
+              <w:t>4</w:t>
             </w:r>
             <w:r>
               <w:rPr>
@@ -629,25 +829,21 @@
         </w:p>
         <w:p>
           <w:pPr>
-            <w:pStyle w:val="TJ2"/>
+            <w:pStyle w:val="TJ3"/>
             <w:tabs>
               <w:tab w:val="right" w:leader="dot" w:pos="9062"/>
             </w:tabs>
             <w:rPr>
-              <w:rFonts w:eastAsiaTheme="minorEastAsia"/>
               <w:noProof/>
-              <w:sz w:val="24"/>
-              <w:szCs w:val="24"/>
-              <w:lang w:eastAsia="hu-HU"/>
             </w:rPr>
           </w:pPr>
-          <w:hyperlink w:anchor="_Toc194524654" w:history="1">
+          <w:hyperlink w:anchor="_Toc194647794" w:history="1">
             <w:r>
               <w:rPr>
                 <w:rStyle w:val="Hiperhivatkozs"/>
                 <w:noProof/>
               </w:rPr>
-              <w:t>Zene lejátszás, és funkciók teszt</w:t>
+              <w:t>Zene kedvencekhez adás teszt</w:t>
             </w:r>
             <w:r>
               <w:rPr>
@@ -668,7 +864,7 @@
                 <w:noProof/>
                 <w:webHidden/>
               </w:rPr>
-              <w:instrText xml:space="preserve"> PAGEREF _Toc194524654 \h </w:instrText>
+              <w:instrText xml:space="preserve"> PAGEREF _Toc194647794 \h </w:instrText>
             </w:r>
             <w:r>
               <w:rPr>
@@ -688,7 +884,7 @@
                 <w:noProof/>
                 <w:webHidden/>
               </w:rPr>
-              <w:t>5</w:t>
+              <w:t>4</w:t>
             </w:r>
             <w:r>
               <w:rPr>
@@ -701,24 +897,156 @@
         </w:p>
         <w:p>
           <w:pPr>
-            <w:pStyle w:val="TJ2"/>
+            <w:pStyle w:val="TJ3"/>
             <w:tabs>
               <w:tab w:val="right" w:leader="dot" w:pos="9062"/>
             </w:tabs>
             <w:rPr>
-              <w:rFonts w:eastAsiaTheme="minorEastAsia"/>
               <w:noProof/>
-              <w:sz w:val="24"/>
-              <w:szCs w:val="24"/>
-              <w:lang w:eastAsia="hu-HU"/>
             </w:rPr>
           </w:pPr>
-          <w:hyperlink w:anchor="_Toc194524655" w:history="1">
+          <w:hyperlink w:anchor="_Toc194647795" w:history="1">
             <w:r>
               <w:rPr>
                 <w:rStyle w:val="Hiperhivatkozs"/>
                 <w:noProof/>
               </w:rPr>
+              <w:t>Zene keresés teszt</w:t>
+            </w:r>
+            <w:r>
+              <w:rPr>
+                <w:noProof/>
+                <w:webHidden/>
+              </w:rPr>
+              <w:tab/>
+            </w:r>
+            <w:r>
+              <w:rPr>
+                <w:noProof/>
+                <w:webHidden/>
+              </w:rPr>
+              <w:fldChar w:fldCharType="begin"/>
+            </w:r>
+            <w:r>
+              <w:rPr>
+                <w:noProof/>
+                <w:webHidden/>
+              </w:rPr>
+              <w:instrText xml:space="preserve"> PAGEREF _Toc194647795 \h </w:instrText>
+            </w:r>
+            <w:r>
+              <w:rPr>
+                <w:noProof/>
+                <w:webHidden/>
+              </w:rPr>
+            </w:r>
+            <w:r>
+              <w:rPr>
+                <w:noProof/>
+                <w:webHidden/>
+              </w:rPr>
+              <w:fldChar w:fldCharType="separate"/>
+            </w:r>
+            <w:r>
+              <w:rPr>
+                <w:noProof/>
+                <w:webHidden/>
+              </w:rPr>
+              <w:t>6</w:t>
+            </w:r>
+            <w:r>
+              <w:rPr>
+                <w:noProof/>
+                <w:webHidden/>
+              </w:rPr>
+              <w:fldChar w:fldCharType="end"/>
+            </w:r>
+          </w:hyperlink>
+        </w:p>
+        <w:p>
+          <w:pPr>
+            <w:pStyle w:val="TJ3"/>
+            <w:tabs>
+              <w:tab w:val="right" w:leader="dot" w:pos="9062"/>
+            </w:tabs>
+            <w:rPr>
+              <w:noProof/>
+            </w:rPr>
+          </w:pPr>
+          <w:hyperlink w:anchor="_Toc194647796" w:history="1">
+            <w:r>
+              <w:rPr>
+                <w:rStyle w:val="Hiperhivatkozs"/>
+                <w:noProof/>
+              </w:rPr>
+              <w:t>Zene lejátszás, és funkciók teszt</w:t>
+            </w:r>
+            <w:r>
+              <w:rPr>
+                <w:noProof/>
+                <w:webHidden/>
+              </w:rPr>
+              <w:tab/>
+            </w:r>
+            <w:r>
+              <w:rPr>
+                <w:noProof/>
+                <w:webHidden/>
+              </w:rPr>
+              <w:fldChar w:fldCharType="begin"/>
+            </w:r>
+            <w:r>
+              <w:rPr>
+                <w:noProof/>
+                <w:webHidden/>
+              </w:rPr>
+              <w:instrText xml:space="preserve"> PAGEREF _Toc194647796 \h </w:instrText>
+            </w:r>
+            <w:r>
+              <w:rPr>
+                <w:noProof/>
+                <w:webHidden/>
+              </w:rPr>
+            </w:r>
+            <w:r>
+              <w:rPr>
+                <w:noProof/>
+                <w:webHidden/>
+              </w:rPr>
+              <w:fldChar w:fldCharType="separate"/>
+            </w:r>
+            <w:r>
+              <w:rPr>
+                <w:noProof/>
+                <w:webHidden/>
+              </w:rPr>
+              <w:t>6</w:t>
+            </w:r>
+            <w:r>
+              <w:rPr>
+                <w:noProof/>
+                <w:webHidden/>
+              </w:rPr>
+              <w:fldChar w:fldCharType="end"/>
+            </w:r>
+          </w:hyperlink>
+        </w:p>
+        <w:p>
+          <w:pPr>
+            <w:pStyle w:val="TJ3"/>
+            <w:tabs>
+              <w:tab w:val="right" w:leader="dot" w:pos="9062"/>
+            </w:tabs>
+            <w:rPr>
+              <w:noProof/>
+            </w:rPr>
+          </w:pPr>
+          <w:hyperlink w:anchor="_Toc194647797" w:history="1">
+            <w:r>
+              <w:rPr>
+                <w:rStyle w:val="Hiperhivatkozs"/>
+                <w:noProof/>
+              </w:rPr>
               <w:t>Profil törlés teszt</w:t>
             </w:r>
             <w:r>
@@ -740,7 +1068,7 @@
                 <w:noProof/>
                 <w:webHidden/>
               </w:rPr>
-              <w:instrText xml:space="preserve"> PAGEREF _Toc194524655 \h </w:instrText>
+              <w:instrText xml:space="preserve"> PAGEREF _Toc194647797 \h </w:instrText>
             </w:r>
             <w:r>
               <w:rPr>
@@ -760,7 +1088,7 @@
                 <w:noProof/>
                 <w:webHidden/>
               </w:rPr>
-              <w:t>6</w:t>
+              <w:t>7</w:t>
             </w:r>
             <w:r>
               <w:rPr>
@@ -801,22 +1129,333 @@
       <w:pPr>
         <w:pStyle w:val="Cmsor1"/>
       </w:pPr>
-      <w:bookmarkStart w:id="2" w:name="_Toc194524648"/>
+      <w:bookmarkStart w:id="2" w:name="_Toc194647785"/>
       <w:r>
         <w:lastRenderedPageBreak/>
-        <w:t>Selenium IDE Frontend tesztek</w:t>
+        <w:t>Tesztdokumentáció célja</w:t>
       </w:r>
       <w:bookmarkEnd w:id="2"/>
     </w:p>
     <w:p>
-      <w:bookmarkStart w:id="3" w:name="_Toc194524649"/>
+      <w:r>
+        <w:t xml:space="preserve">A dokumentáció célja, hogy biztosítsa a rendszer különböző funkcióinak megfelelő működését (például regisztráció, bejelentkezés, zene lejátszása stb.). A tesztelés célja a hibák és biztonsági problémák felismerése a hitelesítési és hozzáférési folyamatok során. </w:t>
+      </w:r>
+    </w:p>
+    <w:p>
+      <w:r>
+        <w:t xml:space="preserve">Az alábbiakban összefoglaljuk, hogyan nézhet ki egy tesztdokumentáció a leírt rendszerhez (ASP.NET Web API backend, </w:t>
+      </w:r>
+      <w:proofErr w:type="spellStart"/>
+      <w:r>
+        <w:t>React</w:t>
+      </w:r>
+      <w:proofErr w:type="spellEnd"/>
+      <w:r>
+        <w:t xml:space="preserve"> frontend).</w:t>
+      </w:r>
+    </w:p>
+    <w:p>
+      <w:pPr>
+        <w:pStyle w:val="Cmsor1"/>
+      </w:pPr>
+      <w:bookmarkStart w:id="3" w:name="_Toc194647786"/>
+      <w:r>
+        <w:t>Integrációs Teszt</w:t>
+      </w:r>
+      <w:bookmarkEnd w:id="3"/>
+    </w:p>
+    <w:p>
+      <w:pPr>
+        <w:pStyle w:val="Cmsor2"/>
+      </w:pPr>
+      <w:bookmarkStart w:id="4" w:name="_Toc194647787"/>
+      <w:proofErr w:type="spellStart"/>
+      <w:r>
+        <w:t>React</w:t>
+      </w:r>
+      <w:proofErr w:type="spellEnd"/>
+      <w:r>
+        <w:t xml:space="preserve"> </w:t>
+      </w:r>
+      <w:proofErr w:type="spellStart"/>
+      <w:r>
+        <w:t>Jest</w:t>
+      </w:r>
+      <w:proofErr w:type="spellEnd"/>
+      <w:r>
+        <w:t xml:space="preserve"> Frontend</w:t>
+      </w:r>
+      <w:r>
+        <w:t xml:space="preserve"> Tesztek</w:t>
+      </w:r>
+      <w:bookmarkEnd w:id="4"/>
+    </w:p>
+    <w:p>
+      <w:pPr>
+        <w:pStyle w:val="Cmsor3"/>
+      </w:pPr>
+      <w:bookmarkStart w:id="5" w:name="_Toc194647788"/>
+      <w:r>
+        <w:t>Regisztráció teszt</w:t>
+      </w:r>
+      <w:bookmarkStart w:id="6" w:name="_GoBack"/>
+      <w:bookmarkEnd w:id="5"/>
+      <w:bookmarkEnd w:id="6"/>
+    </w:p>
+    <w:p>
+      <w:pPr>
+        <w:pStyle w:val="Listaszerbekezds"/>
+        <w:numPr>
+          <w:ilvl w:val="0"/>
+          <w:numId w:val="4"/>
+        </w:numPr>
+      </w:pPr>
       <w:r>
         <w:rPr>
-          <w:rStyle w:val="Cmsor2Char"/>
+          <w:rStyle w:val="Kiemels2"/>
+        </w:rPr>
+        <w:t>Teszteset</w:t>
+      </w:r>
+      <w:r>
+        <w:t>:  Teszteljük a regisztráció helyes működését</w:t>
+      </w:r>
+    </w:p>
+    <w:tbl>
+      <w:tblPr>
+        <w:tblStyle w:val="Tblzategyszer1"/>
+        <w:tblW w:w="0" w:type="auto"/>
+        <w:tblBorders>
+          <w:top w:val="none" w:sz="0" w:space="0" w:color="auto"/>
+          <w:left w:val="none" w:sz="0" w:space="0" w:color="auto"/>
+          <w:bottom w:val="none" w:sz="0" w:space="0" w:color="auto"/>
+          <w:right w:val="none" w:sz="0" w:space="0" w:color="auto"/>
+          <w:insideH w:val="none" w:sz="0" w:space="0" w:color="auto"/>
+          <w:insideV w:val="none" w:sz="0" w:space="0" w:color="auto"/>
+        </w:tblBorders>
+        <w:tblLook w:val="04A0" w:firstRow="1" w:lastRow="0" w:firstColumn="1" w:lastColumn="0" w:noHBand="0" w:noVBand="1"/>
+      </w:tblPr>
+      <w:tblGrid>
+        <w:gridCol w:w="4531"/>
+        <w:gridCol w:w="4531"/>
+      </w:tblGrid>
+      <w:tr>
+        <w:trPr>
+          <w:cnfStyle w:val="100000000000" w:firstRow="1" w:lastRow="0" w:firstColumn="0" w:lastColumn="0" w:oddVBand="0" w:evenVBand="0" w:oddHBand="0" w:evenHBand="0" w:firstRowFirstColumn="0" w:firstRowLastColumn="0" w:lastRowFirstColumn="0" w:lastRowLastColumn="0"/>
+        </w:trPr>
+        <w:tc>
+          <w:tcPr>
+            <w:cnfStyle w:val="001000000000" w:firstRow="0" w:lastRow="0" w:firstColumn="1" w:lastColumn="0" w:oddVBand="0" w:evenVBand="0" w:oddHBand="0" w:evenHBand="0" w:firstRowFirstColumn="0" w:firstRowLastColumn="0" w:lastRowFirstColumn="0" w:lastRowLastColumn="0"/>
+            <w:tcW w:w="4531" w:type="dxa"/>
+            <w:tcBorders>
+              <w:right w:val="single" w:sz="2" w:space="0" w:color="auto"/>
+            </w:tcBorders>
+          </w:tcPr>
+          <w:p>
+            <w:pPr>
+              <w:jc w:val="center"/>
+            </w:pPr>
+            <w:r>
+              <w:t>Művelet</w:t>
+            </w:r>
+          </w:p>
+        </w:tc>
+        <w:tc>
+          <w:tcPr>
+            <w:tcW w:w="4531" w:type="dxa"/>
+            <w:tcBorders>
+              <w:left w:val="single" w:sz="2" w:space="0" w:color="auto"/>
+            </w:tcBorders>
+          </w:tcPr>
+          <w:p>
+            <w:pPr>
+              <w:jc w:val="center"/>
+              <w:cnfStyle w:val="100000000000" w:firstRow="1" w:lastRow="0" w:firstColumn="0" w:lastColumn="0" w:oddVBand="0" w:evenVBand="0" w:oddHBand="0" w:evenHBand="0" w:firstRowFirstColumn="0" w:firstRowLastColumn="0" w:lastRowFirstColumn="0" w:lastRowLastColumn="0"/>
+            </w:pPr>
+            <w:r>
+              <w:t>Várt eredmény</w:t>
+            </w:r>
+          </w:p>
+        </w:tc>
+      </w:tr>
+      <w:tr>
+        <w:trPr>
+          <w:cnfStyle w:val="000000100000" w:firstRow="0" w:lastRow="0" w:firstColumn="0" w:lastColumn="0" w:oddVBand="0" w:evenVBand="0" w:oddHBand="1" w:evenHBand="0" w:firstRowFirstColumn="0" w:firstRowLastColumn="0" w:lastRowFirstColumn="0" w:lastRowLastColumn="0"/>
+        </w:trPr>
+        <w:tc>
+          <w:tcPr>
+            <w:cnfStyle w:val="001000000000" w:firstRow="0" w:lastRow="0" w:firstColumn="1" w:lastColumn="0" w:oddVBand="0" w:evenVBand="0" w:oddHBand="0" w:evenHBand="0" w:firstRowFirstColumn="0" w:firstRowLastColumn="0" w:lastRowFirstColumn="0" w:lastRowLastColumn="0"/>
+            <w:tcW w:w="4531" w:type="dxa"/>
+            <w:tcBorders>
+              <w:right w:val="single" w:sz="2" w:space="0" w:color="auto"/>
+            </w:tcBorders>
+          </w:tcPr>
+          <w:p>
+            <w:pPr>
+              <w:rPr>
+                <w:rFonts w:cs="Arial"/>
+                <w:b w:val="0"/>
+              </w:rPr>
+            </w:pPr>
+            <w:r>
+              <w:rPr>
+                <w:rFonts w:cs="Arial"/>
+                <w:b w:val="0"/>
+              </w:rPr>
+              <w:t>A regisztrációs űrlap elküldése mezők kitöltése nélkül!</w:t>
+            </w:r>
+          </w:p>
+        </w:tc>
+        <w:tc>
+          <w:tcPr>
+            <w:tcW w:w="4531" w:type="dxa"/>
+            <w:tcBorders>
+              <w:left w:val="single" w:sz="2" w:space="0" w:color="auto"/>
+            </w:tcBorders>
+          </w:tcPr>
+          <w:p>
+            <w:pPr>
+              <w:cnfStyle w:val="000000100000" w:firstRow="0" w:lastRow="0" w:firstColumn="0" w:lastColumn="0" w:oddVBand="0" w:evenVBand="0" w:oddHBand="1" w:evenHBand="0" w:firstRowFirstColumn="0" w:firstRowLastColumn="0" w:lastRowFirstColumn="0" w:lastRowLastColumn="0"/>
+            </w:pPr>
+            <w:r>
+              <w:t>„Felhasználónév minimum 4 karakter.” hibaüzenet jelenik meg.</w:t>
+            </w:r>
+          </w:p>
+        </w:tc>
+      </w:tr>
+      <w:tr>
+        <w:tc>
+          <w:tcPr>
+            <w:cnfStyle w:val="001000000000" w:firstRow="0" w:lastRow="0" w:firstColumn="1" w:lastColumn="0" w:oddVBand="0" w:evenVBand="0" w:oddHBand="0" w:evenHBand="0" w:firstRowFirstColumn="0" w:firstRowLastColumn="0" w:lastRowFirstColumn="0" w:lastRowLastColumn="0"/>
+            <w:tcW w:w="4531" w:type="dxa"/>
+            <w:tcBorders>
+              <w:right w:val="single" w:sz="2" w:space="0" w:color="auto"/>
+            </w:tcBorders>
+          </w:tcPr>
+          <w:p>
+            <w:pPr>
+              <w:rPr>
+                <w:rFonts w:cs="Arial"/>
+                <w:b w:val="0"/>
+              </w:rPr>
+            </w:pPr>
+            <w:r>
+              <w:rPr>
+                <w:rFonts w:cs="Arial"/>
+                <w:b w:val="0"/>
+              </w:rPr>
+              <w:t>Rossz formátumú email megadása.</w:t>
+            </w:r>
+          </w:p>
+        </w:tc>
+        <w:tc>
+          <w:tcPr>
+            <w:tcW w:w="4531" w:type="dxa"/>
+            <w:tcBorders>
+              <w:left w:val="single" w:sz="2" w:space="0" w:color="auto"/>
+            </w:tcBorders>
+          </w:tcPr>
+          <w:p>
+            <w:pPr>
+              <w:cnfStyle w:val="000000000000" w:firstRow="0" w:lastRow="0" w:firstColumn="0" w:lastColumn="0" w:oddVBand="0" w:evenVBand="0" w:oddHBand="0" w:evenHBand="0" w:firstRowFirstColumn="0" w:firstRowLastColumn="0" w:lastRowFirstColumn="0" w:lastRowLastColumn="0"/>
+            </w:pPr>
+            <w:r>
+              <w:t>„</w:t>
+            </w:r>
+            <w:r>
+              <w:t>Adjon meg egy valós email címet.</w:t>
+            </w:r>
+            <w:r>
+              <w:t>” hibaüzenet jelenik meg.</w:t>
+            </w:r>
+          </w:p>
+        </w:tc>
+      </w:tr>
+      <w:tr>
+        <w:trPr>
+          <w:cnfStyle w:val="000000100000" w:firstRow="0" w:lastRow="0" w:firstColumn="0" w:lastColumn="0" w:oddVBand="0" w:evenVBand="0" w:oddHBand="1" w:evenHBand="0" w:firstRowFirstColumn="0" w:firstRowLastColumn="0" w:lastRowFirstColumn="0" w:lastRowLastColumn="0"/>
+          <w:trHeight w:val="64"/>
+        </w:trPr>
+        <w:tc>
+          <w:tcPr>
+            <w:cnfStyle w:val="001000000000" w:firstRow="0" w:lastRow="0" w:firstColumn="1" w:lastColumn="0" w:oddVBand="0" w:evenVBand="0" w:oddHBand="0" w:evenHBand="0" w:firstRowFirstColumn="0" w:firstRowLastColumn="0" w:lastRowFirstColumn="0" w:lastRowLastColumn="0"/>
+            <w:tcW w:w="4531" w:type="dxa"/>
+            <w:tcBorders>
+              <w:right w:val="single" w:sz="2" w:space="0" w:color="auto"/>
+            </w:tcBorders>
+          </w:tcPr>
+          <w:p>
+            <w:pPr>
+              <w:rPr>
+                <w:b w:val="0"/>
+              </w:rPr>
+            </w:pPr>
+            <w:r>
+              <w:rPr>
+                <w:b w:val="0"/>
+              </w:rPr>
+              <w:t>Nem egyező jelszók megadása.</w:t>
+            </w:r>
+          </w:p>
+        </w:tc>
+        <w:tc>
+          <w:tcPr>
+            <w:tcW w:w="4531" w:type="dxa"/>
+            <w:tcBorders>
+              <w:left w:val="single" w:sz="2" w:space="0" w:color="auto"/>
+            </w:tcBorders>
+          </w:tcPr>
+          <w:p>
+            <w:pPr>
+              <w:cnfStyle w:val="000000100000" w:firstRow="0" w:lastRow="0" w:firstColumn="0" w:lastColumn="0" w:oddVBand="0" w:evenVBand="0" w:oddHBand="1" w:evenHBand="0" w:firstRowFirstColumn="0" w:firstRowLastColumn="0" w:lastRowFirstColumn="0" w:lastRowLastColumn="0"/>
+            </w:pPr>
+            <w:r>
+              <w:t>„</w:t>
+            </w:r>
+            <w:r>
+              <w:t>A két jelszó nem egyezik.</w:t>
+            </w:r>
+            <w:r>
+              <w:t>” hibaüzenet jelenik meg.</w:t>
+            </w:r>
+          </w:p>
+        </w:tc>
+      </w:tr>
+    </w:tbl>
+    <w:p/>
+    <w:p>
+      <w:pPr>
+        <w:pStyle w:val="Cmsor1"/>
+      </w:pPr>
+      <w:bookmarkStart w:id="7" w:name="_Toc194647789"/>
+      <w:r>
+        <w:t>Funkcionális Teszt</w:t>
+      </w:r>
+      <w:bookmarkEnd w:id="7"/>
+    </w:p>
+    <w:p>
+      <w:pPr>
+        <w:pStyle w:val="Cmsor2"/>
+      </w:pPr>
+      <w:bookmarkStart w:id="8" w:name="_Toc194647790"/>
+      <w:proofErr w:type="spellStart"/>
+      <w:r>
+        <w:t>Selenium</w:t>
+      </w:r>
+      <w:proofErr w:type="spellEnd"/>
+      <w:r>
+        <w:t xml:space="preserve"> IDE Frontend tesztek</w:t>
+      </w:r>
+      <w:bookmarkEnd w:id="8"/>
+    </w:p>
+    <w:p>
+      <w:bookmarkStart w:id="9" w:name="_Toc194647791"/>
+      <w:r>
+        <w:rPr>
+          <w:rStyle w:val="Cmsor3Char"/>
         </w:rPr>
         <w:t>Regisztráció teszt</w:t>
       </w:r>
-      <w:bookmarkEnd w:id="3"/>
+      <w:bookmarkEnd w:id="9"/>
       <w:r>
         <w:br/>
       </w:r>
@@ -852,6 +1491,38 @@
       <w:r>
         <w:br/>
         <w:t>Jelszó: Jelszo!1</w:t>
+      </w:r>
+    </w:p>
+    <w:p>
+      <w:pPr>
+        <w:spacing w:after="0"/>
+      </w:pPr>
+    </w:p>
+    <w:p>
+      <w:pPr>
+        <w:spacing w:after="0"/>
+      </w:pPr>
+      <w:r>
+        <w:lastRenderedPageBreak/>
+        <w:t>Elvárt eredmény:</w:t>
+      </w:r>
+      <w:r>
+        <w:br/>
+        <w:t>„Sikeres regisztráció</w:t>
+      </w:r>
+      <w:r>
+        <w:t>.</w:t>
+      </w:r>
+      <w:r>
+        <w:t xml:space="preserve">” felirat felugró </w:t>
+      </w:r>
+      <w:proofErr w:type="spellStart"/>
+      <w:r>
+        <w:t>alertben</w:t>
+      </w:r>
+      <w:proofErr w:type="spellEnd"/>
+      <w:r>
+        <w:t xml:space="preserve">! </w:t>
       </w:r>
       <w:r>
         <w:br/>
@@ -907,14 +1578,14 @@
       <w:pPr>
         <w:spacing w:before="240"/>
       </w:pPr>
-      <w:bookmarkStart w:id="4" w:name="_Toc194524650"/>
+      <w:bookmarkStart w:id="10" w:name="_Toc194647792"/>
       <w:r>
         <w:rPr>
-          <w:rStyle w:val="Cmsor2Char"/>
+          <w:rStyle w:val="Cmsor3Char"/>
         </w:rPr>
         <w:t>Bejelentkezés teszt</w:t>
       </w:r>
-      <w:bookmarkEnd w:id="4"/>
+      <w:bookmarkEnd w:id="10"/>
       <w:r>
         <w:br/>
       </w:r>
@@ -990,16 +1661,18 @@
       </w:r>
     </w:p>
     <w:p>
-      <w:bookmarkStart w:id="5" w:name="_Toc194524651"/>
+      <w:bookmarkStart w:id="11" w:name="_Toc194647793"/>
       <w:r>
         <w:rPr>
-          <w:rStyle w:val="Cmsor2Char"/>
+          <w:rStyle w:val="Cmsor3Char"/>
         </w:rPr>
-        <w:lastRenderedPageBreak/>
         <w:t>Lejátszási lista létrehozás teszt</w:t>
       </w:r>
-      <w:bookmarkEnd w:id="5"/>
-      <w:r>
+      <w:bookmarkEnd w:id="11"/>
+      <w:r>
+        <w:rPr>
+          <w:rStyle w:val="Cmsor3Char"/>
+        </w:rPr>
         <w:br/>
       </w:r>
       <w:r>
@@ -1046,6 +1719,7 @@
         <w:rPr>
           <w:noProof/>
         </w:rPr>
+        <w:lastRenderedPageBreak/>
         <w:drawing>
           <wp:inline distT="0" distB="0" distL="0" distR="0" wp14:anchorId="03D81CEE" wp14:editId="41716EB4">
             <wp:extent cx="5760720" cy="3079750"/>
@@ -1089,14 +1763,14 @@
           <w:noProof/>
         </w:rPr>
       </w:pPr>
-      <w:bookmarkStart w:id="6" w:name="_Toc194524652"/>
+      <w:bookmarkStart w:id="12" w:name="_Toc194647794"/>
       <w:r>
         <w:rPr>
-          <w:rStyle w:val="Cmsor2Char"/>
+          <w:rStyle w:val="Cmsor3Char"/>
         </w:rPr>
         <w:t>Zene kedvencekhez adás teszt</w:t>
       </w:r>
-      <w:bookmarkEnd w:id="6"/>
+      <w:bookmarkEnd w:id="12"/>
       <w:r>
         <w:br/>
       </w:r>
@@ -1161,27 +1835,15 @@
       </w:r>
     </w:p>
     <w:p>
-      <w:bookmarkStart w:id="7" w:name="_Toc194524653"/>
+      <w:bookmarkStart w:id="13" w:name="_Toc194647795"/>
       <w:r>
         <w:rPr>
-          <w:rStyle w:val="Cmsor2Char"/>
+          <w:rStyle w:val="Cmsor3Char"/>
         </w:rPr>
         <w:lastRenderedPageBreak/>
-        <w:t xml:space="preserve">Zene </w:t>
-      </w:r>
-      <w:r>
-        <w:rPr>
-          <w:rStyle w:val="Cmsor2Char"/>
-        </w:rPr>
-        <w:t>keresés</w:t>
-      </w:r>
-      <w:r>
-        <w:rPr>
-          <w:rStyle w:val="Cmsor2Char"/>
-        </w:rPr>
-        <w:t xml:space="preserve"> teszt</w:t>
-      </w:r>
-      <w:bookmarkEnd w:id="7"/>
+        <w:t>Zene keresés teszt</w:t>
+      </w:r>
+      <w:bookmarkEnd w:id="13"/>
       <w:r>
         <w:br/>
       </w:r>
@@ -1199,8 +1861,13 @@
         </w:rPr>
       </w:pPr>
       <w:r>
-        <w:t>Zene cím: firework</w:t>
-      </w:r>
+        <w:t xml:space="preserve">Zene cím: </w:t>
+      </w:r>
+      <w:proofErr w:type="spellStart"/>
+      <w:r>
+        <w:t>firework</w:t>
+      </w:r>
+      <w:proofErr w:type="spellEnd"/>
     </w:p>
     <w:p>
       <w:r>
@@ -1245,32 +1912,14 @@
       </w:r>
     </w:p>
     <w:p>
-      <w:bookmarkStart w:id="8" w:name="_Toc194524654"/>
+      <w:bookmarkStart w:id="14" w:name="_Toc194647796"/>
       <w:r>
         <w:rPr>
-          <w:rStyle w:val="Cmsor2Char"/>
+          <w:rStyle w:val="Cmsor3Char"/>
         </w:rPr>
-        <w:t xml:space="preserve">Zene </w:t>
-      </w:r>
-      <w:r>
-        <w:rPr>
-          <w:rStyle w:val="Cmsor2Char"/>
-        </w:rPr>
-        <w:t>lejátszás,</w:t>
-      </w:r>
-      <w:r>
-        <w:rPr>
-          <w:rStyle w:val="Cmsor2Char"/>
-        </w:rPr>
-        <w:t xml:space="preserve"> </w:t>
-      </w:r>
-      <w:r>
-        <w:rPr>
-          <w:rStyle w:val="Cmsor2Char"/>
-        </w:rPr>
-        <w:t>és funkciók teszt</w:t>
-      </w:r>
-      <w:bookmarkEnd w:id="8"/>
+        <w:t>Zene lejátszás, és funkciók teszt</w:t>
+      </w:r>
+      <w:bookmarkEnd w:id="14"/>
       <w:r>
         <w:br/>
       </w:r>
@@ -1339,21 +1988,15 @@
       </w:r>
     </w:p>
     <w:p>
-      <w:bookmarkStart w:id="9" w:name="_Toc194524655"/>
+      <w:bookmarkStart w:id="15" w:name="_Toc194647797"/>
       <w:r>
         <w:rPr>
-          <w:rStyle w:val="Cmsor2Char"/>
+          <w:rStyle w:val="Cmsor3Char"/>
         </w:rPr>
         <w:lastRenderedPageBreak/>
-        <w:t>Profil törlés</w:t>
-      </w:r>
-      <w:r>
-        <w:rPr>
-          <w:rStyle w:val="Cmsor2Char"/>
-        </w:rPr>
-        <w:t xml:space="preserve"> teszt</w:t>
-      </w:r>
-      <w:bookmarkEnd w:id="9"/>
+        <w:t>Profil törlés teszt</w:t>
+      </w:r>
+      <w:bookmarkEnd w:id="15"/>
       <w:r>
         <w:br/>
       </w:r>
@@ -1434,7 +2077,7 @@
 </file>
 
 <file path=word/endnotes.xml><?xml version="1.0" encoding="utf-8"?>
-<w:endnotes xmlns:wpc="http://schemas.microsoft.com/office/word/2010/wordprocessingCanvas" xmlns:cx="http://schemas.microsoft.com/office/drawing/2014/chartex" xmlns:cx1="http://schemas.microsoft.com/office/drawing/2015/9/8/chartex" xmlns:cx2="http://schemas.microsoft.com/office/drawing/2015/10/21/chartex" xmlns:cx3="http://schemas.microsoft.com/office/drawing/2016/5/9/chartex" xmlns:cx4="http://schemas.microsoft.com/office/drawing/2016/5/10/chartex" xmlns:cx5="http://schemas.microsoft.com/office/drawing/2016/5/11/chartex" xmlns:cx6="http://schemas.microsoft.com/office/drawing/2016/5/12/chartex" xmlns:cx7="http://schemas.microsoft.com/office/drawing/2016/5/13/chartex" xmlns:cx8="http://schemas.microsoft.com/office/drawing/2016/5/14/chartex" xmlns:mc="http://schemas.openxmlformats.org/markup-compatibility/2006" xmlns:aink="http://schemas.microsoft.com/office/drawing/2016/ink" xmlns:am3d="http://schemas.microsoft.com/office/drawing/2017/model3d" xmlns:o="urn:schemas-microsoft-com:office:office" xmlns:oel="http://schemas.microsoft.com/office/2019/extlst" xmlns:r="http://schemas.openxmlformats.org/officeDocument/2006/relationships" xmlns:m="http://schemas.openxmlformats.org/officeDocument/2006/math" xmlns:v="urn:schemas-microsoft-com:vml" xmlns:wp14="http://schemas.microsoft.com/office/word/2010/wordprocessingDrawing" xmlns:wp="http://schemas.openxmlformats.org/drawingml/2006/wordprocessingDrawing" xmlns:w10="urn:schemas-microsoft-com:office:word" xmlns:w="http://schemas.openxmlformats.org/wordprocessingml/2006/main" xmlns:w14="http://schemas.microsoft.com/office/word/2010/wordml" xmlns:w15="http://schemas.microsoft.com/office/word/2012/wordml" xmlns:w16cex="http://schemas.microsoft.com/office/word/2018/wordml/cex" xmlns:w16cid="http://schemas.microsoft.com/office/word/2016/wordml/cid" xmlns:w16="http://schemas.microsoft.com/office/word/2018/wordml" xmlns:w16du="http://schemas.microsoft.com/office/word/2023/wordml/word16du" xmlns:w16sdtdh="http://schemas.microsoft.com/office/word/2020/wordml/sdtdatahash" xmlns:w16sdtfl="http://schemas.microsoft.com/office/word/2024/wordml/sdtformatlock" xmlns:w16se="http://schemas.microsoft.com/office/word/2015/wordml/symex" xmlns:wpg="http://schemas.microsoft.com/office/word/2010/wordprocessingGroup" xmlns:wpi="http://schemas.microsoft.com/office/word/2010/wordprocessingInk" xmlns:wne="http://schemas.microsoft.com/office/word/2006/wordml" xmlns:wps="http://schemas.microsoft.com/office/word/2010/wordprocessingShape" mc:Ignorable="w14 w15 w16se w16cid w16 w16cex w16sdtdh w16sdtfl w16du wp14">
+<w:endnotes xmlns:wpc="http://schemas.microsoft.com/office/word/2010/wordprocessingCanvas" xmlns:cx="http://schemas.microsoft.com/office/drawing/2014/chartex" xmlns:cx1="http://schemas.microsoft.com/office/drawing/2015/9/8/chartex" xmlns:cx2="http://schemas.microsoft.com/office/drawing/2015/10/21/chartex" xmlns:cx3="http://schemas.microsoft.com/office/drawing/2016/5/9/chartex" xmlns:cx4="http://schemas.microsoft.com/office/drawing/2016/5/10/chartex" xmlns:cx5="http://schemas.microsoft.com/office/drawing/2016/5/11/chartex" xmlns:cx6="http://schemas.microsoft.com/office/drawing/2016/5/12/chartex" xmlns:cx7="http://schemas.microsoft.com/office/drawing/2016/5/13/chartex" xmlns:cx8="http://schemas.microsoft.com/office/drawing/2016/5/14/chartex" xmlns:mc="http://schemas.openxmlformats.org/markup-compatibility/2006" xmlns:aink="http://schemas.microsoft.com/office/drawing/2016/ink" xmlns:am3d="http://schemas.microsoft.com/office/drawing/2017/model3d" xmlns:o="urn:schemas-microsoft-com:office:office" xmlns:r="http://schemas.openxmlformats.org/officeDocument/2006/relationships" xmlns:m="http://schemas.openxmlformats.org/officeDocument/2006/math" xmlns:v="urn:schemas-microsoft-com:vml" xmlns:wp14="http://schemas.microsoft.com/office/word/2010/wordprocessingDrawing" xmlns:wp="http://schemas.openxmlformats.org/drawingml/2006/wordprocessingDrawing" xmlns:w10="urn:schemas-microsoft-com:office:word" xmlns:w="http://schemas.openxmlformats.org/wordprocessingml/2006/main" xmlns:w14="http://schemas.microsoft.com/office/word/2010/wordml" xmlns:w15="http://schemas.microsoft.com/office/word/2012/wordml" xmlns:w16cid="http://schemas.microsoft.com/office/word/2016/wordml/cid" xmlns:w16se="http://schemas.microsoft.com/office/word/2015/wordml/symex" xmlns:wpg="http://schemas.microsoft.com/office/word/2010/wordprocessingGroup" xmlns:wpi="http://schemas.microsoft.com/office/word/2010/wordprocessingInk" xmlns:wne="http://schemas.microsoft.com/office/word/2006/wordml" xmlns:wps="http://schemas.microsoft.com/office/word/2010/wordprocessingShape" mc:Ignorable="w14 w15 w16se w16cid wp14">
   <w:endnote w:type="separator" w:id="-1">
     <w:p>
       <w:pPr>
@@ -1459,7 +2102,7 @@
 </file>
 
 <file path=word/footer1.xml><?xml version="1.0" encoding="utf-8"?>
-<w:ftr xmlns:wpc="http://schemas.microsoft.com/office/word/2010/wordprocessingCanvas" xmlns:cx="http://schemas.microsoft.com/office/drawing/2014/chartex" xmlns:cx1="http://schemas.microsoft.com/office/drawing/2015/9/8/chartex" xmlns:cx2="http://schemas.microsoft.com/office/drawing/2015/10/21/chartex" xmlns:cx3="http://schemas.microsoft.com/office/drawing/2016/5/9/chartex" xmlns:cx4="http://schemas.microsoft.com/office/drawing/2016/5/10/chartex" xmlns:cx5="http://schemas.microsoft.com/office/drawing/2016/5/11/chartex" xmlns:cx6="http://schemas.microsoft.com/office/drawing/2016/5/12/chartex" xmlns:cx7="http://schemas.microsoft.com/office/drawing/2016/5/13/chartex" xmlns:cx8="http://schemas.microsoft.com/office/drawing/2016/5/14/chartex" xmlns:mc="http://schemas.openxmlformats.org/markup-compatibility/2006" xmlns:aink="http://schemas.microsoft.com/office/drawing/2016/ink" xmlns:am3d="http://schemas.microsoft.com/office/drawing/2017/model3d" xmlns:o="urn:schemas-microsoft-com:office:office" xmlns:oel="http://schemas.microsoft.com/office/2019/extlst" xmlns:r="http://schemas.openxmlformats.org/officeDocument/2006/relationships" xmlns:m="http://schemas.openxmlformats.org/officeDocument/2006/math" xmlns:v="urn:schemas-microsoft-com:vml" xmlns:wp14="http://schemas.microsoft.com/office/word/2010/wordprocessingDrawing" xmlns:wp="http://schemas.openxmlformats.org/drawingml/2006/wordprocessingDrawing" xmlns:w10="urn:schemas-microsoft-com:office:word" xmlns:w="http://schemas.openxmlformats.org/wordprocessingml/2006/main" xmlns:w14="http://schemas.microsoft.com/office/word/2010/wordml" xmlns:w15="http://schemas.microsoft.com/office/word/2012/wordml" xmlns:w16cex="http://schemas.microsoft.com/office/word/2018/wordml/cex" xmlns:w16cid="http://schemas.microsoft.com/office/word/2016/wordml/cid" xmlns:w16="http://schemas.microsoft.com/office/word/2018/wordml" xmlns:w16du="http://schemas.microsoft.com/office/word/2023/wordml/word16du" xmlns:w16sdtdh="http://schemas.microsoft.com/office/word/2020/wordml/sdtdatahash" xmlns:w16sdtfl="http://schemas.microsoft.com/office/word/2024/wordml/sdtformatlock" xmlns:w16se="http://schemas.microsoft.com/office/word/2015/wordml/symex" xmlns:wpg="http://schemas.microsoft.com/office/word/2010/wordprocessingGroup" xmlns:wpi="http://schemas.microsoft.com/office/word/2010/wordprocessingInk" xmlns:wne="http://schemas.microsoft.com/office/word/2006/wordml" xmlns:wps="http://schemas.microsoft.com/office/word/2010/wordprocessingShape" mc:Ignorable="w14 w15 w16se w16cid w16 w16cex w16sdtdh w16sdtfl w16du wp14">
+<w:ftr xmlns:wpc="http://schemas.microsoft.com/office/word/2010/wordprocessingCanvas" xmlns:cx="http://schemas.microsoft.com/office/drawing/2014/chartex" xmlns:cx1="http://schemas.microsoft.com/office/drawing/2015/9/8/chartex" xmlns:cx2="http://schemas.microsoft.com/office/drawing/2015/10/21/chartex" xmlns:cx3="http://schemas.microsoft.com/office/drawing/2016/5/9/chartex" xmlns:cx4="http://schemas.microsoft.com/office/drawing/2016/5/10/chartex" xmlns:cx5="http://schemas.microsoft.com/office/drawing/2016/5/11/chartex" xmlns:cx6="http://schemas.microsoft.com/office/drawing/2016/5/12/chartex" xmlns:cx7="http://schemas.microsoft.com/office/drawing/2016/5/13/chartex" xmlns:cx8="http://schemas.microsoft.com/office/drawing/2016/5/14/chartex" xmlns:mc="http://schemas.openxmlformats.org/markup-compatibility/2006" xmlns:aink="http://schemas.microsoft.com/office/drawing/2016/ink" xmlns:am3d="http://schemas.microsoft.com/office/drawing/2017/model3d" xmlns:o="urn:schemas-microsoft-com:office:office" xmlns:r="http://schemas.openxmlformats.org/officeDocument/2006/relationships" xmlns:m="http://schemas.openxmlformats.org/officeDocument/2006/math" xmlns:v="urn:schemas-microsoft-com:vml" xmlns:wp14="http://schemas.microsoft.com/office/word/2010/wordprocessingDrawing" xmlns:wp="http://schemas.openxmlformats.org/drawingml/2006/wordprocessingDrawing" xmlns:w10="urn:schemas-microsoft-com:office:word" xmlns:w="http://schemas.openxmlformats.org/wordprocessingml/2006/main" xmlns:w14="http://schemas.microsoft.com/office/word/2010/wordml" xmlns:w15="http://schemas.microsoft.com/office/word/2012/wordml" xmlns:w16cid="http://schemas.microsoft.com/office/word/2016/wordml/cid" xmlns:w16se="http://schemas.microsoft.com/office/word/2015/wordml/symex" xmlns:wpg="http://schemas.microsoft.com/office/word/2010/wordprocessingGroup" xmlns:wpi="http://schemas.microsoft.com/office/word/2010/wordprocessingInk" xmlns:wne="http://schemas.microsoft.com/office/word/2006/wordml" xmlns:wps="http://schemas.microsoft.com/office/word/2010/wordprocessingShape" mc:Ignorable="w14 w15 w16se w16cid wp14">
   <w:p>
     <w:pPr>
       <w:pStyle w:val="llb"/>
@@ -1470,7 +2113,7 @@
 </file>
 
 <file path=word/footer2.xml><?xml version="1.0" encoding="utf-8"?>
-<w:ftr xmlns:wpc="http://schemas.microsoft.com/office/word/2010/wordprocessingCanvas" xmlns:cx="http://schemas.microsoft.com/office/drawing/2014/chartex" xmlns:cx1="http://schemas.microsoft.com/office/drawing/2015/9/8/chartex" xmlns:cx2="http://schemas.microsoft.com/office/drawing/2015/10/21/chartex" xmlns:cx3="http://schemas.microsoft.com/office/drawing/2016/5/9/chartex" xmlns:cx4="http://schemas.microsoft.com/office/drawing/2016/5/10/chartex" xmlns:cx5="http://schemas.microsoft.com/office/drawing/2016/5/11/chartex" xmlns:cx6="http://schemas.microsoft.com/office/drawing/2016/5/12/chartex" xmlns:cx7="http://schemas.microsoft.com/office/drawing/2016/5/13/chartex" xmlns:cx8="http://schemas.microsoft.com/office/drawing/2016/5/14/chartex" xmlns:mc="http://schemas.openxmlformats.org/markup-compatibility/2006" xmlns:aink="http://schemas.microsoft.com/office/drawing/2016/ink" xmlns:am3d="http://schemas.microsoft.com/office/drawing/2017/model3d" xmlns:o="urn:schemas-microsoft-com:office:office" xmlns:oel="http://schemas.microsoft.com/office/2019/extlst" xmlns:r="http://schemas.openxmlformats.org/officeDocument/2006/relationships" xmlns:m="http://schemas.openxmlformats.org/officeDocument/2006/math" xmlns:v="urn:schemas-microsoft-com:vml" xmlns:wp14="http://schemas.microsoft.com/office/word/2010/wordprocessingDrawing" xmlns:wp="http://schemas.openxmlformats.org/drawingml/2006/wordprocessingDrawing" xmlns:w10="urn:schemas-microsoft-com:office:word" xmlns:w="http://schemas.openxmlformats.org/wordprocessingml/2006/main" xmlns:w14="http://schemas.microsoft.com/office/word/2010/wordml" xmlns:w15="http://schemas.microsoft.com/office/word/2012/wordml" xmlns:w16cex="http://schemas.microsoft.com/office/word/2018/wordml/cex" xmlns:w16cid="http://schemas.microsoft.com/office/word/2016/wordml/cid" xmlns:w16="http://schemas.microsoft.com/office/word/2018/wordml" xmlns:w16du="http://schemas.microsoft.com/office/word/2023/wordml/word16du" xmlns:w16sdtdh="http://schemas.microsoft.com/office/word/2020/wordml/sdtdatahash" xmlns:w16sdtfl="http://schemas.microsoft.com/office/word/2024/wordml/sdtformatlock" xmlns:w16se="http://schemas.microsoft.com/office/word/2015/wordml/symex" xmlns:wpg="http://schemas.microsoft.com/office/word/2010/wordprocessingGroup" xmlns:wpi="http://schemas.microsoft.com/office/word/2010/wordprocessingInk" xmlns:wne="http://schemas.microsoft.com/office/word/2006/wordml" xmlns:wps="http://schemas.microsoft.com/office/word/2010/wordprocessingShape" mc:Ignorable="w14 w15 w16se w16cid w16 w16cex w16sdtdh w16sdtfl w16du wp14">
+<w:ftr xmlns:wpc="http://schemas.microsoft.com/office/word/2010/wordprocessingCanvas" xmlns:cx="http://schemas.microsoft.com/office/drawing/2014/chartex" xmlns:cx1="http://schemas.microsoft.com/office/drawing/2015/9/8/chartex" xmlns:cx2="http://schemas.microsoft.com/office/drawing/2015/10/21/chartex" xmlns:cx3="http://schemas.microsoft.com/office/drawing/2016/5/9/chartex" xmlns:cx4="http://schemas.microsoft.com/office/drawing/2016/5/10/chartex" xmlns:cx5="http://schemas.microsoft.com/office/drawing/2016/5/11/chartex" xmlns:cx6="http://schemas.microsoft.com/office/drawing/2016/5/12/chartex" xmlns:cx7="http://schemas.microsoft.com/office/drawing/2016/5/13/chartex" xmlns:cx8="http://schemas.microsoft.com/office/drawing/2016/5/14/chartex" xmlns:mc="http://schemas.openxmlformats.org/markup-compatibility/2006" xmlns:aink="http://schemas.microsoft.com/office/drawing/2016/ink" xmlns:am3d="http://schemas.microsoft.com/office/drawing/2017/model3d" xmlns:o="urn:schemas-microsoft-com:office:office" xmlns:r="http://schemas.openxmlformats.org/officeDocument/2006/relationships" xmlns:m="http://schemas.openxmlformats.org/officeDocument/2006/math" xmlns:v="urn:schemas-microsoft-com:vml" xmlns:wp14="http://schemas.microsoft.com/office/word/2010/wordprocessingDrawing" xmlns:wp="http://schemas.openxmlformats.org/drawingml/2006/wordprocessingDrawing" xmlns:w10="urn:schemas-microsoft-com:office:word" xmlns:w="http://schemas.openxmlformats.org/wordprocessingml/2006/main" xmlns:w14="http://schemas.microsoft.com/office/word/2010/wordml" xmlns:w15="http://schemas.microsoft.com/office/word/2012/wordml" xmlns:w16cid="http://schemas.microsoft.com/office/word/2016/wordml/cid" xmlns:w16se="http://schemas.microsoft.com/office/word/2015/wordml/symex" xmlns:wpg="http://schemas.microsoft.com/office/word/2010/wordprocessingGroup" xmlns:wpi="http://schemas.microsoft.com/office/word/2010/wordprocessingInk" xmlns:wne="http://schemas.microsoft.com/office/word/2006/wordml" xmlns:wps="http://schemas.microsoft.com/office/word/2010/wordprocessingShape" mc:Ignorable="w14 w15 w16se w16cid wp14">
   <w:p>
     <w:pPr>
       <w:pStyle w:val="llb"/>
@@ -1486,7 +2129,7 @@
 </file>
 
 <file path=word/footer3.xml><?xml version="1.0" encoding="utf-8"?>
-<w:ftr xmlns:wpc="http://schemas.microsoft.com/office/word/2010/wordprocessingCanvas" xmlns:cx="http://schemas.microsoft.com/office/drawing/2014/chartex" xmlns:cx1="http://schemas.microsoft.com/office/drawing/2015/9/8/chartex" xmlns:cx2="http://schemas.microsoft.com/office/drawing/2015/10/21/chartex" xmlns:cx3="http://schemas.microsoft.com/office/drawing/2016/5/9/chartex" xmlns:cx4="http://schemas.microsoft.com/office/drawing/2016/5/10/chartex" xmlns:cx5="http://schemas.microsoft.com/office/drawing/2016/5/11/chartex" xmlns:cx6="http://schemas.microsoft.com/office/drawing/2016/5/12/chartex" xmlns:cx7="http://schemas.microsoft.com/office/drawing/2016/5/13/chartex" xmlns:cx8="http://schemas.microsoft.com/office/drawing/2016/5/14/chartex" xmlns:mc="http://schemas.openxmlformats.org/markup-compatibility/2006" xmlns:aink="http://schemas.microsoft.com/office/drawing/2016/ink" xmlns:am3d="http://schemas.microsoft.com/office/drawing/2017/model3d" xmlns:o="urn:schemas-microsoft-com:office:office" xmlns:oel="http://schemas.microsoft.com/office/2019/extlst" xmlns:r="http://schemas.openxmlformats.org/officeDocument/2006/relationships" xmlns:m="http://schemas.openxmlformats.org/officeDocument/2006/math" xmlns:v="urn:schemas-microsoft-com:vml" xmlns:wp14="http://schemas.microsoft.com/office/word/2010/wordprocessingDrawing" xmlns:wp="http://schemas.openxmlformats.org/drawingml/2006/wordprocessingDrawing" xmlns:w10="urn:schemas-microsoft-com:office:word" xmlns:w="http://schemas.openxmlformats.org/wordprocessingml/2006/main" xmlns:w14="http://schemas.microsoft.com/office/word/2010/wordml" xmlns:w15="http://schemas.microsoft.com/office/word/2012/wordml" xmlns:w16cex="http://schemas.microsoft.com/office/word/2018/wordml/cex" xmlns:w16cid="http://schemas.microsoft.com/office/word/2016/wordml/cid" xmlns:w16="http://schemas.microsoft.com/office/word/2018/wordml" xmlns:w16du="http://schemas.microsoft.com/office/word/2023/wordml/word16du" xmlns:w16sdtdh="http://schemas.microsoft.com/office/word/2020/wordml/sdtdatahash" xmlns:w16sdtfl="http://schemas.microsoft.com/office/word/2024/wordml/sdtformatlock" xmlns:w16se="http://schemas.microsoft.com/office/word/2015/wordml/symex" xmlns:wpg="http://schemas.microsoft.com/office/word/2010/wordprocessingGroup" xmlns:wpi="http://schemas.microsoft.com/office/word/2010/wordprocessingInk" xmlns:wne="http://schemas.microsoft.com/office/word/2006/wordml" xmlns:wps="http://schemas.microsoft.com/office/word/2010/wordprocessingShape" mc:Ignorable="w14 w15 w16se w16cid w16 w16cex w16sdtdh w16sdtfl w16du wp14">
+<w:ftr xmlns:wpc="http://schemas.microsoft.com/office/word/2010/wordprocessingCanvas" xmlns:cx="http://schemas.microsoft.com/office/drawing/2014/chartex" xmlns:cx1="http://schemas.microsoft.com/office/drawing/2015/9/8/chartex" xmlns:cx2="http://schemas.microsoft.com/office/drawing/2015/10/21/chartex" xmlns:cx3="http://schemas.microsoft.com/office/drawing/2016/5/9/chartex" xmlns:cx4="http://schemas.microsoft.com/office/drawing/2016/5/10/chartex" xmlns:cx5="http://schemas.microsoft.com/office/drawing/2016/5/11/chartex" xmlns:cx6="http://schemas.microsoft.com/office/drawing/2016/5/12/chartex" xmlns:cx7="http://schemas.microsoft.com/office/drawing/2016/5/13/chartex" xmlns:cx8="http://schemas.microsoft.com/office/drawing/2016/5/14/chartex" xmlns:mc="http://schemas.openxmlformats.org/markup-compatibility/2006" xmlns:aink="http://schemas.microsoft.com/office/drawing/2016/ink" xmlns:am3d="http://schemas.microsoft.com/office/drawing/2017/model3d" xmlns:o="urn:schemas-microsoft-com:office:office" xmlns:r="http://schemas.openxmlformats.org/officeDocument/2006/relationships" xmlns:m="http://schemas.openxmlformats.org/officeDocument/2006/math" xmlns:v="urn:schemas-microsoft-com:vml" xmlns:wp14="http://schemas.microsoft.com/office/word/2010/wordprocessingDrawing" xmlns:wp="http://schemas.openxmlformats.org/drawingml/2006/wordprocessingDrawing" xmlns:w10="urn:schemas-microsoft-com:office:word" xmlns:w="http://schemas.openxmlformats.org/wordprocessingml/2006/main" xmlns:w14="http://schemas.microsoft.com/office/word/2010/wordml" xmlns:w15="http://schemas.microsoft.com/office/word/2012/wordml" xmlns:w16cid="http://schemas.microsoft.com/office/word/2016/wordml/cid" xmlns:w16se="http://schemas.microsoft.com/office/word/2015/wordml/symex" xmlns:wpg="http://schemas.microsoft.com/office/word/2010/wordprocessingGroup" xmlns:wpi="http://schemas.microsoft.com/office/word/2010/wordprocessingInk" xmlns:wne="http://schemas.microsoft.com/office/word/2006/wordml" xmlns:wps="http://schemas.microsoft.com/office/word/2010/wordprocessingShape" mc:Ignorable="w14 w15 w16se w16cid wp14">
   <w:sdt>
     <w:sdtPr>
       <w:id w:val="2099594421"/>
@@ -1495,6 +2138,7 @@
         <w:docPartUnique/>
       </w:docPartObj>
     </w:sdtPr>
+    <w:sdtEndPr/>
     <w:sdtContent>
       <w:p>
         <w:pPr>
@@ -1528,7 +2172,7 @@
 </file>
 
 <file path=word/footer4.xml><?xml version="1.0" encoding="utf-8"?>
-<w:ftr xmlns:wpc="http://schemas.microsoft.com/office/word/2010/wordprocessingCanvas" xmlns:cx="http://schemas.microsoft.com/office/drawing/2014/chartex" xmlns:cx1="http://schemas.microsoft.com/office/drawing/2015/9/8/chartex" xmlns:cx2="http://schemas.microsoft.com/office/drawing/2015/10/21/chartex" xmlns:cx3="http://schemas.microsoft.com/office/drawing/2016/5/9/chartex" xmlns:cx4="http://schemas.microsoft.com/office/drawing/2016/5/10/chartex" xmlns:cx5="http://schemas.microsoft.com/office/drawing/2016/5/11/chartex" xmlns:cx6="http://schemas.microsoft.com/office/drawing/2016/5/12/chartex" xmlns:cx7="http://schemas.microsoft.com/office/drawing/2016/5/13/chartex" xmlns:cx8="http://schemas.microsoft.com/office/drawing/2016/5/14/chartex" xmlns:mc="http://schemas.openxmlformats.org/markup-compatibility/2006" xmlns:aink="http://schemas.microsoft.com/office/drawing/2016/ink" xmlns:am3d="http://schemas.microsoft.com/office/drawing/2017/model3d" xmlns:o="urn:schemas-microsoft-com:office:office" xmlns:oel="http://schemas.microsoft.com/office/2019/extlst" xmlns:r="http://schemas.openxmlformats.org/officeDocument/2006/relationships" xmlns:m="http://schemas.openxmlformats.org/officeDocument/2006/math" xmlns:v="urn:schemas-microsoft-com:vml" xmlns:wp14="http://schemas.microsoft.com/office/word/2010/wordprocessingDrawing" xmlns:wp="http://schemas.openxmlformats.org/drawingml/2006/wordprocessingDrawing" xmlns:w10="urn:schemas-microsoft-com:office:word" xmlns:w="http://schemas.openxmlformats.org/wordprocessingml/2006/main" xmlns:w14="http://schemas.microsoft.com/office/word/2010/wordml" xmlns:w15="http://schemas.microsoft.com/office/word/2012/wordml" xmlns:w16cex="http://schemas.microsoft.com/office/word/2018/wordml/cex" xmlns:w16cid="http://schemas.microsoft.com/office/word/2016/wordml/cid" xmlns:w16="http://schemas.microsoft.com/office/word/2018/wordml" xmlns:w16du="http://schemas.microsoft.com/office/word/2023/wordml/word16du" xmlns:w16sdtdh="http://schemas.microsoft.com/office/word/2020/wordml/sdtdatahash" xmlns:w16sdtfl="http://schemas.microsoft.com/office/word/2024/wordml/sdtformatlock" xmlns:w16se="http://schemas.microsoft.com/office/word/2015/wordml/symex" xmlns:wpg="http://schemas.microsoft.com/office/word/2010/wordprocessingGroup" xmlns:wpi="http://schemas.microsoft.com/office/word/2010/wordprocessingInk" xmlns:wne="http://schemas.microsoft.com/office/word/2006/wordml" xmlns:wps="http://schemas.microsoft.com/office/word/2010/wordprocessingShape" mc:Ignorable="w14 w15 w16se w16cid w16 w16cex w16sdtdh w16sdtfl w16du wp14">
+<w:ftr xmlns:wpc="http://schemas.microsoft.com/office/word/2010/wordprocessingCanvas" xmlns:cx="http://schemas.microsoft.com/office/drawing/2014/chartex" xmlns:cx1="http://schemas.microsoft.com/office/drawing/2015/9/8/chartex" xmlns:cx2="http://schemas.microsoft.com/office/drawing/2015/10/21/chartex" xmlns:cx3="http://schemas.microsoft.com/office/drawing/2016/5/9/chartex" xmlns:cx4="http://schemas.microsoft.com/office/drawing/2016/5/10/chartex" xmlns:cx5="http://schemas.microsoft.com/office/drawing/2016/5/11/chartex" xmlns:cx6="http://schemas.microsoft.com/office/drawing/2016/5/12/chartex" xmlns:cx7="http://schemas.microsoft.com/office/drawing/2016/5/13/chartex" xmlns:cx8="http://schemas.microsoft.com/office/drawing/2016/5/14/chartex" xmlns:mc="http://schemas.openxmlformats.org/markup-compatibility/2006" xmlns:aink="http://schemas.microsoft.com/office/drawing/2016/ink" xmlns:am3d="http://schemas.microsoft.com/office/drawing/2017/model3d" xmlns:o="urn:schemas-microsoft-com:office:office" xmlns:r="http://schemas.openxmlformats.org/officeDocument/2006/relationships" xmlns:m="http://schemas.openxmlformats.org/officeDocument/2006/math" xmlns:v="urn:schemas-microsoft-com:vml" xmlns:wp14="http://schemas.microsoft.com/office/word/2010/wordprocessingDrawing" xmlns:wp="http://schemas.openxmlformats.org/drawingml/2006/wordprocessingDrawing" xmlns:w10="urn:schemas-microsoft-com:office:word" xmlns:w="http://schemas.openxmlformats.org/wordprocessingml/2006/main" xmlns:w14="http://schemas.microsoft.com/office/word/2010/wordml" xmlns:w15="http://schemas.microsoft.com/office/word/2012/wordml" xmlns:w16cid="http://schemas.microsoft.com/office/word/2016/wordml/cid" xmlns:w16se="http://schemas.microsoft.com/office/word/2015/wordml/symex" xmlns:wpg="http://schemas.microsoft.com/office/word/2010/wordprocessingGroup" xmlns:wpi="http://schemas.microsoft.com/office/word/2010/wordprocessingInk" xmlns:wne="http://schemas.microsoft.com/office/word/2006/wordml" xmlns:wps="http://schemas.microsoft.com/office/word/2010/wordprocessingShape" mc:Ignorable="w14 w15 w16se w16cid wp14">
   <w:p>
     <w:pPr>
       <w:pStyle w:val="llb"/>
@@ -1541,7 +2185,7 @@
 </file>
 
 <file path=word/footnotes.xml><?xml version="1.0" encoding="utf-8"?>
-<w:footnotes xmlns:wpc="http://schemas.microsoft.com/office/word/2010/wordprocessingCanvas" xmlns:cx="http://schemas.microsoft.com/office/drawing/2014/chartex" xmlns:cx1="http://schemas.microsoft.com/office/drawing/2015/9/8/chartex" xmlns:cx2="http://schemas.microsoft.com/office/drawing/2015/10/21/chartex" xmlns:cx3="http://schemas.microsoft.com/office/drawing/2016/5/9/chartex" xmlns:cx4="http://schemas.microsoft.com/office/drawing/2016/5/10/chartex" xmlns:cx5="http://schemas.microsoft.com/office/drawing/2016/5/11/chartex" xmlns:cx6="http://schemas.microsoft.com/office/drawing/2016/5/12/chartex" xmlns:cx7="http://schemas.microsoft.com/office/drawing/2016/5/13/chartex" xmlns:cx8="http://schemas.microsoft.com/office/drawing/2016/5/14/chartex" xmlns:mc="http://schemas.openxmlformats.org/markup-compatibility/2006" xmlns:aink="http://schemas.microsoft.com/office/drawing/2016/ink" xmlns:am3d="http://schemas.microsoft.com/office/drawing/2017/model3d" xmlns:o="urn:schemas-microsoft-com:office:office" xmlns:oel="http://schemas.microsoft.com/office/2019/extlst" xmlns:r="http://schemas.openxmlformats.org/officeDocument/2006/relationships" xmlns:m="http://schemas.openxmlformats.org/officeDocument/2006/math" xmlns:v="urn:schemas-microsoft-com:vml" xmlns:wp14="http://schemas.microsoft.com/office/word/2010/wordprocessingDrawing" xmlns:wp="http://schemas.openxmlformats.org/drawingml/2006/wordprocessingDrawing" xmlns:w10="urn:schemas-microsoft-com:office:word" xmlns:w="http://schemas.openxmlformats.org/wordprocessingml/2006/main" xmlns:w14="http://schemas.microsoft.com/office/word/2010/wordml" xmlns:w15="http://schemas.microsoft.com/office/word/2012/wordml" xmlns:w16cex="http://schemas.microsoft.com/office/word/2018/wordml/cex" xmlns:w16cid="http://schemas.microsoft.com/office/word/2016/wordml/cid" xmlns:w16="http://schemas.microsoft.com/office/word/2018/wordml" xmlns:w16du="http://schemas.microsoft.com/office/word/2023/wordml/word16du" xmlns:w16sdtdh="http://schemas.microsoft.com/office/word/2020/wordml/sdtdatahash" xmlns:w16sdtfl="http://schemas.microsoft.com/office/word/2024/wordml/sdtformatlock" xmlns:w16se="http://schemas.microsoft.com/office/word/2015/wordml/symex" xmlns:wpg="http://schemas.microsoft.com/office/word/2010/wordprocessingGroup" xmlns:wpi="http://schemas.microsoft.com/office/word/2010/wordprocessingInk" xmlns:wne="http://schemas.microsoft.com/office/word/2006/wordml" xmlns:wps="http://schemas.microsoft.com/office/word/2010/wordprocessingShape" mc:Ignorable="w14 w15 w16se w16cid w16 w16cex w16sdtdh w16sdtfl w16du wp14">
+<w:footnotes xmlns:wpc="http://schemas.microsoft.com/office/word/2010/wordprocessingCanvas" xmlns:cx="http://schemas.microsoft.com/office/drawing/2014/chartex" xmlns:cx1="http://schemas.microsoft.com/office/drawing/2015/9/8/chartex" xmlns:cx2="http://schemas.microsoft.com/office/drawing/2015/10/21/chartex" xmlns:cx3="http://schemas.microsoft.com/office/drawing/2016/5/9/chartex" xmlns:cx4="http://schemas.microsoft.com/office/drawing/2016/5/10/chartex" xmlns:cx5="http://schemas.microsoft.com/office/drawing/2016/5/11/chartex" xmlns:cx6="http://schemas.microsoft.com/office/drawing/2016/5/12/chartex" xmlns:cx7="http://schemas.microsoft.com/office/drawing/2016/5/13/chartex" xmlns:cx8="http://schemas.microsoft.com/office/drawing/2016/5/14/chartex" xmlns:mc="http://schemas.openxmlformats.org/markup-compatibility/2006" xmlns:aink="http://schemas.microsoft.com/office/drawing/2016/ink" xmlns:am3d="http://schemas.microsoft.com/office/drawing/2017/model3d" xmlns:o="urn:schemas-microsoft-com:office:office" xmlns:r="http://schemas.openxmlformats.org/officeDocument/2006/relationships" xmlns:m="http://schemas.openxmlformats.org/officeDocument/2006/math" xmlns:v="urn:schemas-microsoft-com:vml" xmlns:wp14="http://schemas.microsoft.com/office/word/2010/wordprocessingDrawing" xmlns:wp="http://schemas.openxmlformats.org/drawingml/2006/wordprocessingDrawing" xmlns:w10="urn:schemas-microsoft-com:office:word" xmlns:w="http://schemas.openxmlformats.org/wordprocessingml/2006/main" xmlns:w14="http://schemas.microsoft.com/office/word/2010/wordml" xmlns:w15="http://schemas.microsoft.com/office/word/2012/wordml" xmlns:w16cid="http://schemas.microsoft.com/office/word/2016/wordml/cid" xmlns:w16se="http://schemas.microsoft.com/office/word/2015/wordml/symex" xmlns:wpg="http://schemas.microsoft.com/office/word/2010/wordprocessingGroup" xmlns:wpi="http://schemas.microsoft.com/office/word/2010/wordprocessingInk" xmlns:wne="http://schemas.microsoft.com/office/word/2006/wordml" xmlns:wps="http://schemas.microsoft.com/office/word/2010/wordprocessingShape" mc:Ignorable="w14 w15 w16se w16cid wp14">
   <w:footnote w:type="separator" w:id="-1">
     <w:p>
       <w:pPr>
@@ -1566,7 +2210,7 @@
 </file>
 
 <file path=word/header1.xml><?xml version="1.0" encoding="utf-8"?>
-<w:hdr xmlns:wpc="http://schemas.microsoft.com/office/word/2010/wordprocessingCanvas" xmlns:cx="http://schemas.microsoft.com/office/drawing/2014/chartex" xmlns:cx1="http://schemas.microsoft.com/office/drawing/2015/9/8/chartex" xmlns:cx2="http://schemas.microsoft.com/office/drawing/2015/10/21/chartex" xmlns:cx3="http://schemas.microsoft.com/office/drawing/2016/5/9/chartex" xmlns:cx4="http://schemas.microsoft.com/office/drawing/2016/5/10/chartex" xmlns:cx5="http://schemas.microsoft.com/office/drawing/2016/5/11/chartex" xmlns:cx6="http://schemas.microsoft.com/office/drawing/2016/5/12/chartex" xmlns:cx7="http://schemas.microsoft.com/office/drawing/2016/5/13/chartex" xmlns:cx8="http://schemas.microsoft.com/office/drawing/2016/5/14/chartex" xmlns:mc="http://schemas.openxmlformats.org/markup-compatibility/2006" xmlns:aink="http://schemas.microsoft.com/office/drawing/2016/ink" xmlns:am3d="http://schemas.microsoft.com/office/drawing/2017/model3d" xmlns:o="urn:schemas-microsoft-com:office:office" xmlns:oel="http://schemas.microsoft.com/office/2019/extlst" xmlns:r="http://schemas.openxmlformats.org/officeDocument/2006/relationships" xmlns:m="http://schemas.openxmlformats.org/officeDocument/2006/math" xmlns:v="urn:schemas-microsoft-com:vml" xmlns:wp14="http://schemas.microsoft.com/office/word/2010/wordprocessingDrawing" xmlns:wp="http://schemas.openxmlformats.org/drawingml/2006/wordprocessingDrawing" xmlns:w10="urn:schemas-microsoft-com:office:word" xmlns:w="http://schemas.openxmlformats.org/wordprocessingml/2006/main" xmlns:w14="http://schemas.microsoft.com/office/word/2010/wordml" xmlns:w15="http://schemas.microsoft.com/office/word/2012/wordml" xmlns:w16cex="http://schemas.microsoft.com/office/word/2018/wordml/cex" xmlns:w16cid="http://schemas.microsoft.com/office/word/2016/wordml/cid" xmlns:w16="http://schemas.microsoft.com/office/word/2018/wordml" xmlns:w16du="http://schemas.microsoft.com/office/word/2023/wordml/word16du" xmlns:w16sdtdh="http://schemas.microsoft.com/office/word/2020/wordml/sdtdatahash" xmlns:w16sdtfl="http://schemas.microsoft.com/office/word/2024/wordml/sdtformatlock" xmlns:w16se="http://schemas.microsoft.com/office/word/2015/wordml/symex" xmlns:wpg="http://schemas.microsoft.com/office/word/2010/wordprocessingGroup" xmlns:wpi="http://schemas.microsoft.com/office/word/2010/wordprocessingInk" xmlns:wne="http://schemas.microsoft.com/office/word/2006/wordml" xmlns:wps="http://schemas.microsoft.com/office/word/2010/wordprocessingShape" mc:Ignorable="w14 w15 w16se w16cid w16 w16cex w16sdtdh w16sdtfl w16du wp14">
+<w:hdr xmlns:wpc="http://schemas.microsoft.com/office/word/2010/wordprocessingCanvas" xmlns:cx="http://schemas.microsoft.com/office/drawing/2014/chartex" xmlns:cx1="http://schemas.microsoft.com/office/drawing/2015/9/8/chartex" xmlns:cx2="http://schemas.microsoft.com/office/drawing/2015/10/21/chartex" xmlns:cx3="http://schemas.microsoft.com/office/drawing/2016/5/9/chartex" xmlns:cx4="http://schemas.microsoft.com/office/drawing/2016/5/10/chartex" xmlns:cx5="http://schemas.microsoft.com/office/drawing/2016/5/11/chartex" xmlns:cx6="http://schemas.microsoft.com/office/drawing/2016/5/12/chartex" xmlns:cx7="http://schemas.microsoft.com/office/drawing/2016/5/13/chartex" xmlns:cx8="http://schemas.microsoft.com/office/drawing/2016/5/14/chartex" xmlns:mc="http://schemas.openxmlformats.org/markup-compatibility/2006" xmlns:aink="http://schemas.microsoft.com/office/drawing/2016/ink" xmlns:am3d="http://schemas.microsoft.com/office/drawing/2017/model3d" xmlns:o="urn:schemas-microsoft-com:office:office" xmlns:r="http://schemas.openxmlformats.org/officeDocument/2006/relationships" xmlns:m="http://schemas.openxmlformats.org/officeDocument/2006/math" xmlns:v="urn:schemas-microsoft-com:vml" xmlns:wp14="http://schemas.microsoft.com/office/word/2010/wordprocessingDrawing" xmlns:wp="http://schemas.openxmlformats.org/drawingml/2006/wordprocessingDrawing" xmlns:w10="urn:schemas-microsoft-com:office:word" xmlns:w="http://schemas.openxmlformats.org/wordprocessingml/2006/main" xmlns:w14="http://schemas.microsoft.com/office/word/2010/wordml" xmlns:w15="http://schemas.microsoft.com/office/word/2012/wordml" xmlns:w16cid="http://schemas.microsoft.com/office/word/2016/wordml/cid" xmlns:w16se="http://schemas.microsoft.com/office/word/2015/wordml/symex" xmlns:wpg="http://schemas.microsoft.com/office/word/2010/wordprocessingGroup" xmlns:wpi="http://schemas.microsoft.com/office/word/2010/wordprocessingInk" xmlns:wne="http://schemas.microsoft.com/office/word/2006/wordml" xmlns:wps="http://schemas.microsoft.com/office/word/2010/wordprocessingShape" mc:Ignorable="w14 w15 w16se w16cid wp14">
   <w:p>
     <w:pPr>
       <w:pStyle w:val="lfej"/>
@@ -1576,11 +2220,11 @@
 </file>
 
 <file path=word/numbering.xml><?xml version="1.0" encoding="utf-8"?>
-<w:numbering xmlns:wpc="http://schemas.microsoft.com/office/word/2010/wordprocessingCanvas" xmlns:cx="http://schemas.microsoft.com/office/drawing/2014/chartex" xmlns:cx1="http://schemas.microsoft.com/office/drawing/2015/9/8/chartex" xmlns:cx2="http://schemas.microsoft.com/office/drawing/2015/10/21/chartex" xmlns:cx3="http://schemas.microsoft.com/office/drawing/2016/5/9/chartex" xmlns:cx4="http://schemas.microsoft.com/office/drawing/2016/5/10/chartex" xmlns:cx5="http://schemas.microsoft.com/office/drawing/2016/5/11/chartex" xmlns:cx6="http://schemas.microsoft.com/office/drawing/2016/5/12/chartex" xmlns:cx7="http://schemas.microsoft.com/office/drawing/2016/5/13/chartex" xmlns:cx8="http://schemas.microsoft.com/office/drawing/2016/5/14/chartex" xmlns:mc="http://schemas.openxmlformats.org/markup-compatibility/2006" xmlns:aink="http://schemas.microsoft.com/office/drawing/2016/ink" xmlns:am3d="http://schemas.microsoft.com/office/drawing/2017/model3d" xmlns:o="urn:schemas-microsoft-com:office:office" xmlns:oel="http://schemas.microsoft.com/office/2019/extlst" xmlns:r="http://schemas.openxmlformats.org/officeDocument/2006/relationships" xmlns:m="http://schemas.openxmlformats.org/officeDocument/2006/math" xmlns:v="urn:schemas-microsoft-com:vml" xmlns:wp14="http://schemas.microsoft.com/office/word/2010/wordprocessingDrawing" xmlns:wp="http://schemas.openxmlformats.org/drawingml/2006/wordprocessingDrawing" xmlns:w10="urn:schemas-microsoft-com:office:word" xmlns:w="http://schemas.openxmlformats.org/wordprocessingml/2006/main" xmlns:w14="http://schemas.microsoft.com/office/word/2010/wordml" xmlns:w15="http://schemas.microsoft.com/office/word/2012/wordml" xmlns:w16cex="http://schemas.microsoft.com/office/word/2018/wordml/cex" xmlns:w16cid="http://schemas.microsoft.com/office/word/2016/wordml/cid" xmlns:w16="http://schemas.microsoft.com/office/word/2018/wordml" xmlns:w16du="http://schemas.microsoft.com/office/word/2023/wordml/word16du" xmlns:w16sdtdh="http://schemas.microsoft.com/office/word/2020/wordml/sdtdatahash" xmlns:w16sdtfl="http://schemas.microsoft.com/office/word/2024/wordml/sdtformatlock" xmlns:w16se="http://schemas.microsoft.com/office/word/2015/wordml/symex" xmlns:wpg="http://schemas.microsoft.com/office/word/2010/wordprocessingGroup" xmlns:wpi="http://schemas.microsoft.com/office/word/2010/wordprocessingInk" xmlns:wne="http://schemas.microsoft.com/office/word/2006/wordml" xmlns:wps="http://schemas.microsoft.com/office/word/2010/wordprocessingShape" mc:Ignorable="w14 w15 w16se w16cid w16 w16cex w16sdtdh w16sdtfl w16du wp14">
+<w:numbering xmlns:wpc="http://schemas.microsoft.com/office/word/2010/wordprocessingCanvas" xmlns:cx="http://schemas.microsoft.com/office/drawing/2014/chartex" xmlns:cx1="http://schemas.microsoft.com/office/drawing/2015/9/8/chartex" xmlns:cx2="http://schemas.microsoft.com/office/drawing/2015/10/21/chartex" xmlns:cx3="http://schemas.microsoft.com/office/drawing/2016/5/9/chartex" xmlns:cx4="http://schemas.microsoft.com/office/drawing/2016/5/10/chartex" xmlns:cx5="http://schemas.microsoft.com/office/drawing/2016/5/11/chartex" xmlns:cx6="http://schemas.microsoft.com/office/drawing/2016/5/12/chartex" xmlns:cx7="http://schemas.microsoft.com/office/drawing/2016/5/13/chartex" xmlns:cx8="http://schemas.microsoft.com/office/drawing/2016/5/14/chartex" xmlns:mc="http://schemas.openxmlformats.org/markup-compatibility/2006" xmlns:aink="http://schemas.microsoft.com/office/drawing/2016/ink" xmlns:am3d="http://schemas.microsoft.com/office/drawing/2017/model3d" xmlns:o="urn:schemas-microsoft-com:office:office" xmlns:r="http://schemas.openxmlformats.org/officeDocument/2006/relationships" xmlns:m="http://schemas.openxmlformats.org/officeDocument/2006/math" xmlns:v="urn:schemas-microsoft-com:vml" xmlns:wp14="http://schemas.microsoft.com/office/word/2010/wordprocessingDrawing" xmlns:wp="http://schemas.openxmlformats.org/drawingml/2006/wordprocessingDrawing" xmlns:w10="urn:schemas-microsoft-com:office:word" xmlns:w="http://schemas.openxmlformats.org/wordprocessingml/2006/main" xmlns:w14="http://schemas.microsoft.com/office/word/2010/wordml" xmlns:w15="http://schemas.microsoft.com/office/word/2012/wordml" xmlns:w16cid="http://schemas.microsoft.com/office/word/2016/wordml/cid" xmlns:w16se="http://schemas.microsoft.com/office/word/2015/wordml/symex" xmlns:wpg="http://schemas.microsoft.com/office/word/2010/wordprocessingGroup" xmlns:wpi="http://schemas.microsoft.com/office/word/2010/wordprocessingInk" xmlns:wne="http://schemas.microsoft.com/office/word/2006/wordml" xmlns:wps="http://schemas.microsoft.com/office/word/2010/wordprocessingShape" mc:Ignorable="w14 w15 w16se w16cid wp14">
   <w:abstractNum w:abstractNumId="0" w15:restartNumberingAfterBreak="0">
-    <w:nsid w:val="5442263F"/>
+    <w:nsid w:val="45F57D82"/>
     <w:multiLevelType w:val="hybridMultilevel"/>
-    <w:tmpl w:val="E3086274"/>
+    <w:tmpl w:val="875088A8"/>
     <w:lvl w:ilvl="0" w:tplc="040E0001">
       <w:start w:val="1"/>
       <w:numFmt w:val="bullet"/>
@@ -1629,6 +2273,119 @@
         <w:rFonts w:ascii="Symbol" w:hAnsi="Symbol" w:hint="default"/>
       </w:rPr>
     </w:lvl>
+    <w:lvl w:ilvl="4" w:tplc="040E0003" w:tentative="1">
+      <w:start w:val="1"/>
+      <w:numFmt w:val="bullet"/>
+      <w:lvlText w:val="o"/>
+      <w:lvlJc w:val="left"/>
+      <w:pPr>
+        <w:ind w:left="3600" w:hanging="360"/>
+      </w:pPr>
+      <w:rPr>
+        <w:rFonts w:ascii="Courier New" w:hAnsi="Courier New" w:cs="Courier New" w:hint="default"/>
+      </w:rPr>
+    </w:lvl>
+    <w:lvl w:ilvl="5" w:tplc="040E0005" w:tentative="1">
+      <w:start w:val="1"/>
+      <w:numFmt w:val="bullet"/>
+      <w:lvlText w:val=""/>
+      <w:lvlJc w:val="left"/>
+      <w:pPr>
+        <w:ind w:left="4320" w:hanging="360"/>
+      </w:pPr>
+      <w:rPr>
+        <w:rFonts w:ascii="Wingdings" w:hAnsi="Wingdings" w:hint="default"/>
+      </w:rPr>
+    </w:lvl>
+    <w:lvl w:ilvl="6" w:tplc="040E0001" w:tentative="1">
+      <w:start w:val="1"/>
+      <w:numFmt w:val="bullet"/>
+      <w:lvlText w:val=""/>
+      <w:lvlJc w:val="left"/>
+      <w:pPr>
+        <w:ind w:left="5040" w:hanging="360"/>
+      </w:pPr>
+      <w:rPr>
+        <w:rFonts w:ascii="Symbol" w:hAnsi="Symbol" w:hint="default"/>
+      </w:rPr>
+    </w:lvl>
+    <w:lvl w:ilvl="7" w:tplc="040E0003" w:tentative="1">
+      <w:start w:val="1"/>
+      <w:numFmt w:val="bullet"/>
+      <w:lvlText w:val="o"/>
+      <w:lvlJc w:val="left"/>
+      <w:pPr>
+        <w:ind w:left="5760" w:hanging="360"/>
+      </w:pPr>
+      <w:rPr>
+        <w:rFonts w:ascii="Courier New" w:hAnsi="Courier New" w:cs="Courier New" w:hint="default"/>
+      </w:rPr>
+    </w:lvl>
+    <w:lvl w:ilvl="8" w:tplc="040E0005" w:tentative="1">
+      <w:start w:val="1"/>
+      <w:numFmt w:val="bullet"/>
+      <w:lvlText w:val=""/>
+      <w:lvlJc w:val="left"/>
+      <w:pPr>
+        <w:ind w:left="6480" w:hanging="360"/>
+      </w:pPr>
+      <w:rPr>
+        <w:rFonts w:ascii="Wingdings" w:hAnsi="Wingdings" w:hint="default"/>
+      </w:rPr>
+    </w:lvl>
+  </w:abstractNum>
+  <w:abstractNum w:abstractNumId="1" w15:restartNumberingAfterBreak="0">
+    <w:nsid w:val="5442263F"/>
+    <w:multiLevelType w:val="hybridMultilevel"/>
+    <w:tmpl w:val="E3086274"/>
+    <w:lvl w:ilvl="0" w:tplc="040E0001">
+      <w:start w:val="1"/>
+      <w:numFmt w:val="bullet"/>
+      <w:lvlText w:val=""/>
+      <w:lvlJc w:val="left"/>
+      <w:pPr>
+        <w:ind w:left="720" w:hanging="360"/>
+      </w:pPr>
+      <w:rPr>
+        <w:rFonts w:ascii="Symbol" w:hAnsi="Symbol" w:hint="default"/>
+      </w:rPr>
+    </w:lvl>
+    <w:lvl w:ilvl="1" w:tplc="040E0003">
+      <w:start w:val="1"/>
+      <w:numFmt w:val="bullet"/>
+      <w:lvlText w:val="o"/>
+      <w:lvlJc w:val="left"/>
+      <w:pPr>
+        <w:ind w:left="1440" w:hanging="360"/>
+      </w:pPr>
+      <w:rPr>
+        <w:rFonts w:ascii="Courier New" w:hAnsi="Courier New" w:cs="Courier New" w:hint="default"/>
+      </w:rPr>
+    </w:lvl>
+    <w:lvl w:ilvl="2" w:tplc="040E0005">
+      <w:start w:val="1"/>
+      <w:numFmt w:val="bullet"/>
+      <w:lvlText w:val=""/>
+      <w:lvlJc w:val="left"/>
+      <w:pPr>
+        <w:ind w:left="2160" w:hanging="360"/>
+      </w:pPr>
+      <w:rPr>
+        <w:rFonts w:ascii="Wingdings" w:hAnsi="Wingdings" w:hint="default"/>
+      </w:rPr>
+    </w:lvl>
+    <w:lvl w:ilvl="3" w:tplc="040E0001">
+      <w:start w:val="1"/>
+      <w:numFmt w:val="bullet"/>
+      <w:lvlText w:val=""/>
+      <w:lvlJc w:val="left"/>
+      <w:pPr>
+        <w:ind w:left="2880" w:hanging="360"/>
+      </w:pPr>
+      <w:rPr>
+        <w:rFonts w:ascii="Symbol" w:hAnsi="Symbol" w:hint="default"/>
+      </w:rPr>
+    </w:lvl>
     <w:lvl w:ilvl="4" w:tplc="040E0003">
       <w:start w:val="1"/>
       <w:numFmt w:val="bullet"/>
@@ -1690,7 +2447,7 @@
       </w:rPr>
     </w:lvl>
   </w:abstractNum>
-  <w:abstractNum w:abstractNumId="1" w15:restartNumberingAfterBreak="0">
+  <w:abstractNum w:abstractNumId="2" w15:restartNumberingAfterBreak="0">
     <w:nsid w:val="546500B6"/>
     <w:multiLevelType w:val="hybridMultilevel"/>
     <w:tmpl w:val="D44ADA42"/>
@@ -1803,20 +2560,23 @@
       </w:rPr>
     </w:lvl>
   </w:abstractNum>
-  <w:num w:numId="1" w16cid:durableId="619608542">
+  <w:num w:numId="1">
+    <w:abstractNumId w:val="2"/>
+  </w:num>
+  <w:num w:numId="2">
     <w:abstractNumId w:val="1"/>
   </w:num>
-  <w:num w:numId="2" w16cid:durableId="651523627">
-    <w:abstractNumId w:val="0"/>
+  <w:num w:numId="3">
+    <w:abstractNumId w:val="1"/>
   </w:num>
-  <w:num w:numId="3" w16cid:durableId="142813308">
+  <w:num w:numId="4">
     <w:abstractNumId w:val="0"/>
   </w:num>
 </w:numbering>
 </file>
 
 <file path=word/styles.xml><?xml version="1.0" encoding="utf-8"?>
-<w:styles xmlns:mc="http://schemas.openxmlformats.org/markup-compatibility/2006" xmlns:r="http://schemas.openxmlformats.org/officeDocument/2006/relationships" xmlns:w="http://schemas.openxmlformats.org/wordprocessingml/2006/main" xmlns:w14="http://schemas.microsoft.com/office/word/2010/wordml" xmlns:w15="http://schemas.microsoft.com/office/word/2012/wordml" xmlns:w16cex="http://schemas.microsoft.com/office/word/2018/wordml/cex" xmlns:w16cid="http://schemas.microsoft.com/office/word/2016/wordml/cid" xmlns:w16="http://schemas.microsoft.com/office/word/2018/wordml" xmlns:w16du="http://schemas.microsoft.com/office/word/2023/wordml/word16du" xmlns:w16sdtdh="http://schemas.microsoft.com/office/word/2020/wordml/sdtdatahash" xmlns:w16sdtfl="http://schemas.microsoft.com/office/word/2024/wordml/sdtformatlock" xmlns:w16se="http://schemas.microsoft.com/office/word/2015/wordml/symex" mc:Ignorable="w14 w15 w16se w16cid w16 w16cex w16sdtdh w16sdtfl w16du">
+<w:styles xmlns:mc="http://schemas.openxmlformats.org/markup-compatibility/2006" xmlns:r="http://schemas.openxmlformats.org/officeDocument/2006/relationships" xmlns:w="http://schemas.openxmlformats.org/wordprocessingml/2006/main" xmlns:w14="http://schemas.microsoft.com/office/word/2010/wordml" xmlns:w15="http://schemas.microsoft.com/office/word/2012/wordml" xmlns:w16cid="http://schemas.microsoft.com/office/word/2016/wordml/cid" xmlns:w16se="http://schemas.microsoft.com/office/word/2015/wordml/symex" mc:Ignorable="w14 w15 w16se w16cid">
   <w:docDefaults>
     <w:rPrDefault>
       <w:rPr>
@@ -1834,7 +2594,7 @@
       </w:pPr>
     </w:pPrDefault>
   </w:docDefaults>
-  <w:latentStyles w:defLockedState="0" w:defUIPriority="99" w:defSemiHidden="0" w:defUnhideWhenUsed="0" w:defQFormat="0" w:count="376">
+  <w:latentStyles w:defLockedState="0" w:defUIPriority="99" w:defSemiHidden="0" w:defUnhideWhenUsed="0" w:defQFormat="0" w:count="375">
     <w:lsdException w:name="Normal" w:uiPriority="0" w:qFormat="1"/>
     <w:lsdException w:name="heading 1" w:uiPriority="9" w:qFormat="1"/>
     <w:lsdException w:name="heading 2" w:semiHidden="1" w:uiPriority="9" w:unhideWhenUsed="1" w:qFormat="1"/>
@@ -2210,7 +2970,6 @@
     <w:lsdException w:name="Smart Hyperlink" w:semiHidden="1" w:unhideWhenUsed="1"/>
     <w:lsdException w:name="Hashtag" w:semiHidden="1" w:unhideWhenUsed="1"/>
     <w:lsdException w:name="Unresolved Mention" w:semiHidden="1" w:unhideWhenUsed="1"/>
-    <w:lsdException w:name="Smart Link" w:semiHidden="1" w:unhideWhenUsed="1"/>
   </w:latentStyles>
   <w:style w:type="paragraph" w:default="1" w:styleId="Norml">
     <w:name w:val="Normal"/>
@@ -2265,7 +3024,6 @@
     <w:next w:val="Norml"/>
     <w:link w:val="Cmsor3Char"/>
     <w:uiPriority w:val="9"/>
-    <w:semiHidden/>
     <w:unhideWhenUsed/>
     <w:qFormat/>
     <w:rsid w:val="00270FFD"/>
@@ -2472,7 +3230,6 @@
     <w:basedOn w:val="Bekezdsalapbettpusa"/>
     <w:link w:val="Cmsor3"/>
     <w:uiPriority w:val="9"/>
-    <w:semiHidden/>
     <w:rsid w:val="00270FFD"/>
     <w:rPr>
       <w:rFonts w:eastAsiaTheme="majorEastAsia" w:cstheme="majorBidi"/>
@@ -2850,6 +3607,292 @@
     <w:link w:val="llb"/>
     <w:uiPriority w:val="99"/>
     <w:rsid w:val="00A32208"/>
+  </w:style>
+  <w:style w:type="paragraph" w:styleId="TJ3">
+    <w:name w:val="toc 3"/>
+    <w:basedOn w:val="Norml"/>
+    <w:next w:val="Norml"/>
+    <w:autoRedefine/>
+    <w:uiPriority w:val="39"/>
+    <w:unhideWhenUsed/>
+    <w:rsid w:val="009E5F5C"/>
+    <w:pPr>
+      <w:spacing w:after="100"/>
+      <w:ind w:left="440"/>
+    </w:pPr>
+  </w:style>
+  <w:style w:type="character" w:styleId="Kiemels">
+    <w:name w:val="Emphasis"/>
+    <w:basedOn w:val="Bekezdsalapbettpusa"/>
+    <w:uiPriority w:val="20"/>
+    <w:qFormat/>
+    <w:rsid w:val="009E5F5C"/>
+    <w:rPr>
+      <w:i/>
+      <w:iCs/>
+    </w:rPr>
+  </w:style>
+  <w:style w:type="character" w:styleId="Kiemels2">
+    <w:name w:val="Strong"/>
+    <w:basedOn w:val="Bekezdsalapbettpusa"/>
+    <w:uiPriority w:val="22"/>
+    <w:qFormat/>
+    <w:rsid w:val="009E5F5C"/>
+    <w:rPr>
+      <w:b/>
+      <w:bCs/>
+    </w:rPr>
+  </w:style>
+  <w:style w:type="table" w:styleId="Rcsostblzat">
+    <w:name w:val="Table Grid"/>
+    <w:basedOn w:val="Normltblzat"/>
+    <w:uiPriority w:val="39"/>
+    <w:rsid w:val="009E5F5C"/>
+    <w:pPr>
+      <w:spacing w:after="0" w:line="240" w:lineRule="auto"/>
+    </w:pPr>
+    <w:tblPr>
+      <w:tblBorders>
+        <w:top w:val="single" w:sz="4" w:space="0" w:color="auto"/>
+        <w:left w:val="single" w:sz="4" w:space="0" w:color="auto"/>
+        <w:bottom w:val="single" w:sz="4" w:space="0" w:color="auto"/>
+        <w:right w:val="single" w:sz="4" w:space="0" w:color="auto"/>
+        <w:insideH w:val="single" w:sz="4" w:space="0" w:color="auto"/>
+        <w:insideV w:val="single" w:sz="4" w:space="0" w:color="auto"/>
+      </w:tblBorders>
+    </w:tblPr>
+  </w:style>
+  <w:style w:type="table" w:styleId="Tblzategyszer4">
+    <w:name w:val="Plain Table 4"/>
+    <w:basedOn w:val="Normltblzat"/>
+    <w:uiPriority w:val="44"/>
+    <w:rsid w:val="009E5F5C"/>
+    <w:pPr>
+      <w:spacing w:after="0" w:line="240" w:lineRule="auto"/>
+    </w:pPr>
+    <w:tblPr>
+      <w:tblStyleRowBandSize w:val="1"/>
+      <w:tblStyleColBandSize w:val="1"/>
+    </w:tblPr>
+    <w:tblStylePr w:type="firstRow">
+      <w:rPr>
+        <w:b/>
+        <w:bCs/>
+      </w:rPr>
+    </w:tblStylePr>
+    <w:tblStylePr w:type="lastRow">
+      <w:rPr>
+        <w:b/>
+        <w:bCs/>
+      </w:rPr>
+    </w:tblStylePr>
+    <w:tblStylePr w:type="firstCol">
+      <w:rPr>
+        <w:b/>
+        <w:bCs/>
+      </w:rPr>
+    </w:tblStylePr>
+    <w:tblStylePr w:type="lastCol">
+      <w:rPr>
+        <w:b/>
+        <w:bCs/>
+      </w:rPr>
+    </w:tblStylePr>
+    <w:tblStylePr w:type="band1Vert">
+      <w:tblPr/>
+      <w:tcPr>
+        <w:shd w:val="clear" w:color="auto" w:fill="F2F2F2" w:themeFill="background1" w:themeFillShade="F2"/>
+      </w:tcPr>
+    </w:tblStylePr>
+    <w:tblStylePr w:type="band1Horz">
+      <w:tblPr/>
+      <w:tcPr>
+        <w:shd w:val="clear" w:color="auto" w:fill="F2F2F2" w:themeFill="background1" w:themeFillShade="F2"/>
+      </w:tcPr>
+    </w:tblStylePr>
+  </w:style>
+  <w:style w:type="table" w:styleId="Tblzategyszer5">
+    <w:name w:val="Plain Table 5"/>
+    <w:basedOn w:val="Normltblzat"/>
+    <w:uiPriority w:val="45"/>
+    <w:rsid w:val="009E5F5C"/>
+    <w:pPr>
+      <w:spacing w:after="0" w:line="240" w:lineRule="auto"/>
+    </w:pPr>
+    <w:tblPr>
+      <w:tblStyleRowBandSize w:val="1"/>
+      <w:tblStyleColBandSize w:val="1"/>
+    </w:tblPr>
+    <w:tblStylePr w:type="firstRow">
+      <w:rPr>
+        <w:rFonts w:asciiTheme="majorHAnsi" w:eastAsiaTheme="majorEastAsia" w:hAnsiTheme="majorHAnsi" w:cstheme="majorBidi"/>
+        <w:i/>
+        <w:iCs/>
+        <w:sz w:val="26"/>
+      </w:rPr>
+      <w:tblPr/>
+      <w:tcPr>
+        <w:tcBorders>
+          <w:bottom w:val="single" w:sz="4" w:space="0" w:color="7F7F7F" w:themeColor="text1" w:themeTint="80"/>
+        </w:tcBorders>
+        <w:shd w:val="clear" w:color="auto" w:fill="FFFFFF" w:themeFill="background1"/>
+      </w:tcPr>
+    </w:tblStylePr>
+    <w:tblStylePr w:type="lastRow">
+      <w:rPr>
+        <w:rFonts w:asciiTheme="majorHAnsi" w:eastAsiaTheme="majorEastAsia" w:hAnsiTheme="majorHAnsi" w:cstheme="majorBidi"/>
+        <w:i/>
+        <w:iCs/>
+        <w:sz w:val="26"/>
+      </w:rPr>
+      <w:tblPr/>
+      <w:tcPr>
+        <w:tcBorders>
+          <w:top w:val="single" w:sz="4" w:space="0" w:color="7F7F7F" w:themeColor="text1" w:themeTint="80"/>
+        </w:tcBorders>
+        <w:shd w:val="clear" w:color="auto" w:fill="FFFFFF" w:themeFill="background1"/>
+      </w:tcPr>
+    </w:tblStylePr>
+    <w:tblStylePr w:type="firstCol">
+      <w:pPr>
+        <w:jc w:val="right"/>
+      </w:pPr>
+      <w:rPr>
+        <w:rFonts w:asciiTheme="majorHAnsi" w:eastAsiaTheme="majorEastAsia" w:hAnsiTheme="majorHAnsi" w:cstheme="majorBidi"/>
+        <w:i/>
+        <w:iCs/>
+        <w:sz w:val="26"/>
+      </w:rPr>
+      <w:tblPr/>
+      <w:tcPr>
+        <w:tcBorders>
+          <w:right w:val="single" w:sz="4" w:space="0" w:color="7F7F7F" w:themeColor="text1" w:themeTint="80"/>
+        </w:tcBorders>
+        <w:shd w:val="clear" w:color="auto" w:fill="FFFFFF" w:themeFill="background1"/>
+      </w:tcPr>
+    </w:tblStylePr>
+    <w:tblStylePr w:type="lastCol">
+      <w:rPr>
+        <w:rFonts w:asciiTheme="majorHAnsi" w:eastAsiaTheme="majorEastAsia" w:hAnsiTheme="majorHAnsi" w:cstheme="majorBidi"/>
+        <w:i/>
+        <w:iCs/>
+        <w:sz w:val="26"/>
+      </w:rPr>
+      <w:tblPr/>
+      <w:tcPr>
+        <w:tcBorders>
+          <w:left w:val="single" w:sz="4" w:space="0" w:color="7F7F7F" w:themeColor="text1" w:themeTint="80"/>
+        </w:tcBorders>
+        <w:shd w:val="clear" w:color="auto" w:fill="FFFFFF" w:themeFill="background1"/>
+      </w:tcPr>
+    </w:tblStylePr>
+    <w:tblStylePr w:type="band1Vert">
+      <w:tblPr/>
+      <w:tcPr>
+        <w:shd w:val="clear" w:color="auto" w:fill="F2F2F2" w:themeFill="background1" w:themeFillShade="F2"/>
+      </w:tcPr>
+    </w:tblStylePr>
+    <w:tblStylePr w:type="band1Horz">
+      <w:tblPr/>
+      <w:tcPr>
+        <w:shd w:val="clear" w:color="auto" w:fill="F2F2F2" w:themeFill="background1" w:themeFillShade="F2"/>
+      </w:tcPr>
+    </w:tblStylePr>
+    <w:tblStylePr w:type="neCell">
+      <w:tblPr/>
+      <w:tcPr>
+        <w:tcBorders>
+          <w:left w:val="nil"/>
+        </w:tcBorders>
+      </w:tcPr>
+    </w:tblStylePr>
+    <w:tblStylePr w:type="nwCell">
+      <w:tblPr/>
+      <w:tcPr>
+        <w:tcBorders>
+          <w:right w:val="nil"/>
+        </w:tcBorders>
+      </w:tcPr>
+    </w:tblStylePr>
+    <w:tblStylePr w:type="seCell">
+      <w:tblPr/>
+      <w:tcPr>
+        <w:tcBorders>
+          <w:left w:val="nil"/>
+        </w:tcBorders>
+      </w:tcPr>
+    </w:tblStylePr>
+    <w:tblStylePr w:type="swCell">
+      <w:tblPr/>
+      <w:tcPr>
+        <w:tcBorders>
+          <w:right w:val="nil"/>
+        </w:tcBorders>
+      </w:tcPr>
+    </w:tblStylePr>
+  </w:style>
+  <w:style w:type="table" w:styleId="Tblzategyszer1">
+    <w:name w:val="Plain Table 1"/>
+    <w:basedOn w:val="Normltblzat"/>
+    <w:uiPriority w:val="41"/>
+    <w:rsid w:val="008A7F3B"/>
+    <w:pPr>
+      <w:spacing w:after="0" w:line="240" w:lineRule="auto"/>
+    </w:pPr>
+    <w:tblPr>
+      <w:tblStyleRowBandSize w:val="1"/>
+      <w:tblStyleColBandSize w:val="1"/>
+      <w:tblBorders>
+        <w:top w:val="single" w:sz="4" w:space="0" w:color="BFBFBF" w:themeColor="background1" w:themeShade="BF"/>
+        <w:left w:val="single" w:sz="4" w:space="0" w:color="BFBFBF" w:themeColor="background1" w:themeShade="BF"/>
+        <w:bottom w:val="single" w:sz="4" w:space="0" w:color="BFBFBF" w:themeColor="background1" w:themeShade="BF"/>
+        <w:right w:val="single" w:sz="4" w:space="0" w:color="BFBFBF" w:themeColor="background1" w:themeShade="BF"/>
+        <w:insideH w:val="single" w:sz="4" w:space="0" w:color="BFBFBF" w:themeColor="background1" w:themeShade="BF"/>
+        <w:insideV w:val="single" w:sz="4" w:space="0" w:color="BFBFBF" w:themeColor="background1" w:themeShade="BF"/>
+      </w:tblBorders>
+    </w:tblPr>
+    <w:tblStylePr w:type="firstRow">
+      <w:rPr>
+        <w:b/>
+        <w:bCs/>
+      </w:rPr>
+    </w:tblStylePr>
+    <w:tblStylePr w:type="lastRow">
+      <w:rPr>
+        <w:b/>
+        <w:bCs/>
+      </w:rPr>
+      <w:tblPr/>
+      <w:tcPr>
+        <w:tcBorders>
+          <w:top w:val="double" w:sz="4" w:space="0" w:color="BFBFBF" w:themeColor="background1" w:themeShade="BF"/>
+        </w:tcBorders>
+      </w:tcPr>
+    </w:tblStylePr>
+    <w:tblStylePr w:type="firstCol">
+      <w:rPr>
+        <w:b/>
+        <w:bCs/>
+      </w:rPr>
+    </w:tblStylePr>
+    <w:tblStylePr w:type="lastCol">
+      <w:rPr>
+        <w:b/>
+        <w:bCs/>
+      </w:rPr>
+    </w:tblStylePr>
+    <w:tblStylePr w:type="band1Vert">
+      <w:tblPr/>
+      <w:tcPr>
+        <w:shd w:val="clear" w:color="auto" w:fill="F2F2F2" w:themeFill="background1" w:themeFillShade="F2"/>
+      </w:tcPr>
+    </w:tblStylePr>
+    <w:tblStylePr w:type="band1Horz">
+      <w:tblPr/>
+      <w:tcPr>
+        <w:shd w:val="clear" w:color="auto" w:fill="F2F2F2" w:themeFill="background1" w:themeFillShade="F2"/>
+      </w:tcPr>
+    </w:tblStylePr>
   </w:style>
 </w:styles>
 </file>
@@ -3154,7 +4197,7 @@
 </file>
 
 <file path=customXml/itemProps1.xml><?xml version="1.0" encoding="utf-8"?>
-<ds:datastoreItem xmlns:ds="http://schemas.openxmlformats.org/officeDocument/2006/customXml" ds:itemID="{D11B3D21-4700-41DF-88CC-BFFE4BB2A716}">
+<ds:datastoreItem xmlns:ds="http://schemas.openxmlformats.org/officeDocument/2006/customXml" ds:itemID="{74F5FEAA-E0A6-4AE6-998B-E8625DF7D9E1}">
   <ds:schemaRefs>
     <ds:schemaRef ds:uri="http://schemas.openxmlformats.org/officeDocument/2006/bibliography"/>
   </ds:schemaRefs>

--- a/Tesztdokumentáció.docx
+++ b/Tesztdokumentáció.docx
@@ -1,6 +1,6 @@
 
 <file path=word/document.xml><?xml version="1.0" encoding="utf-8"?>
-<w:document xmlns:wpc="http://schemas.microsoft.com/office/word/2010/wordprocessingCanvas" xmlns:cx="http://schemas.microsoft.com/office/drawing/2014/chartex" xmlns:cx1="http://schemas.microsoft.com/office/drawing/2015/9/8/chartex" xmlns:cx2="http://schemas.microsoft.com/office/drawing/2015/10/21/chartex" xmlns:cx3="http://schemas.microsoft.com/office/drawing/2016/5/9/chartex" xmlns:cx4="http://schemas.microsoft.com/office/drawing/2016/5/10/chartex" xmlns:cx5="http://schemas.microsoft.com/office/drawing/2016/5/11/chartex" xmlns:cx6="http://schemas.microsoft.com/office/drawing/2016/5/12/chartex" xmlns:cx7="http://schemas.microsoft.com/office/drawing/2016/5/13/chartex" xmlns:cx8="http://schemas.microsoft.com/office/drawing/2016/5/14/chartex" xmlns:mc="http://schemas.openxmlformats.org/markup-compatibility/2006" xmlns:aink="http://schemas.microsoft.com/office/drawing/2016/ink" xmlns:am3d="http://schemas.microsoft.com/office/drawing/2017/model3d" xmlns:o="urn:schemas-microsoft-com:office:office" xmlns:r="http://schemas.openxmlformats.org/officeDocument/2006/relationships" xmlns:m="http://schemas.openxmlformats.org/officeDocument/2006/math" xmlns:v="urn:schemas-microsoft-com:vml" xmlns:wp14="http://schemas.microsoft.com/office/word/2010/wordprocessingDrawing" xmlns:wp="http://schemas.openxmlformats.org/drawingml/2006/wordprocessingDrawing" xmlns:w10="urn:schemas-microsoft-com:office:word" xmlns:w="http://schemas.openxmlformats.org/wordprocessingml/2006/main" xmlns:w14="http://schemas.microsoft.com/office/word/2010/wordml" xmlns:w15="http://schemas.microsoft.com/office/word/2012/wordml" xmlns:w16cid="http://schemas.microsoft.com/office/word/2016/wordml/cid" xmlns:w16se="http://schemas.microsoft.com/office/word/2015/wordml/symex" xmlns:wpg="http://schemas.microsoft.com/office/word/2010/wordprocessingGroup" xmlns:wpi="http://schemas.microsoft.com/office/word/2010/wordprocessingInk" xmlns:wne="http://schemas.microsoft.com/office/word/2006/wordml" xmlns:wps="http://schemas.microsoft.com/office/word/2010/wordprocessingShape" mc:Ignorable="w14 w15 w16se w16cid wp14">
+<w:document xmlns:wpc="http://schemas.microsoft.com/office/word/2010/wordprocessingCanvas" xmlns:cx="http://schemas.microsoft.com/office/drawing/2014/chartex" xmlns:cx1="http://schemas.microsoft.com/office/drawing/2015/9/8/chartex" xmlns:cx2="http://schemas.microsoft.com/office/drawing/2015/10/21/chartex" xmlns:cx3="http://schemas.microsoft.com/office/drawing/2016/5/9/chartex" xmlns:cx4="http://schemas.microsoft.com/office/drawing/2016/5/10/chartex" xmlns:cx5="http://schemas.microsoft.com/office/drawing/2016/5/11/chartex" xmlns:cx6="http://schemas.microsoft.com/office/drawing/2016/5/12/chartex" xmlns:cx7="http://schemas.microsoft.com/office/drawing/2016/5/13/chartex" xmlns:cx8="http://schemas.microsoft.com/office/drawing/2016/5/14/chartex" xmlns:mc="http://schemas.openxmlformats.org/markup-compatibility/2006" xmlns:aink="http://schemas.microsoft.com/office/drawing/2016/ink" xmlns:am3d="http://schemas.microsoft.com/office/drawing/2017/model3d" xmlns:o="urn:schemas-microsoft-com:office:office" xmlns:oel="http://schemas.microsoft.com/office/2019/extlst" xmlns:r="http://schemas.openxmlformats.org/officeDocument/2006/relationships" xmlns:m="http://schemas.openxmlformats.org/officeDocument/2006/math" xmlns:v="urn:schemas-microsoft-com:vml" xmlns:wp14="http://schemas.microsoft.com/office/word/2010/wordprocessingDrawing" xmlns:wp="http://schemas.openxmlformats.org/drawingml/2006/wordprocessingDrawing" xmlns:w10="urn:schemas-microsoft-com:office:word" xmlns:w="http://schemas.openxmlformats.org/wordprocessingml/2006/main" xmlns:w14="http://schemas.microsoft.com/office/word/2010/wordml" xmlns:w15="http://schemas.microsoft.com/office/word/2012/wordml" xmlns:w16cex="http://schemas.microsoft.com/office/word/2018/wordml/cex" xmlns:w16cid="http://schemas.microsoft.com/office/word/2016/wordml/cid" xmlns:w16="http://schemas.microsoft.com/office/word/2018/wordml" xmlns:w16du="http://schemas.microsoft.com/office/word/2023/wordml/word16du" xmlns:w16sdtdh="http://schemas.microsoft.com/office/word/2020/wordml/sdtdatahash" xmlns:w16sdtfl="http://schemas.microsoft.com/office/word/2024/wordml/sdtformatlock" xmlns:w16se="http://schemas.microsoft.com/office/word/2015/wordml/symex" xmlns:wpg="http://schemas.microsoft.com/office/word/2010/wordprocessingGroup" xmlns:wpi="http://schemas.microsoft.com/office/word/2010/wordprocessingInk" xmlns:wne="http://schemas.microsoft.com/office/word/2006/wordml" xmlns:wps="http://schemas.microsoft.com/office/word/2010/wordprocessingShape" mc:Ignorable="w14 w15 w16se w16cid w16 w16cex w16sdtdh w16sdtfl w16du wp14">
   <w:body>
     <w:p/>
     <w:p/>
@@ -195,9 +195,9 @@
             <w:rPr>
               <w:rFonts w:eastAsiaTheme="minorEastAsia"/>
               <w:noProof/>
-              <w:kern w:val="0"/>
+              <w:sz w:val="24"/>
+              <w:szCs w:val="24"/>
               <w:lang w:eastAsia="hu-HU"/>
-              <w14:ligatures w14:val="none"/>
             </w:rPr>
           </w:pPr>
           <w:r>
@@ -209,7 +209,7 @@
           <w:r>
             <w:fldChar w:fldCharType="separate"/>
           </w:r>
-          <w:hyperlink w:anchor="_Toc194647785" w:history="1">
+          <w:hyperlink w:anchor="_Toc194851680" w:history="1">
             <w:r>
               <w:rPr>
                 <w:rStyle w:val="Hiperhivatkozs"/>
@@ -236,7 +236,7 @@
                 <w:noProof/>
                 <w:webHidden/>
               </w:rPr>
-              <w:instrText xml:space="preserve"> PAGEREF _Toc194647785 \h </w:instrText>
+              <w:instrText xml:space="preserve"> PAGEREF _Toc194851680 \h </w:instrText>
             </w:r>
             <w:r>
               <w:rPr>
@@ -276,12 +276,12 @@
             <w:rPr>
               <w:rFonts w:eastAsiaTheme="minorEastAsia"/>
               <w:noProof/>
-              <w:kern w:val="0"/>
+              <w:sz w:val="24"/>
+              <w:szCs w:val="24"/>
               <w:lang w:eastAsia="hu-HU"/>
-              <w14:ligatures w14:val="none"/>
             </w:rPr>
           </w:pPr>
-          <w:hyperlink w:anchor="_Toc194647786" w:history="1">
+          <w:hyperlink w:anchor="_Toc194851681" w:history="1">
             <w:r>
               <w:rPr>
                 <w:rStyle w:val="Hiperhivatkozs"/>
@@ -308,7 +308,7 @@
                 <w:noProof/>
                 <w:webHidden/>
               </w:rPr>
-              <w:instrText xml:space="preserve"> PAGEREF _Toc194647786 \h </w:instrText>
+              <w:instrText xml:space="preserve"> PAGEREF _Toc194851681 \h </w:instrText>
             </w:r>
             <w:r>
               <w:rPr>
@@ -348,12 +348,12 @@
             <w:rPr>
               <w:rFonts w:eastAsiaTheme="minorEastAsia"/>
               <w:noProof/>
-              <w:kern w:val="0"/>
+              <w:sz w:val="24"/>
+              <w:szCs w:val="24"/>
               <w:lang w:eastAsia="hu-HU"/>
-              <w14:ligatures w14:val="none"/>
             </w:rPr>
           </w:pPr>
-          <w:hyperlink w:anchor="_Toc194647787" w:history="1">
+          <w:hyperlink w:anchor="_Toc194851682" w:history="1">
             <w:r>
               <w:rPr>
                 <w:rStyle w:val="Hiperhivatkozs"/>
@@ -380,7 +380,7 @@
                 <w:noProof/>
                 <w:webHidden/>
               </w:rPr>
-              <w:instrText xml:space="preserve"> PAGEREF _Toc194647787 \h </w:instrText>
+              <w:instrText xml:space="preserve"> PAGEREF _Toc194851682 \h </w:instrText>
             </w:r>
             <w:r>
               <w:rPr>
@@ -418,10 +418,14 @@
               <w:tab w:val="right" w:leader="dot" w:pos="9062"/>
             </w:tabs>
             <w:rPr>
+              <w:rFonts w:eastAsiaTheme="minorEastAsia"/>
               <w:noProof/>
+              <w:sz w:val="24"/>
+              <w:szCs w:val="24"/>
+              <w:lang w:eastAsia="hu-HU"/>
             </w:rPr>
           </w:pPr>
-          <w:hyperlink w:anchor="_Toc194647788" w:history="1">
+          <w:hyperlink w:anchor="_Toc194851683" w:history="1">
             <w:r>
               <w:rPr>
                 <w:rStyle w:val="Hiperhivatkozs"/>
@@ -448,7 +452,7 @@
                 <w:noProof/>
                 <w:webHidden/>
               </w:rPr>
-              <w:instrText xml:space="preserve"> PAGEREF _Toc194647788 \h </w:instrText>
+              <w:instrText xml:space="preserve"> PAGEREF _Toc194851683 \h </w:instrText>
             </w:r>
             <w:r>
               <w:rPr>
@@ -488,12 +492,12 @@
             <w:rPr>
               <w:rFonts w:eastAsiaTheme="minorEastAsia"/>
               <w:noProof/>
-              <w:kern w:val="0"/>
+              <w:sz w:val="24"/>
+              <w:szCs w:val="24"/>
               <w:lang w:eastAsia="hu-HU"/>
-              <w14:ligatures w14:val="none"/>
             </w:rPr>
           </w:pPr>
-          <w:hyperlink w:anchor="_Toc194647789" w:history="1">
+          <w:hyperlink w:anchor="_Toc194851684" w:history="1">
             <w:r>
               <w:rPr>
                 <w:rStyle w:val="Hiperhivatkozs"/>
@@ -520,7 +524,7 @@
                 <w:noProof/>
                 <w:webHidden/>
               </w:rPr>
-              <w:instrText xml:space="preserve"> PAGEREF _Toc194647789 \h </w:instrText>
+              <w:instrText xml:space="preserve"> PAGEREF _Toc194851684 \h </w:instrText>
             </w:r>
             <w:r>
               <w:rPr>
@@ -540,7 +544,7 @@
                 <w:noProof/>
                 <w:webHidden/>
               </w:rPr>
-              <w:t>3</w:t>
+              <w:t>4</w:t>
             </w:r>
             <w:r>
               <w:rPr>
@@ -560,12 +564,12 @@
             <w:rPr>
               <w:rFonts w:eastAsiaTheme="minorEastAsia"/>
               <w:noProof/>
-              <w:kern w:val="0"/>
+              <w:sz w:val="24"/>
+              <w:szCs w:val="24"/>
               <w:lang w:eastAsia="hu-HU"/>
-              <w14:ligatures w14:val="none"/>
             </w:rPr>
           </w:pPr>
-          <w:hyperlink w:anchor="_Toc194647790" w:history="1">
+          <w:hyperlink w:anchor="_Toc194851685" w:history="1">
             <w:r>
               <w:rPr>
                 <w:rStyle w:val="Hiperhivatkozs"/>
@@ -592,7 +596,7 @@
                 <w:noProof/>
                 <w:webHidden/>
               </w:rPr>
-              <w:instrText xml:space="preserve"> PAGEREF _Toc194647790 \h </w:instrText>
+              <w:instrText xml:space="preserve"> PAGEREF _Toc194851685 \h </w:instrText>
             </w:r>
             <w:r>
               <w:rPr>
@@ -612,7 +616,7 @@
                 <w:noProof/>
                 <w:webHidden/>
               </w:rPr>
-              <w:t>3</w:t>
+              <w:t>4</w:t>
             </w:r>
             <w:r>
               <w:rPr>
@@ -630,10 +634,14 @@
               <w:tab w:val="right" w:leader="dot" w:pos="9062"/>
             </w:tabs>
             <w:rPr>
+              <w:rFonts w:eastAsiaTheme="minorEastAsia"/>
               <w:noProof/>
+              <w:sz w:val="24"/>
+              <w:szCs w:val="24"/>
+              <w:lang w:eastAsia="hu-HU"/>
             </w:rPr>
           </w:pPr>
-          <w:hyperlink w:anchor="_Toc194647791" w:history="1">
+          <w:hyperlink w:anchor="_Toc194851686" w:history="1">
             <w:r>
               <w:rPr>
                 <w:rStyle w:val="Hiperhivatkozs"/>
@@ -660,7 +668,7 @@
                 <w:noProof/>
                 <w:webHidden/>
               </w:rPr>
-              <w:instrText xml:space="preserve"> PAGEREF _Toc194647791 \h </w:instrText>
+              <w:instrText xml:space="preserve"> PAGEREF _Toc194851686 \h </w:instrText>
             </w:r>
             <w:r>
               <w:rPr>
@@ -680,7 +688,7 @@
                 <w:noProof/>
                 <w:webHidden/>
               </w:rPr>
-              <w:t>3</w:t>
+              <w:t>4</w:t>
             </w:r>
             <w:r>
               <w:rPr>
@@ -698,10 +706,14 @@
               <w:tab w:val="right" w:leader="dot" w:pos="9062"/>
             </w:tabs>
             <w:rPr>
+              <w:rFonts w:eastAsiaTheme="minorEastAsia"/>
               <w:noProof/>
+              <w:sz w:val="24"/>
+              <w:szCs w:val="24"/>
+              <w:lang w:eastAsia="hu-HU"/>
             </w:rPr>
           </w:pPr>
-          <w:hyperlink w:anchor="_Toc194647792" w:history="1">
+          <w:hyperlink w:anchor="_Toc194851687" w:history="1">
             <w:r>
               <w:rPr>
                 <w:rStyle w:val="Hiperhivatkozs"/>
@@ -728,7 +740,7 @@
                 <w:noProof/>
                 <w:webHidden/>
               </w:rPr>
-              <w:instrText xml:space="preserve"> PAGEREF _Toc194647792 \h </w:instrText>
+              <w:instrText xml:space="preserve"> PAGEREF _Toc194851687 \h </w:instrText>
             </w:r>
             <w:r>
               <w:rPr>
@@ -748,7 +760,7 @@
                 <w:noProof/>
                 <w:webHidden/>
               </w:rPr>
-              <w:t>4</w:t>
+              <w:t>5</w:t>
             </w:r>
             <w:r>
               <w:rPr>
@@ -766,10 +778,14 @@
               <w:tab w:val="right" w:leader="dot" w:pos="9062"/>
             </w:tabs>
             <w:rPr>
+              <w:rFonts w:eastAsiaTheme="minorEastAsia"/>
               <w:noProof/>
+              <w:sz w:val="24"/>
+              <w:szCs w:val="24"/>
+              <w:lang w:eastAsia="hu-HU"/>
             </w:rPr>
           </w:pPr>
-          <w:hyperlink w:anchor="_Toc194647793" w:history="1">
+          <w:hyperlink w:anchor="_Toc194851688" w:history="1">
             <w:r>
               <w:rPr>
                 <w:rStyle w:val="Hiperhivatkozs"/>
@@ -796,7 +812,7 @@
                 <w:noProof/>
                 <w:webHidden/>
               </w:rPr>
-              <w:instrText xml:space="preserve"> PAGEREF _Toc194647793 \h </w:instrText>
+              <w:instrText xml:space="preserve"> PAGEREF _Toc194851688 \h </w:instrText>
             </w:r>
             <w:r>
               <w:rPr>
@@ -816,7 +832,7 @@
                 <w:noProof/>
                 <w:webHidden/>
               </w:rPr>
-              <w:t>4</w:t>
+              <w:t>5</w:t>
             </w:r>
             <w:r>
               <w:rPr>
@@ -834,10 +850,14 @@
               <w:tab w:val="right" w:leader="dot" w:pos="9062"/>
             </w:tabs>
             <w:rPr>
+              <w:rFonts w:eastAsiaTheme="minorEastAsia"/>
               <w:noProof/>
+              <w:sz w:val="24"/>
+              <w:szCs w:val="24"/>
+              <w:lang w:eastAsia="hu-HU"/>
             </w:rPr>
           </w:pPr>
-          <w:hyperlink w:anchor="_Toc194647794" w:history="1">
+          <w:hyperlink w:anchor="_Toc194851689" w:history="1">
             <w:r>
               <w:rPr>
                 <w:rStyle w:val="Hiperhivatkozs"/>
@@ -864,7 +884,7 @@
                 <w:noProof/>
                 <w:webHidden/>
               </w:rPr>
-              <w:instrText xml:space="preserve"> PAGEREF _Toc194647794 \h </w:instrText>
+              <w:instrText xml:space="preserve"> PAGEREF _Toc194851689 \h </w:instrText>
             </w:r>
             <w:r>
               <w:rPr>
@@ -884,7 +904,7 @@
                 <w:noProof/>
                 <w:webHidden/>
               </w:rPr>
-              <w:t>4</w:t>
+              <w:t>6</w:t>
             </w:r>
             <w:r>
               <w:rPr>
@@ -902,10 +922,14 @@
               <w:tab w:val="right" w:leader="dot" w:pos="9062"/>
             </w:tabs>
             <w:rPr>
+              <w:rFonts w:eastAsiaTheme="minorEastAsia"/>
               <w:noProof/>
+              <w:sz w:val="24"/>
+              <w:szCs w:val="24"/>
+              <w:lang w:eastAsia="hu-HU"/>
             </w:rPr>
           </w:pPr>
-          <w:hyperlink w:anchor="_Toc194647795" w:history="1">
+          <w:hyperlink w:anchor="_Toc194851690" w:history="1">
             <w:r>
               <w:rPr>
                 <w:rStyle w:val="Hiperhivatkozs"/>
@@ -932,7 +956,7 @@
                 <w:noProof/>
                 <w:webHidden/>
               </w:rPr>
-              <w:instrText xml:space="preserve"> PAGEREF _Toc194647795 \h </w:instrText>
+              <w:instrText xml:space="preserve"> PAGEREF _Toc194851690 \h </w:instrText>
             </w:r>
             <w:r>
               <w:rPr>
@@ -970,10 +994,14 @@
               <w:tab w:val="right" w:leader="dot" w:pos="9062"/>
             </w:tabs>
             <w:rPr>
+              <w:rFonts w:eastAsiaTheme="minorEastAsia"/>
               <w:noProof/>
+              <w:sz w:val="24"/>
+              <w:szCs w:val="24"/>
+              <w:lang w:eastAsia="hu-HU"/>
             </w:rPr>
           </w:pPr>
-          <w:hyperlink w:anchor="_Toc194647796" w:history="1">
+          <w:hyperlink w:anchor="_Toc194851691" w:history="1">
             <w:r>
               <w:rPr>
                 <w:rStyle w:val="Hiperhivatkozs"/>
@@ -1000,7 +1028,7 @@
                 <w:noProof/>
                 <w:webHidden/>
               </w:rPr>
-              <w:instrText xml:space="preserve"> PAGEREF _Toc194647796 \h </w:instrText>
+              <w:instrText xml:space="preserve"> PAGEREF _Toc194851691 \h </w:instrText>
             </w:r>
             <w:r>
               <w:rPr>
@@ -1020,7 +1048,7 @@
                 <w:noProof/>
                 <w:webHidden/>
               </w:rPr>
-              <w:t>6</w:t>
+              <w:t>7</w:t>
             </w:r>
             <w:r>
               <w:rPr>
@@ -1038,10 +1066,14 @@
               <w:tab w:val="right" w:leader="dot" w:pos="9062"/>
             </w:tabs>
             <w:rPr>
+              <w:rFonts w:eastAsiaTheme="minorEastAsia"/>
               <w:noProof/>
+              <w:sz w:val="24"/>
+              <w:szCs w:val="24"/>
+              <w:lang w:eastAsia="hu-HU"/>
             </w:rPr>
           </w:pPr>
-          <w:hyperlink w:anchor="_Toc194647797" w:history="1">
+          <w:hyperlink w:anchor="_Toc194851692" w:history="1">
             <w:r>
               <w:rPr>
                 <w:rStyle w:val="Hiperhivatkozs"/>
@@ -1068,7 +1100,7 @@
                 <w:noProof/>
                 <w:webHidden/>
               </w:rPr>
-              <w:instrText xml:space="preserve"> PAGEREF _Toc194647797 \h </w:instrText>
+              <w:instrText xml:space="preserve"> PAGEREF _Toc194851692 \h </w:instrText>
             </w:r>
             <w:r>
               <w:rPr>
@@ -1129,7 +1161,7 @@
       <w:pPr>
         <w:pStyle w:val="Cmsor1"/>
       </w:pPr>
-      <w:bookmarkStart w:id="2" w:name="_Toc194647785"/>
+      <w:bookmarkStart w:id="2" w:name="_Toc194851680"/>
       <w:r>
         <w:lastRenderedPageBreak/>
         <w:t>Tesztdokumentáció célja</w:t>
@@ -1158,7 +1190,7 @@
       <w:pPr>
         <w:pStyle w:val="Cmsor1"/>
       </w:pPr>
-      <w:bookmarkStart w:id="3" w:name="_Toc194647786"/>
+      <w:bookmarkStart w:id="3" w:name="_Toc194851681"/>
       <w:r>
         <w:t>Integrációs Teszt</w:t>
       </w:r>
@@ -1168,7 +1200,7 @@
       <w:pPr>
         <w:pStyle w:val="Cmsor2"/>
       </w:pPr>
-      <w:bookmarkStart w:id="4" w:name="_Toc194647787"/>
+      <w:bookmarkStart w:id="4" w:name="_Toc194851682"/>
       <w:proofErr w:type="spellStart"/>
       <w:r>
         <w:t>React</w:t>
@@ -1183,10 +1215,7 @@
       </w:r>
       <w:proofErr w:type="spellEnd"/>
       <w:r>
-        <w:t xml:space="preserve"> Frontend</w:t>
-      </w:r>
-      <w:r>
-        <w:t xml:space="preserve"> Tesztek</w:t>
+        <w:t xml:space="preserve"> Frontend Tesztek</w:t>
       </w:r>
       <w:bookmarkEnd w:id="4"/>
     </w:p>
@@ -1194,30 +1223,18 @@
       <w:pPr>
         <w:pStyle w:val="Cmsor3"/>
       </w:pPr>
-      <w:bookmarkStart w:id="5" w:name="_Toc194647788"/>
+      <w:bookmarkStart w:id="5" w:name="_Toc194851683"/>
       <w:r>
         <w:t>Regisztráció teszt</w:t>
       </w:r>
-      <w:bookmarkStart w:id="6" w:name="_GoBack"/>
       <w:bookmarkEnd w:id="5"/>
-      <w:bookmarkEnd w:id="6"/>
-    </w:p>
-    <w:p>
-      <w:pPr>
-        <w:pStyle w:val="Listaszerbekezds"/>
-        <w:numPr>
-          <w:ilvl w:val="0"/>
-          <w:numId w:val="4"/>
-        </w:numPr>
-      </w:pPr>
-      <w:r>
-        <w:rPr>
-          <w:rStyle w:val="Kiemels2"/>
-        </w:rPr>
-        <w:t>Teszteset</w:t>
-      </w:r>
-      <w:r>
-        <w:t>:  Teszteljük a regisztráció helyes működését</w:t>
+    </w:p>
+    <w:p>
+      <w:r>
+        <w:t>T</w:t>
+      </w:r>
+      <w:r>
+        <w:t>eszteljük a regisztráció helyes működését</w:t>
       </w:r>
     </w:p>
     <w:tbl>
@@ -1421,41 +1438,184 @@
         </w:tc>
       </w:tr>
     </w:tbl>
-    <w:p/>
+    <w:p>
+      <w:pPr>
+        <w:spacing w:after="0"/>
+      </w:pPr>
+      <w:r>
+        <w:t>// Register.test.js</w:t>
+      </w:r>
+    </w:p>
+    <w:p>
+      <w:pPr>
+        <w:spacing w:after="0"/>
+      </w:pPr>
+      <w:r>
+        <w:drawing>
+          <wp:inline distT="0" distB="0" distL="0" distR="0" wp14:anchorId="0C856239" wp14:editId="0715303E">
+            <wp:extent cx="5760720" cy="1102995"/>
+            <wp:effectExtent l="0" t="0" r="0" b="1905"/>
+            <wp:docPr id="595025436" name="Kép 1" descr="A képen képernyőkép, szöveg, Multimédiás szoftver látható&#10;&#10;Előfordulhat, hogy a mesterséges intelligencia által létrehozott tartalom helytelen."/>
+            <wp:cNvGraphicFramePr>
+              <a:graphicFrameLocks xmlns:a="http://schemas.openxmlformats.org/drawingml/2006/main" noChangeAspect="1"/>
+            </wp:cNvGraphicFramePr>
+            <a:graphic xmlns:a="http://schemas.openxmlformats.org/drawingml/2006/main">
+              <a:graphicData uri="http://schemas.openxmlformats.org/drawingml/2006/picture">
+                <pic:pic xmlns:pic="http://schemas.openxmlformats.org/drawingml/2006/picture">
+                  <pic:nvPicPr>
+                    <pic:cNvPr id="595025436" name="Kép 1" descr="A képen képernyőkép, szöveg, Multimédiás szoftver látható&#10;&#10;Előfordulhat, hogy a mesterséges intelligencia által létrehozott tartalom helytelen."/>
+                    <pic:cNvPicPr/>
+                  </pic:nvPicPr>
+                  <pic:blipFill>
+                    <a:blip r:embed="rId10"/>
+                    <a:stretch>
+                      <a:fillRect/>
+                    </a:stretch>
+                  </pic:blipFill>
+                  <pic:spPr>
+                    <a:xfrm>
+                      <a:off x="0" y="0"/>
+                      <a:ext cx="5760720" cy="1102995"/>
+                    </a:xfrm>
+                    <a:prstGeom prst="rect">
+                      <a:avLst/>
+                    </a:prstGeom>
+                  </pic:spPr>
+                </pic:pic>
+              </a:graphicData>
+            </a:graphic>
+          </wp:inline>
+        </w:drawing>
+      </w:r>
+    </w:p>
+    <w:p>
+      <w:pPr>
+        <w:spacing w:after="0"/>
+        <w:rPr>
+          <w:noProof/>
+        </w:rPr>
+      </w:pPr>
+      <w:r>
+        <w:drawing>
+          <wp:inline distT="0" distB="0" distL="0" distR="0" wp14:anchorId="161F16E6" wp14:editId="6F5D8569">
+            <wp:extent cx="5760720" cy="2813685"/>
+            <wp:effectExtent l="0" t="0" r="0" b="5715"/>
+            <wp:docPr id="952130413" name="Kép 1" descr="A képen szöveg, képernyőkép, szoftver, Operációs rendszer látható&#10;&#10;Előfordulhat, hogy a mesterséges intelligencia által létrehozott tartalom helytelen."/>
+            <wp:cNvGraphicFramePr>
+              <a:graphicFrameLocks xmlns:a="http://schemas.openxmlformats.org/drawingml/2006/main" noChangeAspect="1"/>
+            </wp:cNvGraphicFramePr>
+            <a:graphic xmlns:a="http://schemas.openxmlformats.org/drawingml/2006/main">
+              <a:graphicData uri="http://schemas.openxmlformats.org/drawingml/2006/picture">
+                <pic:pic xmlns:pic="http://schemas.openxmlformats.org/drawingml/2006/picture">
+                  <pic:nvPicPr>
+                    <pic:cNvPr id="952130413" name="Kép 1" descr="A képen szöveg, képernyőkép, szoftver, Operációs rendszer látható&#10;&#10;Előfordulhat, hogy a mesterséges intelligencia által létrehozott tartalom helytelen."/>
+                    <pic:cNvPicPr/>
+                  </pic:nvPicPr>
+                  <pic:blipFill>
+                    <a:blip r:embed="rId11"/>
+                    <a:stretch>
+                      <a:fillRect/>
+                    </a:stretch>
+                  </pic:blipFill>
+                  <pic:spPr>
+                    <a:xfrm>
+                      <a:off x="0" y="0"/>
+                      <a:ext cx="5760720" cy="2813685"/>
+                    </a:xfrm>
+                    <a:prstGeom prst="rect">
+                      <a:avLst/>
+                    </a:prstGeom>
+                  </pic:spPr>
+                </pic:pic>
+              </a:graphicData>
+            </a:graphic>
+          </wp:inline>
+        </w:drawing>
+      </w:r>
+      <w:r>
+        <w:rPr>
+          <w:noProof/>
+        </w:rPr>
+        <w:t xml:space="preserve"> </w:t>
+      </w:r>
+    </w:p>
+    <w:p>
+      <w:pPr>
+        <w:spacing w:after="0"/>
+      </w:pPr>
+      <w:r>
+        <w:lastRenderedPageBreak/>
+        <w:drawing>
+          <wp:inline distT="0" distB="0" distL="0" distR="0" wp14:anchorId="1093CBB4" wp14:editId="7CB0C349">
+            <wp:extent cx="5760720" cy="3508375"/>
+            <wp:effectExtent l="0" t="0" r="0" b="0"/>
+            <wp:docPr id="1774501545" name="Kép 1" descr="A képen szöveg, képernyőkép, szoftver látható&#10;&#10;Előfordulhat, hogy a mesterséges intelligencia által létrehozott tartalom helytelen."/>
+            <wp:cNvGraphicFramePr>
+              <a:graphicFrameLocks xmlns:a="http://schemas.openxmlformats.org/drawingml/2006/main" noChangeAspect="1"/>
+            </wp:cNvGraphicFramePr>
+            <a:graphic xmlns:a="http://schemas.openxmlformats.org/drawingml/2006/main">
+              <a:graphicData uri="http://schemas.openxmlformats.org/drawingml/2006/picture">
+                <pic:pic xmlns:pic="http://schemas.openxmlformats.org/drawingml/2006/picture">
+                  <pic:nvPicPr>
+                    <pic:cNvPr id="1774501545" name="Kép 1" descr="A képen szöveg, képernyőkép, szoftver látható&#10;&#10;Előfordulhat, hogy a mesterséges intelligencia által létrehozott tartalom helytelen."/>
+                    <pic:cNvPicPr/>
+                  </pic:nvPicPr>
+                  <pic:blipFill>
+                    <a:blip r:embed="rId12"/>
+                    <a:stretch>
+                      <a:fillRect/>
+                    </a:stretch>
+                  </pic:blipFill>
+                  <pic:spPr>
+                    <a:xfrm>
+                      <a:off x="0" y="0"/>
+                      <a:ext cx="5760720" cy="3508375"/>
+                    </a:xfrm>
+                    <a:prstGeom prst="rect">
+                      <a:avLst/>
+                    </a:prstGeom>
+                  </pic:spPr>
+                </pic:pic>
+              </a:graphicData>
+            </a:graphic>
+          </wp:inline>
+        </w:drawing>
+      </w:r>
+    </w:p>
     <w:p>
       <w:pPr>
         <w:pStyle w:val="Cmsor1"/>
       </w:pPr>
-      <w:bookmarkStart w:id="7" w:name="_Toc194647789"/>
+      <w:bookmarkStart w:id="6" w:name="_Toc194851684"/>
       <w:r>
         <w:t>Funkcionális Teszt</w:t>
       </w:r>
+      <w:bookmarkEnd w:id="6"/>
+    </w:p>
+    <w:p>
+      <w:pPr>
+        <w:pStyle w:val="Cmsor2"/>
+      </w:pPr>
+      <w:bookmarkStart w:id="7" w:name="_Toc194851685"/>
+      <w:proofErr w:type="spellStart"/>
+      <w:r>
+        <w:t>Selenium</w:t>
+      </w:r>
+      <w:proofErr w:type="spellEnd"/>
+      <w:r>
+        <w:t xml:space="preserve"> IDE Frontend tesztek</w:t>
+      </w:r>
       <w:bookmarkEnd w:id="7"/>
     </w:p>
     <w:p>
-      <w:pPr>
-        <w:pStyle w:val="Cmsor2"/>
-      </w:pPr>
-      <w:bookmarkStart w:id="8" w:name="_Toc194647790"/>
-      <w:proofErr w:type="spellStart"/>
-      <w:r>
-        <w:t>Selenium</w:t>
-      </w:r>
-      <w:proofErr w:type="spellEnd"/>
-      <w:r>
-        <w:t xml:space="preserve"> IDE Frontend tesztek</w:t>
-      </w:r>
-      <w:bookmarkEnd w:id="8"/>
-    </w:p>
-    <w:p>
-      <w:bookmarkStart w:id="9" w:name="_Toc194647791"/>
+      <w:bookmarkStart w:id="8" w:name="_Toc194851686"/>
       <w:r>
         <w:rPr>
           <w:rStyle w:val="Cmsor3Char"/>
         </w:rPr>
         <w:t>Regisztráció teszt</w:t>
       </w:r>
-      <w:bookmarkEnd w:id="9"/>
+      <w:bookmarkEnd w:id="8"/>
       <w:r>
         <w:br/>
       </w:r>
@@ -1478,7 +1638,7 @@
       <w:r>
         <w:t xml:space="preserve">Email: </w:t>
       </w:r>
-      <w:hyperlink r:id="rId10" w:history="1">
+      <w:hyperlink r:id="rId13" w:history="1">
         <w:r>
           <w:rPr>
             <w:rStyle w:val="Hiperhivatkozs"/>
@@ -1497,17 +1657,13 @@
       <w:pPr>
         <w:spacing w:after="0"/>
       </w:pPr>
-    </w:p>
-    <w:p>
-      <w:pPr>
-        <w:spacing w:after="0"/>
-      </w:pPr>
-      <w:r>
-        <w:lastRenderedPageBreak/>
+      <w:r>
         <w:t>Elvárt eredmény:</w:t>
       </w:r>
       <w:r>
-        <w:br/>
+        <w:t xml:space="preserve"> </w:t>
+      </w:r>
+      <w:r>
         <w:t>„Sikeres regisztráció</w:t>
       </w:r>
       <w:r>
@@ -1532,7 +1688,7 @@
           <w:noProof/>
         </w:rPr>
         <w:drawing>
-          <wp:inline distT="0" distB="0" distL="0" distR="0" wp14:anchorId="3B9F226C" wp14:editId="64C31F17">
+          <wp:inline distT="0" distB="0" distL="0" distR="0" wp14:anchorId="3B9F226C" wp14:editId="729A3C7B">
             <wp:extent cx="5729139" cy="3053080"/>
             <wp:effectExtent l="0" t="0" r="5080" b="0"/>
             <wp:docPr id="215339450" name="Kép 1" descr="A képen szöveg, képernyőkép, szoftver, Számítógépes ikon látható&#10;&#10;Előfordulhat, hogy a mesterséges intelligencia által létrehozott tartalom helytelen."/>
@@ -1547,7 +1703,7 @@
                     <pic:cNvPicPr/>
                   </pic:nvPicPr>
                   <pic:blipFill>
-                    <a:blip r:embed="rId11" cstate="print">
+                    <a:blip r:embed="rId14" cstate="print">
                       <a:extLst>
                         <a:ext uri="{28A0092B-C50C-407E-A947-70E740481C1C}">
                           <a14:useLocalDpi xmlns:a14="http://schemas.microsoft.com/office/drawing/2010/main" val="0"/>
@@ -1578,14 +1734,15 @@
       <w:pPr>
         <w:spacing w:before="240"/>
       </w:pPr>
-      <w:bookmarkStart w:id="10" w:name="_Toc194647792"/>
+      <w:bookmarkStart w:id="9" w:name="_Toc194851687"/>
       <w:r>
         <w:rPr>
           <w:rStyle w:val="Cmsor3Char"/>
         </w:rPr>
+        <w:lastRenderedPageBreak/>
         <w:t>Bejelentkezés teszt</w:t>
       </w:r>
-      <w:bookmarkEnd w:id="10"/>
+      <w:bookmarkEnd w:id="9"/>
       <w:r>
         <w:br/>
       </w:r>
@@ -1615,6 +1772,34 @@
       <w:r>
         <w:br/>
         <w:t>Jelszó: Jelszo!1</w:t>
+      </w:r>
+    </w:p>
+    <w:p>
+      <w:pPr>
+        <w:spacing w:after="0"/>
+      </w:pPr>
+      <w:r>
+        <w:t xml:space="preserve">Elvárt eredmény: „Sikeres </w:t>
+      </w:r>
+      <w:r>
+        <w:t>bejelentkezés!</w:t>
+      </w:r>
+      <w:r>
+        <w:t xml:space="preserve">” felirat felugró </w:t>
+      </w:r>
+      <w:proofErr w:type="spellStart"/>
+      <w:r>
+        <w:t>a</w:t>
+      </w:r>
+      <w:r>
+        <w:t>lertben</w:t>
+      </w:r>
+      <w:proofErr w:type="spellEnd"/>
+      <w:r>
+        <w:t>.</w:t>
+      </w:r>
+      <w:r>
+        <w:br/>
       </w:r>
       <w:r>
         <w:br/>
@@ -1639,7 +1824,7 @@
                     <pic:cNvPicPr/>
                   </pic:nvPicPr>
                   <pic:blipFill>
-                    <a:blip r:embed="rId12"/>
+                    <a:blip r:embed="rId15"/>
                     <a:stretch>
                       <a:fillRect/>
                     </a:stretch>
@@ -1661,14 +1846,14 @@
       </w:r>
     </w:p>
     <w:p>
-      <w:bookmarkStart w:id="11" w:name="_Toc194647793"/>
+      <w:bookmarkStart w:id="10" w:name="_Toc194851688"/>
       <w:r>
         <w:rPr>
           <w:rStyle w:val="Cmsor3Char"/>
         </w:rPr>
         <w:t>Lejátszási lista létrehozás teszt</w:t>
       </w:r>
-      <w:bookmarkEnd w:id="11"/>
+      <w:bookmarkEnd w:id="10"/>
       <w:r>
         <w:rPr>
           <w:rStyle w:val="Cmsor3Char"/>
@@ -1715,11 +1900,27 @@
       </w:r>
     </w:p>
     <w:p>
+      <w:pPr>
+        <w:spacing w:after="0"/>
+      </w:pPr>
+      <w:r>
+        <w:t xml:space="preserve">Elvárt eredmény: </w:t>
+      </w:r>
+      <w:r>
+        <w:t>Újonnan létrehozott Teszt lejátszási lista</w:t>
+      </w:r>
+      <w:r>
+        <w:t xml:space="preserve"> </w:t>
+      </w:r>
+      <w:r>
+        <w:t>megjelenése.</w:t>
+      </w:r>
+    </w:p>
+    <w:p>
       <w:r>
         <w:rPr>
           <w:noProof/>
         </w:rPr>
-        <w:lastRenderedPageBreak/>
         <w:drawing>
           <wp:inline distT="0" distB="0" distL="0" distR="0" wp14:anchorId="03D81CEE" wp14:editId="41716EB4">
             <wp:extent cx="5760720" cy="3079750"/>
@@ -1736,7 +1937,7 @@
                     <pic:cNvPicPr/>
                   </pic:nvPicPr>
                   <pic:blipFill>
-                    <a:blip r:embed="rId13"/>
+                    <a:blip r:embed="rId16"/>
                     <a:stretch>
                       <a:fillRect/>
                     </a:stretch>
@@ -1763,14 +1964,15 @@
           <w:noProof/>
         </w:rPr>
       </w:pPr>
-      <w:bookmarkStart w:id="12" w:name="_Toc194647794"/>
+      <w:bookmarkStart w:id="11" w:name="_Toc194851689"/>
       <w:r>
         <w:rPr>
           <w:rStyle w:val="Cmsor3Char"/>
         </w:rPr>
+        <w:lastRenderedPageBreak/>
         <w:t>Zene kedvencekhez adás teszt</w:t>
       </w:r>
-      <w:bookmarkEnd w:id="12"/>
+      <w:bookmarkEnd w:id="11"/>
       <w:r>
         <w:br/>
       </w:r>
@@ -1784,6 +1986,22 @@
         <w:rPr>
           <w:noProof/>
         </w:rPr>
+        <w:t xml:space="preserve"> </w:t>
+      </w:r>
+    </w:p>
+    <w:p>
+      <w:pPr>
+        <w:rPr>
+          <w:noProof/>
+        </w:rPr>
+      </w:pPr>
+      <w:r>
+        <w:t xml:space="preserve">Elvárt eredmény: </w:t>
+      </w:r>
+      <w:r>
+        <w:t>A zene bekerülése a Kedvencek lejátszási listába.</w:t>
+      </w:r>
+      <w:r>
         <w:t xml:space="preserve"> </w:t>
       </w:r>
     </w:p>
@@ -1808,7 +2026,7 @@
                     <pic:cNvPicPr/>
                   </pic:nvPicPr>
                   <pic:blipFill>
-                    <a:blip r:embed="rId14"/>
+                    <a:blip r:embed="rId17"/>
                     <a:stretch>
                       <a:fillRect/>
                     </a:stretch>
@@ -1830,20 +2048,14 @@
       </w:r>
     </w:p>
     <w:p>
-      <w:r>
-        <w:br w:type="page"/>
-      </w:r>
-    </w:p>
-    <w:p>
-      <w:bookmarkStart w:id="13" w:name="_Toc194647795"/>
+      <w:bookmarkStart w:id="12" w:name="_Toc194851690"/>
       <w:r>
         <w:rPr>
           <w:rStyle w:val="Cmsor3Char"/>
         </w:rPr>
-        <w:lastRenderedPageBreak/>
         <w:t>Zene keresés teszt</w:t>
       </w:r>
-      <w:bookmarkEnd w:id="13"/>
+      <w:bookmarkEnd w:id="12"/>
       <w:r>
         <w:br/>
       </w:r>
@@ -1853,6 +2065,16 @@
       <w:r>
         <w:t>az alábbi zenére keres rá.</w:t>
       </w:r>
+    </w:p>
+    <w:p>
+      <w:r>
+        <w:t xml:space="preserve">Zene cím: </w:t>
+      </w:r>
+      <w:proofErr w:type="spellStart"/>
+      <w:r>
+        <w:t>firework</w:t>
+      </w:r>
+      <w:proofErr w:type="spellEnd"/>
     </w:p>
     <w:p>
       <w:pPr>
@@ -1861,15 +2083,23 @@
         </w:rPr>
       </w:pPr>
       <w:r>
-        <w:t xml:space="preserve">Zene cím: </w:t>
+        <w:t xml:space="preserve">Elvárt eredmény: </w:t>
       </w:r>
       <w:proofErr w:type="spellStart"/>
       <w:r>
-        <w:t>firework</w:t>
+        <w:t>Firework</w:t>
       </w:r>
       <w:proofErr w:type="spellEnd"/>
-    </w:p>
-    <w:p>
+      <w:r>
+        <w:t xml:space="preserve"> zeneoldal megjelenése.</w:t>
+      </w:r>
+    </w:p>
+    <w:p>
+      <w:pPr>
+        <w:rPr>
+          <w:rStyle w:val="Cmsor3Char"/>
+        </w:rPr>
+      </w:pPr>
       <w:r>
         <w:rPr>
           <w:noProof/>
@@ -1890,7 +2120,7 @@
                     <pic:cNvPicPr/>
                   </pic:nvPicPr>
                   <pic:blipFill>
-                    <a:blip r:embed="rId15"/>
+                    <a:blip r:embed="rId18"/>
                     <a:stretch>
                       <a:fillRect/>
                     </a:stretch>
@@ -1912,14 +2142,28 @@
       </w:r>
     </w:p>
     <w:p>
-      <w:bookmarkStart w:id="14" w:name="_Toc194647796"/>
-      <w:r>
+      <w:pPr>
         <w:rPr>
           <w:rStyle w:val="Cmsor3Char"/>
         </w:rPr>
+      </w:pPr>
+      <w:r>
+        <w:rPr>
+          <w:rStyle w:val="Cmsor3Char"/>
+        </w:rPr>
+        <w:br w:type="page"/>
+      </w:r>
+    </w:p>
+    <w:p>
+      <w:bookmarkStart w:id="13" w:name="_Toc194851691"/>
+      <w:r>
+        <w:rPr>
+          <w:rStyle w:val="Cmsor3Char"/>
+        </w:rPr>
+        <w:lastRenderedPageBreak/>
         <w:t>Zene lejátszás, és funkciók teszt</w:t>
       </w:r>
-      <w:bookmarkEnd w:id="14"/>
+      <w:bookmarkEnd w:id="13"/>
       <w:r>
         <w:br/>
       </w:r>
@@ -1927,17 +2171,60 @@
         <w:t xml:space="preserve">Ez a teszt </w:t>
       </w:r>
       <w:r>
-        <w:t>az oldalon elsőként megjelenő zenét lejátssza.</w:t>
-      </w:r>
-    </w:p>
-    <w:p>
-      <w:r>
-        <w:t>Aztán vált véletlenszerű új zenére.</w:t>
-      </w:r>
-    </w:p>
-    <w:p>
-      <w:r>
-        <w:t>Aztán megállítja a zenét.</w:t>
+        <w:t>az oldalon elsőként megjelenő zenét lejátssza</w:t>
+      </w:r>
+      <w:r>
+        <w:t>, következő zenére lép és megállítja azt</w:t>
+      </w:r>
+      <w:r>
+        <w:t>.</w:t>
+      </w:r>
+    </w:p>
+    <w:p>
+      <w:r>
+        <w:t>Elvárt eredmény</w:t>
+      </w:r>
+      <w:r>
+        <w:t>ek</w:t>
+      </w:r>
+      <w:r>
+        <w:t xml:space="preserve">: </w:t>
+      </w:r>
+    </w:p>
+    <w:p>
+      <w:pPr>
+        <w:pStyle w:val="Listaszerbekezds"/>
+        <w:numPr>
+          <w:ilvl w:val="0"/>
+          <w:numId w:val="5"/>
+        </w:numPr>
+      </w:pPr>
+      <w:r>
+        <w:t>Zene sikeres elindítása.</w:t>
+      </w:r>
+    </w:p>
+    <w:p>
+      <w:pPr>
+        <w:pStyle w:val="Listaszerbekezds"/>
+        <w:numPr>
+          <w:ilvl w:val="0"/>
+          <w:numId w:val="5"/>
+        </w:numPr>
+      </w:pPr>
+      <w:r>
+        <w:t>Sikeres új zenére váltás.</w:t>
+      </w:r>
+    </w:p>
+    <w:p>
+      <w:pPr>
+        <w:pStyle w:val="Listaszerbekezds"/>
+        <w:numPr>
+          <w:ilvl w:val="0"/>
+          <w:numId w:val="5"/>
+        </w:numPr>
+      </w:pPr>
+      <w:r>
+        <w:t>Zene sikeres megállítása.</w:t>
       </w:r>
     </w:p>
     <w:p>
@@ -1966,7 +2253,7 @@
                     <pic:cNvPicPr/>
                   </pic:nvPicPr>
                   <pic:blipFill>
-                    <a:blip r:embed="rId16"/>
+                    <a:blip r:embed="rId19"/>
                     <a:stretch>
                       <a:fillRect/>
                     </a:stretch>
@@ -1988,15 +2275,14 @@
       </w:r>
     </w:p>
     <w:p>
-      <w:bookmarkStart w:id="15" w:name="_Toc194647797"/>
+      <w:bookmarkStart w:id="14" w:name="_Toc194851692"/>
       <w:r>
         <w:rPr>
           <w:rStyle w:val="Cmsor3Char"/>
         </w:rPr>
-        <w:lastRenderedPageBreak/>
         <w:t>Profil törlés teszt</w:t>
       </w:r>
-      <w:bookmarkEnd w:id="15"/>
+      <w:bookmarkEnd w:id="14"/>
       <w:r>
         <w:br/>
       </w:r>
@@ -2008,11 +2294,29 @@
       </w:r>
     </w:p>
     <w:p>
-      <w:pPr>
-        <w:rPr>
-          <w:noProof/>
-        </w:rPr>
-      </w:pPr>
+      <w:r>
+        <w:t>Elvárt eredmény: „</w:t>
+      </w:r>
+      <w:r>
+        <w:t>Fiók sikeresen törölve!</w:t>
+      </w:r>
+      <w:r>
+        <w:t xml:space="preserve">” felirat felugró </w:t>
+      </w:r>
+      <w:proofErr w:type="spellStart"/>
+      <w:r>
+        <w:t>alertben</w:t>
+      </w:r>
+      <w:proofErr w:type="spellEnd"/>
+      <w:r>
+        <w:t xml:space="preserve"> és az oldal lefrissítése.</w:t>
+      </w:r>
+      <w:r>
+        <w:t xml:space="preserve"> </w:t>
+      </w:r>
+      <w:r>
+        <w:br/>
+      </w:r>
       <w:r>
         <w:rPr>
           <w:noProof/>
@@ -2033,7 +2337,7 @@
                     <pic:cNvPicPr/>
                   </pic:nvPicPr>
                   <pic:blipFill>
-                    <a:blip r:embed="rId17"/>
+                    <a:blip r:embed="rId20"/>
                     <a:stretch>
                       <a:fillRect/>
                     </a:stretch>
@@ -2054,18 +2358,10 @@
         </w:drawing>
       </w:r>
     </w:p>
-    <w:p>
-      <w:r>
-        <w:t>(Ha a teszt végén a főoldal jelenik meg akkor sikeres a teszt!)</w:t>
-      </w:r>
-      <w:r>
-        <w:t>í</w:t>
-      </w:r>
-    </w:p>
     <w:sectPr>
-      <w:headerReference w:type="default" r:id="rId18"/>
-      <w:footerReference w:type="default" r:id="rId19"/>
-      <w:footerReference w:type="first" r:id="rId20"/>
+      <w:headerReference w:type="default" r:id="rId21"/>
+      <w:footerReference w:type="default" r:id="rId22"/>
+      <w:footerReference w:type="first" r:id="rId23"/>
       <w:pgSz w:w="11906" w:h="16838"/>
       <w:pgMar w:top="1417" w:right="1417" w:bottom="1417" w:left="1417" w:header="708" w:footer="708" w:gutter="0"/>
       <w:pgNumType w:start="3"/>
@@ -2077,7 +2373,7 @@
 </file>
 
 <file path=word/endnotes.xml><?xml version="1.0" encoding="utf-8"?>
-<w:endnotes xmlns:wpc="http://schemas.microsoft.com/office/word/2010/wordprocessingCanvas" xmlns:cx="http://schemas.microsoft.com/office/drawing/2014/chartex" xmlns:cx1="http://schemas.microsoft.com/office/drawing/2015/9/8/chartex" xmlns:cx2="http://schemas.microsoft.com/office/drawing/2015/10/21/chartex" xmlns:cx3="http://schemas.microsoft.com/office/drawing/2016/5/9/chartex" xmlns:cx4="http://schemas.microsoft.com/office/drawing/2016/5/10/chartex" xmlns:cx5="http://schemas.microsoft.com/office/drawing/2016/5/11/chartex" xmlns:cx6="http://schemas.microsoft.com/office/drawing/2016/5/12/chartex" xmlns:cx7="http://schemas.microsoft.com/office/drawing/2016/5/13/chartex" xmlns:cx8="http://schemas.microsoft.com/office/drawing/2016/5/14/chartex" xmlns:mc="http://schemas.openxmlformats.org/markup-compatibility/2006" xmlns:aink="http://schemas.microsoft.com/office/drawing/2016/ink" xmlns:am3d="http://schemas.microsoft.com/office/drawing/2017/model3d" xmlns:o="urn:schemas-microsoft-com:office:office" xmlns:r="http://schemas.openxmlformats.org/officeDocument/2006/relationships" xmlns:m="http://schemas.openxmlformats.org/officeDocument/2006/math" xmlns:v="urn:schemas-microsoft-com:vml" xmlns:wp14="http://schemas.microsoft.com/office/word/2010/wordprocessingDrawing" xmlns:wp="http://schemas.openxmlformats.org/drawingml/2006/wordprocessingDrawing" xmlns:w10="urn:schemas-microsoft-com:office:word" xmlns:w="http://schemas.openxmlformats.org/wordprocessingml/2006/main" xmlns:w14="http://schemas.microsoft.com/office/word/2010/wordml" xmlns:w15="http://schemas.microsoft.com/office/word/2012/wordml" xmlns:w16cid="http://schemas.microsoft.com/office/word/2016/wordml/cid" xmlns:w16se="http://schemas.microsoft.com/office/word/2015/wordml/symex" xmlns:wpg="http://schemas.microsoft.com/office/word/2010/wordprocessingGroup" xmlns:wpi="http://schemas.microsoft.com/office/word/2010/wordprocessingInk" xmlns:wne="http://schemas.microsoft.com/office/word/2006/wordml" xmlns:wps="http://schemas.microsoft.com/office/word/2010/wordprocessingShape" mc:Ignorable="w14 w15 w16se w16cid wp14">
+<w:endnotes xmlns:wpc="http://schemas.microsoft.com/office/word/2010/wordprocessingCanvas" xmlns:cx="http://schemas.microsoft.com/office/drawing/2014/chartex" xmlns:cx1="http://schemas.microsoft.com/office/drawing/2015/9/8/chartex" xmlns:cx2="http://schemas.microsoft.com/office/drawing/2015/10/21/chartex" xmlns:cx3="http://schemas.microsoft.com/office/drawing/2016/5/9/chartex" xmlns:cx4="http://schemas.microsoft.com/office/drawing/2016/5/10/chartex" xmlns:cx5="http://schemas.microsoft.com/office/drawing/2016/5/11/chartex" xmlns:cx6="http://schemas.microsoft.com/office/drawing/2016/5/12/chartex" xmlns:cx7="http://schemas.microsoft.com/office/drawing/2016/5/13/chartex" xmlns:cx8="http://schemas.microsoft.com/office/drawing/2016/5/14/chartex" xmlns:mc="http://schemas.openxmlformats.org/markup-compatibility/2006" xmlns:aink="http://schemas.microsoft.com/office/drawing/2016/ink" xmlns:am3d="http://schemas.microsoft.com/office/drawing/2017/model3d" xmlns:o="urn:schemas-microsoft-com:office:office" xmlns:oel="http://schemas.microsoft.com/office/2019/extlst" xmlns:r="http://schemas.openxmlformats.org/officeDocument/2006/relationships" xmlns:m="http://schemas.openxmlformats.org/officeDocument/2006/math" xmlns:v="urn:schemas-microsoft-com:vml" xmlns:wp14="http://schemas.microsoft.com/office/word/2010/wordprocessingDrawing" xmlns:wp="http://schemas.openxmlformats.org/drawingml/2006/wordprocessingDrawing" xmlns:w10="urn:schemas-microsoft-com:office:word" xmlns:w="http://schemas.openxmlformats.org/wordprocessingml/2006/main" xmlns:w14="http://schemas.microsoft.com/office/word/2010/wordml" xmlns:w15="http://schemas.microsoft.com/office/word/2012/wordml" xmlns:w16cex="http://schemas.microsoft.com/office/word/2018/wordml/cex" xmlns:w16cid="http://schemas.microsoft.com/office/word/2016/wordml/cid" xmlns:w16="http://schemas.microsoft.com/office/word/2018/wordml" xmlns:w16du="http://schemas.microsoft.com/office/word/2023/wordml/word16du" xmlns:w16sdtdh="http://schemas.microsoft.com/office/word/2020/wordml/sdtdatahash" xmlns:w16sdtfl="http://schemas.microsoft.com/office/word/2024/wordml/sdtformatlock" xmlns:w16se="http://schemas.microsoft.com/office/word/2015/wordml/symex" xmlns:wpg="http://schemas.microsoft.com/office/word/2010/wordprocessingGroup" xmlns:wpi="http://schemas.microsoft.com/office/word/2010/wordprocessingInk" xmlns:wne="http://schemas.microsoft.com/office/word/2006/wordml" xmlns:wps="http://schemas.microsoft.com/office/word/2010/wordprocessingShape" mc:Ignorable="w14 w15 w16se w16cid w16 w16cex w16sdtdh w16sdtfl w16du wp14">
   <w:endnote w:type="separator" w:id="-1">
     <w:p>
       <w:pPr>
@@ -2102,7 +2398,7 @@
 </file>
 
 <file path=word/footer1.xml><?xml version="1.0" encoding="utf-8"?>
-<w:ftr xmlns:wpc="http://schemas.microsoft.com/office/word/2010/wordprocessingCanvas" xmlns:cx="http://schemas.microsoft.com/office/drawing/2014/chartex" xmlns:cx1="http://schemas.microsoft.com/office/drawing/2015/9/8/chartex" xmlns:cx2="http://schemas.microsoft.com/office/drawing/2015/10/21/chartex" xmlns:cx3="http://schemas.microsoft.com/office/drawing/2016/5/9/chartex" xmlns:cx4="http://schemas.microsoft.com/office/drawing/2016/5/10/chartex" xmlns:cx5="http://schemas.microsoft.com/office/drawing/2016/5/11/chartex" xmlns:cx6="http://schemas.microsoft.com/office/drawing/2016/5/12/chartex" xmlns:cx7="http://schemas.microsoft.com/office/drawing/2016/5/13/chartex" xmlns:cx8="http://schemas.microsoft.com/office/drawing/2016/5/14/chartex" xmlns:mc="http://schemas.openxmlformats.org/markup-compatibility/2006" xmlns:aink="http://schemas.microsoft.com/office/drawing/2016/ink" xmlns:am3d="http://schemas.microsoft.com/office/drawing/2017/model3d" xmlns:o="urn:schemas-microsoft-com:office:office" xmlns:r="http://schemas.openxmlformats.org/officeDocument/2006/relationships" xmlns:m="http://schemas.openxmlformats.org/officeDocument/2006/math" xmlns:v="urn:schemas-microsoft-com:vml" xmlns:wp14="http://schemas.microsoft.com/office/word/2010/wordprocessingDrawing" xmlns:wp="http://schemas.openxmlformats.org/drawingml/2006/wordprocessingDrawing" xmlns:w10="urn:schemas-microsoft-com:office:word" xmlns:w="http://schemas.openxmlformats.org/wordprocessingml/2006/main" xmlns:w14="http://schemas.microsoft.com/office/word/2010/wordml" xmlns:w15="http://schemas.microsoft.com/office/word/2012/wordml" xmlns:w16cid="http://schemas.microsoft.com/office/word/2016/wordml/cid" xmlns:w16se="http://schemas.microsoft.com/office/word/2015/wordml/symex" xmlns:wpg="http://schemas.microsoft.com/office/word/2010/wordprocessingGroup" xmlns:wpi="http://schemas.microsoft.com/office/word/2010/wordprocessingInk" xmlns:wne="http://schemas.microsoft.com/office/word/2006/wordml" xmlns:wps="http://schemas.microsoft.com/office/word/2010/wordprocessingShape" mc:Ignorable="w14 w15 w16se w16cid wp14">
+<w:ftr xmlns:wpc="http://schemas.microsoft.com/office/word/2010/wordprocessingCanvas" xmlns:cx="http://schemas.microsoft.com/office/drawing/2014/chartex" xmlns:cx1="http://schemas.microsoft.com/office/drawing/2015/9/8/chartex" xmlns:cx2="http://schemas.microsoft.com/office/drawing/2015/10/21/chartex" xmlns:cx3="http://schemas.microsoft.com/office/drawing/2016/5/9/chartex" xmlns:cx4="http://schemas.microsoft.com/office/drawing/2016/5/10/chartex" xmlns:cx5="http://schemas.microsoft.com/office/drawing/2016/5/11/chartex" xmlns:cx6="http://schemas.microsoft.com/office/drawing/2016/5/12/chartex" xmlns:cx7="http://schemas.microsoft.com/office/drawing/2016/5/13/chartex" xmlns:cx8="http://schemas.microsoft.com/office/drawing/2016/5/14/chartex" xmlns:mc="http://schemas.openxmlformats.org/markup-compatibility/2006" xmlns:aink="http://schemas.microsoft.com/office/drawing/2016/ink" xmlns:am3d="http://schemas.microsoft.com/office/drawing/2017/model3d" xmlns:o="urn:schemas-microsoft-com:office:office" xmlns:oel="http://schemas.microsoft.com/office/2019/extlst" xmlns:r="http://schemas.openxmlformats.org/officeDocument/2006/relationships" xmlns:m="http://schemas.openxmlformats.org/officeDocument/2006/math" xmlns:v="urn:schemas-microsoft-com:vml" xmlns:wp14="http://schemas.microsoft.com/office/word/2010/wordprocessingDrawing" xmlns:wp="http://schemas.openxmlformats.org/drawingml/2006/wordprocessingDrawing" xmlns:w10="urn:schemas-microsoft-com:office:word" xmlns:w="http://schemas.openxmlformats.org/wordprocessingml/2006/main" xmlns:w14="http://schemas.microsoft.com/office/word/2010/wordml" xmlns:w15="http://schemas.microsoft.com/office/word/2012/wordml" xmlns:w16cex="http://schemas.microsoft.com/office/word/2018/wordml/cex" xmlns:w16cid="http://schemas.microsoft.com/office/word/2016/wordml/cid" xmlns:w16="http://schemas.microsoft.com/office/word/2018/wordml" xmlns:w16du="http://schemas.microsoft.com/office/word/2023/wordml/word16du" xmlns:w16sdtdh="http://schemas.microsoft.com/office/word/2020/wordml/sdtdatahash" xmlns:w16sdtfl="http://schemas.microsoft.com/office/word/2024/wordml/sdtformatlock" xmlns:w16se="http://schemas.microsoft.com/office/word/2015/wordml/symex" xmlns:wpg="http://schemas.microsoft.com/office/word/2010/wordprocessingGroup" xmlns:wpi="http://schemas.microsoft.com/office/word/2010/wordprocessingInk" xmlns:wne="http://schemas.microsoft.com/office/word/2006/wordml" xmlns:wps="http://schemas.microsoft.com/office/word/2010/wordprocessingShape" mc:Ignorable="w14 w15 w16se w16cid w16 w16cex w16sdtdh w16sdtfl w16du wp14">
   <w:p>
     <w:pPr>
       <w:pStyle w:val="llb"/>
@@ -2113,7 +2409,7 @@
 </file>
 
 <file path=word/footer2.xml><?xml version="1.0" encoding="utf-8"?>
-<w:ftr xmlns:wpc="http://schemas.microsoft.com/office/word/2010/wordprocessingCanvas" xmlns:cx="http://schemas.microsoft.com/office/drawing/2014/chartex" xmlns:cx1="http://schemas.microsoft.com/office/drawing/2015/9/8/chartex" xmlns:cx2="http://schemas.microsoft.com/office/drawing/2015/10/21/chartex" xmlns:cx3="http://schemas.microsoft.com/office/drawing/2016/5/9/chartex" xmlns:cx4="http://schemas.microsoft.com/office/drawing/2016/5/10/chartex" xmlns:cx5="http://schemas.microsoft.com/office/drawing/2016/5/11/chartex" xmlns:cx6="http://schemas.microsoft.com/office/drawing/2016/5/12/chartex" xmlns:cx7="http://schemas.microsoft.com/office/drawing/2016/5/13/chartex" xmlns:cx8="http://schemas.microsoft.com/office/drawing/2016/5/14/chartex" xmlns:mc="http://schemas.openxmlformats.org/markup-compatibility/2006" xmlns:aink="http://schemas.microsoft.com/office/drawing/2016/ink" xmlns:am3d="http://schemas.microsoft.com/office/drawing/2017/model3d" xmlns:o="urn:schemas-microsoft-com:office:office" xmlns:r="http://schemas.openxmlformats.org/officeDocument/2006/relationships" xmlns:m="http://schemas.openxmlformats.org/officeDocument/2006/math" xmlns:v="urn:schemas-microsoft-com:vml" xmlns:wp14="http://schemas.microsoft.com/office/word/2010/wordprocessingDrawing" xmlns:wp="http://schemas.openxmlformats.org/drawingml/2006/wordprocessingDrawing" xmlns:w10="urn:schemas-microsoft-com:office:word" xmlns:w="http://schemas.openxmlformats.org/wordprocessingml/2006/main" xmlns:w14="http://schemas.microsoft.com/office/word/2010/wordml" xmlns:w15="http://schemas.microsoft.com/office/word/2012/wordml" xmlns:w16cid="http://schemas.microsoft.com/office/word/2016/wordml/cid" xmlns:w16se="http://schemas.microsoft.com/office/word/2015/wordml/symex" xmlns:wpg="http://schemas.microsoft.com/office/word/2010/wordprocessingGroup" xmlns:wpi="http://schemas.microsoft.com/office/word/2010/wordprocessingInk" xmlns:wne="http://schemas.microsoft.com/office/word/2006/wordml" xmlns:wps="http://schemas.microsoft.com/office/word/2010/wordprocessingShape" mc:Ignorable="w14 w15 w16se w16cid wp14">
+<w:ftr xmlns:wpc="http://schemas.microsoft.com/office/word/2010/wordprocessingCanvas" xmlns:cx="http://schemas.microsoft.com/office/drawing/2014/chartex" xmlns:cx1="http://schemas.microsoft.com/office/drawing/2015/9/8/chartex" xmlns:cx2="http://schemas.microsoft.com/office/drawing/2015/10/21/chartex" xmlns:cx3="http://schemas.microsoft.com/office/drawing/2016/5/9/chartex" xmlns:cx4="http://schemas.microsoft.com/office/drawing/2016/5/10/chartex" xmlns:cx5="http://schemas.microsoft.com/office/drawing/2016/5/11/chartex" xmlns:cx6="http://schemas.microsoft.com/office/drawing/2016/5/12/chartex" xmlns:cx7="http://schemas.microsoft.com/office/drawing/2016/5/13/chartex" xmlns:cx8="http://schemas.microsoft.com/office/drawing/2016/5/14/chartex" xmlns:mc="http://schemas.openxmlformats.org/markup-compatibility/2006" xmlns:aink="http://schemas.microsoft.com/office/drawing/2016/ink" xmlns:am3d="http://schemas.microsoft.com/office/drawing/2017/model3d" xmlns:o="urn:schemas-microsoft-com:office:office" xmlns:oel="http://schemas.microsoft.com/office/2019/extlst" xmlns:r="http://schemas.openxmlformats.org/officeDocument/2006/relationships" xmlns:m="http://schemas.openxmlformats.org/officeDocument/2006/math" xmlns:v="urn:schemas-microsoft-com:vml" xmlns:wp14="http://schemas.microsoft.com/office/word/2010/wordprocessingDrawing" xmlns:wp="http://schemas.openxmlformats.org/drawingml/2006/wordprocessingDrawing" xmlns:w10="urn:schemas-microsoft-com:office:word" xmlns:w="http://schemas.openxmlformats.org/wordprocessingml/2006/main" xmlns:w14="http://schemas.microsoft.com/office/word/2010/wordml" xmlns:w15="http://schemas.microsoft.com/office/word/2012/wordml" xmlns:w16cex="http://schemas.microsoft.com/office/word/2018/wordml/cex" xmlns:w16cid="http://schemas.microsoft.com/office/word/2016/wordml/cid" xmlns:w16="http://schemas.microsoft.com/office/word/2018/wordml" xmlns:w16du="http://schemas.microsoft.com/office/word/2023/wordml/word16du" xmlns:w16sdtdh="http://schemas.microsoft.com/office/word/2020/wordml/sdtdatahash" xmlns:w16sdtfl="http://schemas.microsoft.com/office/word/2024/wordml/sdtformatlock" xmlns:w16se="http://schemas.microsoft.com/office/word/2015/wordml/symex" xmlns:wpg="http://schemas.microsoft.com/office/word/2010/wordprocessingGroup" xmlns:wpi="http://schemas.microsoft.com/office/word/2010/wordprocessingInk" xmlns:wne="http://schemas.microsoft.com/office/word/2006/wordml" xmlns:wps="http://schemas.microsoft.com/office/word/2010/wordprocessingShape" mc:Ignorable="w14 w15 w16se w16cid w16 w16cex w16sdtdh w16sdtfl w16du wp14">
   <w:p>
     <w:pPr>
       <w:pStyle w:val="llb"/>
@@ -2129,7 +2425,7 @@
 </file>
 
 <file path=word/footer3.xml><?xml version="1.0" encoding="utf-8"?>
-<w:ftr xmlns:wpc="http://schemas.microsoft.com/office/word/2010/wordprocessingCanvas" xmlns:cx="http://schemas.microsoft.com/office/drawing/2014/chartex" xmlns:cx1="http://schemas.microsoft.com/office/drawing/2015/9/8/chartex" xmlns:cx2="http://schemas.microsoft.com/office/drawing/2015/10/21/chartex" xmlns:cx3="http://schemas.microsoft.com/office/drawing/2016/5/9/chartex" xmlns:cx4="http://schemas.microsoft.com/office/drawing/2016/5/10/chartex" xmlns:cx5="http://schemas.microsoft.com/office/drawing/2016/5/11/chartex" xmlns:cx6="http://schemas.microsoft.com/office/drawing/2016/5/12/chartex" xmlns:cx7="http://schemas.microsoft.com/office/drawing/2016/5/13/chartex" xmlns:cx8="http://schemas.microsoft.com/office/drawing/2016/5/14/chartex" xmlns:mc="http://schemas.openxmlformats.org/markup-compatibility/2006" xmlns:aink="http://schemas.microsoft.com/office/drawing/2016/ink" xmlns:am3d="http://schemas.microsoft.com/office/drawing/2017/model3d" xmlns:o="urn:schemas-microsoft-com:office:office" xmlns:r="http://schemas.openxmlformats.org/officeDocument/2006/relationships" xmlns:m="http://schemas.openxmlformats.org/officeDocument/2006/math" xmlns:v="urn:schemas-microsoft-com:vml" xmlns:wp14="http://schemas.microsoft.com/office/word/2010/wordprocessingDrawing" xmlns:wp="http://schemas.openxmlformats.org/drawingml/2006/wordprocessingDrawing" xmlns:w10="urn:schemas-microsoft-com:office:word" xmlns:w="http://schemas.openxmlformats.org/wordprocessingml/2006/main" xmlns:w14="http://schemas.microsoft.com/office/word/2010/wordml" xmlns:w15="http://schemas.microsoft.com/office/word/2012/wordml" xmlns:w16cid="http://schemas.microsoft.com/office/word/2016/wordml/cid" xmlns:w16se="http://schemas.microsoft.com/office/word/2015/wordml/symex" xmlns:wpg="http://schemas.microsoft.com/office/word/2010/wordprocessingGroup" xmlns:wpi="http://schemas.microsoft.com/office/word/2010/wordprocessingInk" xmlns:wne="http://schemas.microsoft.com/office/word/2006/wordml" xmlns:wps="http://schemas.microsoft.com/office/word/2010/wordprocessingShape" mc:Ignorable="w14 w15 w16se w16cid wp14">
+<w:ftr xmlns:wpc="http://schemas.microsoft.com/office/word/2010/wordprocessingCanvas" xmlns:cx="http://schemas.microsoft.com/office/drawing/2014/chartex" xmlns:cx1="http://schemas.microsoft.com/office/drawing/2015/9/8/chartex" xmlns:cx2="http://schemas.microsoft.com/office/drawing/2015/10/21/chartex" xmlns:cx3="http://schemas.microsoft.com/office/drawing/2016/5/9/chartex" xmlns:cx4="http://schemas.microsoft.com/office/drawing/2016/5/10/chartex" xmlns:cx5="http://schemas.microsoft.com/office/drawing/2016/5/11/chartex" xmlns:cx6="http://schemas.microsoft.com/office/drawing/2016/5/12/chartex" xmlns:cx7="http://schemas.microsoft.com/office/drawing/2016/5/13/chartex" xmlns:cx8="http://schemas.microsoft.com/office/drawing/2016/5/14/chartex" xmlns:mc="http://schemas.openxmlformats.org/markup-compatibility/2006" xmlns:aink="http://schemas.microsoft.com/office/drawing/2016/ink" xmlns:am3d="http://schemas.microsoft.com/office/drawing/2017/model3d" xmlns:o="urn:schemas-microsoft-com:office:office" xmlns:oel="http://schemas.microsoft.com/office/2019/extlst" xmlns:r="http://schemas.openxmlformats.org/officeDocument/2006/relationships" xmlns:m="http://schemas.openxmlformats.org/officeDocument/2006/math" xmlns:v="urn:schemas-microsoft-com:vml" xmlns:wp14="http://schemas.microsoft.com/office/word/2010/wordprocessingDrawing" xmlns:wp="http://schemas.openxmlformats.org/drawingml/2006/wordprocessingDrawing" xmlns:w10="urn:schemas-microsoft-com:office:word" xmlns:w="http://schemas.openxmlformats.org/wordprocessingml/2006/main" xmlns:w14="http://schemas.microsoft.com/office/word/2010/wordml" xmlns:w15="http://schemas.microsoft.com/office/word/2012/wordml" xmlns:w16cex="http://schemas.microsoft.com/office/word/2018/wordml/cex" xmlns:w16cid="http://schemas.microsoft.com/office/word/2016/wordml/cid" xmlns:w16="http://schemas.microsoft.com/office/word/2018/wordml" xmlns:w16du="http://schemas.microsoft.com/office/word/2023/wordml/word16du" xmlns:w16sdtdh="http://schemas.microsoft.com/office/word/2020/wordml/sdtdatahash" xmlns:w16sdtfl="http://schemas.microsoft.com/office/word/2024/wordml/sdtformatlock" xmlns:w16se="http://schemas.microsoft.com/office/word/2015/wordml/symex" xmlns:wpg="http://schemas.microsoft.com/office/word/2010/wordprocessingGroup" xmlns:wpi="http://schemas.microsoft.com/office/word/2010/wordprocessingInk" xmlns:wne="http://schemas.microsoft.com/office/word/2006/wordml" xmlns:wps="http://schemas.microsoft.com/office/word/2010/wordprocessingShape" mc:Ignorable="w14 w15 w16se w16cid w16 w16cex w16sdtdh w16sdtfl w16du wp14">
   <w:sdt>
     <w:sdtPr>
       <w:id w:val="2099594421"/>
@@ -2138,7 +2434,6 @@
         <w:docPartUnique/>
       </w:docPartObj>
     </w:sdtPr>
-    <w:sdtEndPr/>
     <w:sdtContent>
       <w:p>
         <w:pPr>
@@ -2172,7 +2467,7 @@
 </file>
 
 <file path=word/footer4.xml><?xml version="1.0" encoding="utf-8"?>
-<w:ftr xmlns:wpc="http://schemas.microsoft.com/office/word/2010/wordprocessingCanvas" xmlns:cx="http://schemas.microsoft.com/office/drawing/2014/chartex" xmlns:cx1="http://schemas.microsoft.com/office/drawing/2015/9/8/chartex" xmlns:cx2="http://schemas.microsoft.com/office/drawing/2015/10/21/chartex" xmlns:cx3="http://schemas.microsoft.com/office/drawing/2016/5/9/chartex" xmlns:cx4="http://schemas.microsoft.com/office/drawing/2016/5/10/chartex" xmlns:cx5="http://schemas.microsoft.com/office/drawing/2016/5/11/chartex" xmlns:cx6="http://schemas.microsoft.com/office/drawing/2016/5/12/chartex" xmlns:cx7="http://schemas.microsoft.com/office/drawing/2016/5/13/chartex" xmlns:cx8="http://schemas.microsoft.com/office/drawing/2016/5/14/chartex" xmlns:mc="http://schemas.openxmlformats.org/markup-compatibility/2006" xmlns:aink="http://schemas.microsoft.com/office/drawing/2016/ink" xmlns:am3d="http://schemas.microsoft.com/office/drawing/2017/model3d" xmlns:o="urn:schemas-microsoft-com:office:office" xmlns:r="http://schemas.openxmlformats.org/officeDocument/2006/relationships" xmlns:m="http://schemas.openxmlformats.org/officeDocument/2006/math" xmlns:v="urn:schemas-microsoft-com:vml" xmlns:wp14="http://schemas.microsoft.com/office/word/2010/wordprocessingDrawing" xmlns:wp="http://schemas.openxmlformats.org/drawingml/2006/wordprocessingDrawing" xmlns:w10="urn:schemas-microsoft-com:office:word" xmlns:w="http://schemas.openxmlformats.org/wordprocessingml/2006/main" xmlns:w14="http://schemas.microsoft.com/office/word/2010/wordml" xmlns:w15="http://schemas.microsoft.com/office/word/2012/wordml" xmlns:w16cid="http://schemas.microsoft.com/office/word/2016/wordml/cid" xmlns:w16se="http://schemas.microsoft.com/office/word/2015/wordml/symex" xmlns:wpg="http://schemas.microsoft.com/office/word/2010/wordprocessingGroup" xmlns:wpi="http://schemas.microsoft.com/office/word/2010/wordprocessingInk" xmlns:wne="http://schemas.microsoft.com/office/word/2006/wordml" xmlns:wps="http://schemas.microsoft.com/office/word/2010/wordprocessingShape" mc:Ignorable="w14 w15 w16se w16cid wp14">
+<w:ftr xmlns:wpc="http://schemas.microsoft.com/office/word/2010/wordprocessingCanvas" xmlns:cx="http://schemas.microsoft.com/office/drawing/2014/chartex" xmlns:cx1="http://schemas.microsoft.com/office/drawing/2015/9/8/chartex" xmlns:cx2="http://schemas.microsoft.com/office/drawing/2015/10/21/chartex" xmlns:cx3="http://schemas.microsoft.com/office/drawing/2016/5/9/chartex" xmlns:cx4="http://schemas.microsoft.com/office/drawing/2016/5/10/chartex" xmlns:cx5="http://schemas.microsoft.com/office/drawing/2016/5/11/chartex" xmlns:cx6="http://schemas.microsoft.com/office/drawing/2016/5/12/chartex" xmlns:cx7="http://schemas.microsoft.com/office/drawing/2016/5/13/chartex" xmlns:cx8="http://schemas.microsoft.com/office/drawing/2016/5/14/chartex" xmlns:mc="http://schemas.openxmlformats.org/markup-compatibility/2006" xmlns:aink="http://schemas.microsoft.com/office/drawing/2016/ink" xmlns:am3d="http://schemas.microsoft.com/office/drawing/2017/model3d" xmlns:o="urn:schemas-microsoft-com:office:office" xmlns:oel="http://schemas.microsoft.com/office/2019/extlst" xmlns:r="http://schemas.openxmlformats.org/officeDocument/2006/relationships" xmlns:m="http://schemas.openxmlformats.org/officeDocument/2006/math" xmlns:v="urn:schemas-microsoft-com:vml" xmlns:wp14="http://schemas.microsoft.com/office/word/2010/wordprocessingDrawing" xmlns:wp="http://schemas.openxmlformats.org/drawingml/2006/wordprocessingDrawing" xmlns:w10="urn:schemas-microsoft-com:office:word" xmlns:w="http://schemas.openxmlformats.org/wordprocessingml/2006/main" xmlns:w14="http://schemas.microsoft.com/office/word/2010/wordml" xmlns:w15="http://schemas.microsoft.com/office/word/2012/wordml" xmlns:w16cex="http://schemas.microsoft.com/office/word/2018/wordml/cex" xmlns:w16cid="http://schemas.microsoft.com/office/word/2016/wordml/cid" xmlns:w16="http://schemas.microsoft.com/office/word/2018/wordml" xmlns:w16du="http://schemas.microsoft.com/office/word/2023/wordml/word16du" xmlns:w16sdtdh="http://schemas.microsoft.com/office/word/2020/wordml/sdtdatahash" xmlns:w16sdtfl="http://schemas.microsoft.com/office/word/2024/wordml/sdtformatlock" xmlns:w16se="http://schemas.microsoft.com/office/word/2015/wordml/symex" xmlns:wpg="http://schemas.microsoft.com/office/word/2010/wordprocessingGroup" xmlns:wpi="http://schemas.microsoft.com/office/word/2010/wordprocessingInk" xmlns:wne="http://schemas.microsoft.com/office/word/2006/wordml" xmlns:wps="http://schemas.microsoft.com/office/word/2010/wordprocessingShape" mc:Ignorable="w14 w15 w16se w16cid w16 w16cex w16sdtdh w16sdtfl w16du wp14">
   <w:p>
     <w:pPr>
       <w:pStyle w:val="llb"/>
@@ -2185,7 +2480,7 @@
 </file>
 
 <file path=word/footnotes.xml><?xml version="1.0" encoding="utf-8"?>
-<w:footnotes xmlns:wpc="http://schemas.microsoft.com/office/word/2010/wordprocessingCanvas" xmlns:cx="http://schemas.microsoft.com/office/drawing/2014/chartex" xmlns:cx1="http://schemas.microsoft.com/office/drawing/2015/9/8/chartex" xmlns:cx2="http://schemas.microsoft.com/office/drawing/2015/10/21/chartex" xmlns:cx3="http://schemas.microsoft.com/office/drawing/2016/5/9/chartex" xmlns:cx4="http://schemas.microsoft.com/office/drawing/2016/5/10/chartex" xmlns:cx5="http://schemas.microsoft.com/office/drawing/2016/5/11/chartex" xmlns:cx6="http://schemas.microsoft.com/office/drawing/2016/5/12/chartex" xmlns:cx7="http://schemas.microsoft.com/office/drawing/2016/5/13/chartex" xmlns:cx8="http://schemas.microsoft.com/office/drawing/2016/5/14/chartex" xmlns:mc="http://schemas.openxmlformats.org/markup-compatibility/2006" xmlns:aink="http://schemas.microsoft.com/office/drawing/2016/ink" xmlns:am3d="http://schemas.microsoft.com/office/drawing/2017/model3d" xmlns:o="urn:schemas-microsoft-com:office:office" xmlns:r="http://schemas.openxmlformats.org/officeDocument/2006/relationships" xmlns:m="http://schemas.openxmlformats.org/officeDocument/2006/math" xmlns:v="urn:schemas-microsoft-com:vml" xmlns:wp14="http://schemas.microsoft.com/office/word/2010/wordprocessingDrawing" xmlns:wp="http://schemas.openxmlformats.org/drawingml/2006/wordprocessingDrawing" xmlns:w10="urn:schemas-microsoft-com:office:word" xmlns:w="http://schemas.openxmlformats.org/wordprocessingml/2006/main" xmlns:w14="http://schemas.microsoft.com/office/word/2010/wordml" xmlns:w15="http://schemas.microsoft.com/office/word/2012/wordml" xmlns:w16cid="http://schemas.microsoft.com/office/word/2016/wordml/cid" xmlns:w16se="http://schemas.microsoft.com/office/word/2015/wordml/symex" xmlns:wpg="http://schemas.microsoft.com/office/word/2010/wordprocessingGroup" xmlns:wpi="http://schemas.microsoft.com/office/word/2010/wordprocessingInk" xmlns:wne="http://schemas.microsoft.com/office/word/2006/wordml" xmlns:wps="http://schemas.microsoft.com/office/word/2010/wordprocessingShape" mc:Ignorable="w14 w15 w16se w16cid wp14">
+<w:footnotes xmlns:wpc="http://schemas.microsoft.com/office/word/2010/wordprocessingCanvas" xmlns:cx="http://schemas.microsoft.com/office/drawing/2014/chartex" xmlns:cx1="http://schemas.microsoft.com/office/drawing/2015/9/8/chartex" xmlns:cx2="http://schemas.microsoft.com/office/drawing/2015/10/21/chartex" xmlns:cx3="http://schemas.microsoft.com/office/drawing/2016/5/9/chartex" xmlns:cx4="http://schemas.microsoft.com/office/drawing/2016/5/10/chartex" xmlns:cx5="http://schemas.microsoft.com/office/drawing/2016/5/11/chartex" xmlns:cx6="http://schemas.microsoft.com/office/drawing/2016/5/12/chartex" xmlns:cx7="http://schemas.microsoft.com/office/drawing/2016/5/13/chartex" xmlns:cx8="http://schemas.microsoft.com/office/drawing/2016/5/14/chartex" xmlns:mc="http://schemas.openxmlformats.org/markup-compatibility/2006" xmlns:aink="http://schemas.microsoft.com/office/drawing/2016/ink" xmlns:am3d="http://schemas.microsoft.com/office/drawing/2017/model3d" xmlns:o="urn:schemas-microsoft-com:office:office" xmlns:oel="http://schemas.microsoft.com/office/2019/extlst" xmlns:r="http://schemas.openxmlformats.org/officeDocument/2006/relationships" xmlns:m="http://schemas.openxmlformats.org/officeDocument/2006/math" xmlns:v="urn:schemas-microsoft-com:vml" xmlns:wp14="http://schemas.microsoft.com/office/word/2010/wordprocessingDrawing" xmlns:wp="http://schemas.openxmlformats.org/drawingml/2006/wordprocessingDrawing" xmlns:w10="urn:schemas-microsoft-com:office:word" xmlns:w="http://schemas.openxmlformats.org/wordprocessingml/2006/main" xmlns:w14="http://schemas.microsoft.com/office/word/2010/wordml" xmlns:w15="http://schemas.microsoft.com/office/word/2012/wordml" xmlns:w16cex="http://schemas.microsoft.com/office/word/2018/wordml/cex" xmlns:w16cid="http://schemas.microsoft.com/office/word/2016/wordml/cid" xmlns:w16="http://schemas.microsoft.com/office/word/2018/wordml" xmlns:w16du="http://schemas.microsoft.com/office/word/2023/wordml/word16du" xmlns:w16sdtdh="http://schemas.microsoft.com/office/word/2020/wordml/sdtdatahash" xmlns:w16sdtfl="http://schemas.microsoft.com/office/word/2024/wordml/sdtformatlock" xmlns:w16se="http://schemas.microsoft.com/office/word/2015/wordml/symex" xmlns:wpg="http://schemas.microsoft.com/office/word/2010/wordprocessingGroup" xmlns:wpi="http://schemas.microsoft.com/office/word/2010/wordprocessingInk" xmlns:wne="http://schemas.microsoft.com/office/word/2006/wordml" xmlns:wps="http://schemas.microsoft.com/office/word/2010/wordprocessingShape" mc:Ignorable="w14 w15 w16se w16cid w16 w16cex w16sdtdh w16sdtfl w16du wp14">
   <w:footnote w:type="separator" w:id="-1">
     <w:p>
       <w:pPr>
@@ -2210,7 +2505,7 @@
 </file>
 
 <file path=word/header1.xml><?xml version="1.0" encoding="utf-8"?>
-<w:hdr xmlns:wpc="http://schemas.microsoft.com/office/word/2010/wordprocessingCanvas" xmlns:cx="http://schemas.microsoft.com/office/drawing/2014/chartex" xmlns:cx1="http://schemas.microsoft.com/office/drawing/2015/9/8/chartex" xmlns:cx2="http://schemas.microsoft.com/office/drawing/2015/10/21/chartex" xmlns:cx3="http://schemas.microsoft.com/office/drawing/2016/5/9/chartex" xmlns:cx4="http://schemas.microsoft.com/office/drawing/2016/5/10/chartex" xmlns:cx5="http://schemas.microsoft.com/office/drawing/2016/5/11/chartex" xmlns:cx6="http://schemas.microsoft.com/office/drawing/2016/5/12/chartex" xmlns:cx7="http://schemas.microsoft.com/office/drawing/2016/5/13/chartex" xmlns:cx8="http://schemas.microsoft.com/office/drawing/2016/5/14/chartex" xmlns:mc="http://schemas.openxmlformats.org/markup-compatibility/2006" xmlns:aink="http://schemas.microsoft.com/office/drawing/2016/ink" xmlns:am3d="http://schemas.microsoft.com/office/drawing/2017/model3d" xmlns:o="urn:schemas-microsoft-com:office:office" xmlns:r="http://schemas.openxmlformats.org/officeDocument/2006/relationships" xmlns:m="http://schemas.openxmlformats.org/officeDocument/2006/math" xmlns:v="urn:schemas-microsoft-com:vml" xmlns:wp14="http://schemas.microsoft.com/office/word/2010/wordprocessingDrawing" xmlns:wp="http://schemas.openxmlformats.org/drawingml/2006/wordprocessingDrawing" xmlns:w10="urn:schemas-microsoft-com:office:word" xmlns:w="http://schemas.openxmlformats.org/wordprocessingml/2006/main" xmlns:w14="http://schemas.microsoft.com/office/word/2010/wordml" xmlns:w15="http://schemas.microsoft.com/office/word/2012/wordml" xmlns:w16cid="http://schemas.microsoft.com/office/word/2016/wordml/cid" xmlns:w16se="http://schemas.microsoft.com/office/word/2015/wordml/symex" xmlns:wpg="http://schemas.microsoft.com/office/word/2010/wordprocessingGroup" xmlns:wpi="http://schemas.microsoft.com/office/word/2010/wordprocessingInk" xmlns:wne="http://schemas.microsoft.com/office/word/2006/wordml" xmlns:wps="http://schemas.microsoft.com/office/word/2010/wordprocessingShape" mc:Ignorable="w14 w15 w16se w16cid wp14">
+<w:hdr xmlns:wpc="http://schemas.microsoft.com/office/word/2010/wordprocessingCanvas" xmlns:cx="http://schemas.microsoft.com/office/drawing/2014/chartex" xmlns:cx1="http://schemas.microsoft.com/office/drawing/2015/9/8/chartex" xmlns:cx2="http://schemas.microsoft.com/office/drawing/2015/10/21/chartex" xmlns:cx3="http://schemas.microsoft.com/office/drawing/2016/5/9/chartex" xmlns:cx4="http://schemas.microsoft.com/office/drawing/2016/5/10/chartex" xmlns:cx5="http://schemas.microsoft.com/office/drawing/2016/5/11/chartex" xmlns:cx6="http://schemas.microsoft.com/office/drawing/2016/5/12/chartex" xmlns:cx7="http://schemas.microsoft.com/office/drawing/2016/5/13/chartex" xmlns:cx8="http://schemas.microsoft.com/office/drawing/2016/5/14/chartex" xmlns:mc="http://schemas.openxmlformats.org/markup-compatibility/2006" xmlns:aink="http://schemas.microsoft.com/office/drawing/2016/ink" xmlns:am3d="http://schemas.microsoft.com/office/drawing/2017/model3d" xmlns:o="urn:schemas-microsoft-com:office:office" xmlns:oel="http://schemas.microsoft.com/office/2019/extlst" xmlns:r="http://schemas.openxmlformats.org/officeDocument/2006/relationships" xmlns:m="http://schemas.openxmlformats.org/officeDocument/2006/math" xmlns:v="urn:schemas-microsoft-com:vml" xmlns:wp14="http://schemas.microsoft.com/office/word/2010/wordprocessingDrawing" xmlns:wp="http://schemas.openxmlformats.org/drawingml/2006/wordprocessingDrawing" xmlns:w10="urn:schemas-microsoft-com:office:word" xmlns:w="http://schemas.openxmlformats.org/wordprocessingml/2006/main" xmlns:w14="http://schemas.microsoft.com/office/word/2010/wordml" xmlns:w15="http://schemas.microsoft.com/office/word/2012/wordml" xmlns:w16cex="http://schemas.microsoft.com/office/word/2018/wordml/cex" xmlns:w16cid="http://schemas.microsoft.com/office/word/2016/wordml/cid" xmlns:w16="http://schemas.microsoft.com/office/word/2018/wordml" xmlns:w16du="http://schemas.microsoft.com/office/word/2023/wordml/word16du" xmlns:w16sdtdh="http://schemas.microsoft.com/office/word/2020/wordml/sdtdatahash" xmlns:w16sdtfl="http://schemas.microsoft.com/office/word/2024/wordml/sdtformatlock" xmlns:w16se="http://schemas.microsoft.com/office/word/2015/wordml/symex" xmlns:wpg="http://schemas.microsoft.com/office/word/2010/wordprocessingGroup" xmlns:wpi="http://schemas.microsoft.com/office/word/2010/wordprocessingInk" xmlns:wne="http://schemas.microsoft.com/office/word/2006/wordml" xmlns:wps="http://schemas.microsoft.com/office/word/2010/wordprocessingShape" mc:Ignorable="w14 w15 w16se w16cid w16 w16cex w16sdtdh w16sdtfl w16du wp14">
   <w:p>
     <w:pPr>
       <w:pStyle w:val="lfej"/>
@@ -2220,8 +2515,97 @@
 </file>
 
 <file path=word/numbering.xml><?xml version="1.0" encoding="utf-8"?>
-<w:numbering xmlns:wpc="http://schemas.microsoft.com/office/word/2010/wordprocessingCanvas" xmlns:cx="http://schemas.microsoft.com/office/drawing/2014/chartex" xmlns:cx1="http://schemas.microsoft.com/office/drawing/2015/9/8/chartex" xmlns:cx2="http://schemas.microsoft.com/office/drawing/2015/10/21/chartex" xmlns:cx3="http://schemas.microsoft.com/office/drawing/2016/5/9/chartex" xmlns:cx4="http://schemas.microsoft.com/office/drawing/2016/5/10/chartex" xmlns:cx5="http://schemas.microsoft.com/office/drawing/2016/5/11/chartex" xmlns:cx6="http://schemas.microsoft.com/office/drawing/2016/5/12/chartex" xmlns:cx7="http://schemas.microsoft.com/office/drawing/2016/5/13/chartex" xmlns:cx8="http://schemas.microsoft.com/office/drawing/2016/5/14/chartex" xmlns:mc="http://schemas.openxmlformats.org/markup-compatibility/2006" xmlns:aink="http://schemas.microsoft.com/office/drawing/2016/ink" xmlns:am3d="http://schemas.microsoft.com/office/drawing/2017/model3d" xmlns:o="urn:schemas-microsoft-com:office:office" xmlns:r="http://schemas.openxmlformats.org/officeDocument/2006/relationships" xmlns:m="http://schemas.openxmlformats.org/officeDocument/2006/math" xmlns:v="urn:schemas-microsoft-com:vml" xmlns:wp14="http://schemas.microsoft.com/office/word/2010/wordprocessingDrawing" xmlns:wp="http://schemas.openxmlformats.org/drawingml/2006/wordprocessingDrawing" xmlns:w10="urn:schemas-microsoft-com:office:word" xmlns:w="http://schemas.openxmlformats.org/wordprocessingml/2006/main" xmlns:w14="http://schemas.microsoft.com/office/word/2010/wordml" xmlns:w15="http://schemas.microsoft.com/office/word/2012/wordml" xmlns:w16cid="http://schemas.microsoft.com/office/word/2016/wordml/cid" xmlns:w16se="http://schemas.microsoft.com/office/word/2015/wordml/symex" xmlns:wpg="http://schemas.microsoft.com/office/word/2010/wordprocessingGroup" xmlns:wpi="http://schemas.microsoft.com/office/word/2010/wordprocessingInk" xmlns:wne="http://schemas.microsoft.com/office/word/2006/wordml" xmlns:wps="http://schemas.microsoft.com/office/word/2010/wordprocessingShape" mc:Ignorable="w14 w15 w16se w16cid wp14">
+<w:numbering xmlns:wpc="http://schemas.microsoft.com/office/word/2010/wordprocessingCanvas" xmlns:cx="http://schemas.microsoft.com/office/drawing/2014/chartex" xmlns:cx1="http://schemas.microsoft.com/office/drawing/2015/9/8/chartex" xmlns:cx2="http://schemas.microsoft.com/office/drawing/2015/10/21/chartex" xmlns:cx3="http://schemas.microsoft.com/office/drawing/2016/5/9/chartex" xmlns:cx4="http://schemas.microsoft.com/office/drawing/2016/5/10/chartex" xmlns:cx5="http://schemas.microsoft.com/office/drawing/2016/5/11/chartex" xmlns:cx6="http://schemas.microsoft.com/office/drawing/2016/5/12/chartex" xmlns:cx7="http://schemas.microsoft.com/office/drawing/2016/5/13/chartex" xmlns:cx8="http://schemas.microsoft.com/office/drawing/2016/5/14/chartex" xmlns:mc="http://schemas.openxmlformats.org/markup-compatibility/2006" xmlns:aink="http://schemas.microsoft.com/office/drawing/2016/ink" xmlns:am3d="http://schemas.microsoft.com/office/drawing/2017/model3d" xmlns:o="urn:schemas-microsoft-com:office:office" xmlns:oel="http://schemas.microsoft.com/office/2019/extlst" xmlns:r="http://schemas.openxmlformats.org/officeDocument/2006/relationships" xmlns:m="http://schemas.openxmlformats.org/officeDocument/2006/math" xmlns:v="urn:schemas-microsoft-com:vml" xmlns:wp14="http://schemas.microsoft.com/office/word/2010/wordprocessingDrawing" xmlns:wp="http://schemas.openxmlformats.org/drawingml/2006/wordprocessingDrawing" xmlns:w10="urn:schemas-microsoft-com:office:word" xmlns:w="http://schemas.openxmlformats.org/wordprocessingml/2006/main" xmlns:w14="http://schemas.microsoft.com/office/word/2010/wordml" xmlns:w15="http://schemas.microsoft.com/office/word/2012/wordml" xmlns:w16cex="http://schemas.microsoft.com/office/word/2018/wordml/cex" xmlns:w16cid="http://schemas.microsoft.com/office/word/2016/wordml/cid" xmlns:w16="http://schemas.microsoft.com/office/word/2018/wordml" xmlns:w16du="http://schemas.microsoft.com/office/word/2023/wordml/word16du" xmlns:w16sdtdh="http://schemas.microsoft.com/office/word/2020/wordml/sdtdatahash" xmlns:w16sdtfl="http://schemas.microsoft.com/office/word/2024/wordml/sdtformatlock" xmlns:w16se="http://schemas.microsoft.com/office/word/2015/wordml/symex" xmlns:wpg="http://schemas.microsoft.com/office/word/2010/wordprocessingGroup" xmlns:wpi="http://schemas.microsoft.com/office/word/2010/wordprocessingInk" xmlns:wne="http://schemas.microsoft.com/office/word/2006/wordml" xmlns:wps="http://schemas.microsoft.com/office/word/2010/wordprocessingShape" mc:Ignorable="w14 w15 w16se w16cid w16 w16cex w16sdtdh w16sdtfl w16du wp14">
   <w:abstractNum w:abstractNumId="0" w15:restartNumberingAfterBreak="0">
+    <w:nsid w:val="36924A68"/>
+    <w:multiLevelType w:val="hybridMultilevel"/>
+    <w:tmpl w:val="B9EAFBCA"/>
+    <w:lvl w:ilvl="0" w:tplc="040E000F">
+      <w:start w:val="1"/>
+      <w:numFmt w:val="decimal"/>
+      <w:lvlText w:val="%1."/>
+      <w:lvlJc w:val="left"/>
+      <w:pPr>
+        <w:ind w:left="720" w:hanging="360"/>
+      </w:pPr>
+      <w:rPr>
+        <w:rFonts w:hint="default"/>
+      </w:rPr>
+    </w:lvl>
+    <w:lvl w:ilvl="1" w:tplc="040E0019" w:tentative="1">
+      <w:start w:val="1"/>
+      <w:numFmt w:val="lowerLetter"/>
+      <w:lvlText w:val="%2."/>
+      <w:lvlJc w:val="left"/>
+      <w:pPr>
+        <w:ind w:left="1440" w:hanging="360"/>
+      </w:pPr>
+    </w:lvl>
+    <w:lvl w:ilvl="2" w:tplc="040E001B" w:tentative="1">
+      <w:start w:val="1"/>
+      <w:numFmt w:val="lowerRoman"/>
+      <w:lvlText w:val="%3."/>
+      <w:lvlJc w:val="right"/>
+      <w:pPr>
+        <w:ind w:left="2160" w:hanging="180"/>
+      </w:pPr>
+    </w:lvl>
+    <w:lvl w:ilvl="3" w:tplc="040E000F" w:tentative="1">
+      <w:start w:val="1"/>
+      <w:numFmt w:val="decimal"/>
+      <w:lvlText w:val="%4."/>
+      <w:lvlJc w:val="left"/>
+      <w:pPr>
+        <w:ind w:left="2880" w:hanging="360"/>
+      </w:pPr>
+    </w:lvl>
+    <w:lvl w:ilvl="4" w:tplc="040E0019" w:tentative="1">
+      <w:start w:val="1"/>
+      <w:numFmt w:val="lowerLetter"/>
+      <w:lvlText w:val="%5."/>
+      <w:lvlJc w:val="left"/>
+      <w:pPr>
+        <w:ind w:left="3600" w:hanging="360"/>
+      </w:pPr>
+    </w:lvl>
+    <w:lvl w:ilvl="5" w:tplc="040E001B" w:tentative="1">
+      <w:start w:val="1"/>
+      <w:numFmt w:val="lowerRoman"/>
+      <w:lvlText w:val="%6."/>
+      <w:lvlJc w:val="right"/>
+      <w:pPr>
+        <w:ind w:left="4320" w:hanging="180"/>
+      </w:pPr>
+    </w:lvl>
+    <w:lvl w:ilvl="6" w:tplc="040E000F" w:tentative="1">
+      <w:start w:val="1"/>
+      <w:numFmt w:val="decimal"/>
+      <w:lvlText w:val="%7."/>
+      <w:lvlJc w:val="left"/>
+      <w:pPr>
+        <w:ind w:left="5040" w:hanging="360"/>
+      </w:pPr>
+    </w:lvl>
+    <w:lvl w:ilvl="7" w:tplc="040E0019" w:tentative="1">
+      <w:start w:val="1"/>
+      <w:numFmt w:val="lowerLetter"/>
+      <w:lvlText w:val="%8."/>
+      <w:lvlJc w:val="left"/>
+      <w:pPr>
+        <w:ind w:left="5760" w:hanging="360"/>
+      </w:pPr>
+    </w:lvl>
+    <w:lvl w:ilvl="8" w:tplc="040E001B" w:tentative="1">
+      <w:start w:val="1"/>
+      <w:numFmt w:val="lowerRoman"/>
+      <w:lvlText w:val="%9."/>
+      <w:lvlJc w:val="right"/>
+      <w:pPr>
+        <w:ind w:left="6480" w:hanging="180"/>
+      </w:pPr>
+    </w:lvl>
+  </w:abstractNum>
+  <w:abstractNum w:abstractNumId="1" w15:restartNumberingAfterBreak="0">
     <w:nsid w:val="45F57D82"/>
     <w:multiLevelType w:val="hybridMultilevel"/>
     <w:tmpl w:val="875088A8"/>
@@ -2334,7 +2718,7 @@
       </w:rPr>
     </w:lvl>
   </w:abstractNum>
-  <w:abstractNum w:abstractNumId="1" w15:restartNumberingAfterBreak="0">
+  <w:abstractNum w:abstractNumId="2" w15:restartNumberingAfterBreak="0">
     <w:nsid w:val="5442263F"/>
     <w:multiLevelType w:val="hybridMultilevel"/>
     <w:tmpl w:val="E3086274"/>
@@ -2447,7 +2831,7 @@
       </w:rPr>
     </w:lvl>
   </w:abstractNum>
-  <w:abstractNum w:abstractNumId="2" w15:restartNumberingAfterBreak="0">
+  <w:abstractNum w:abstractNumId="3" w15:restartNumberingAfterBreak="0">
     <w:nsid w:val="546500B6"/>
     <w:multiLevelType w:val="hybridMultilevel"/>
     <w:tmpl w:val="D44ADA42"/>
@@ -2560,23 +2944,26 @@
       </w:rPr>
     </w:lvl>
   </w:abstractNum>
-  <w:num w:numId="1">
+  <w:num w:numId="1" w16cid:durableId="292443289">
+    <w:abstractNumId w:val="3"/>
+  </w:num>
+  <w:num w:numId="2" w16cid:durableId="907612540">
     <w:abstractNumId w:val="2"/>
   </w:num>
-  <w:num w:numId="2">
+  <w:num w:numId="3" w16cid:durableId="92553921">
+    <w:abstractNumId w:val="2"/>
+  </w:num>
+  <w:num w:numId="4" w16cid:durableId="1549685254">
     <w:abstractNumId w:val="1"/>
   </w:num>
-  <w:num w:numId="3">
-    <w:abstractNumId w:val="1"/>
-  </w:num>
-  <w:num w:numId="4">
+  <w:num w:numId="5" w16cid:durableId="1889805759">
     <w:abstractNumId w:val="0"/>
   </w:num>
 </w:numbering>
 </file>
 
 <file path=word/styles.xml><?xml version="1.0" encoding="utf-8"?>
-<w:styles xmlns:mc="http://schemas.openxmlformats.org/markup-compatibility/2006" xmlns:r="http://schemas.openxmlformats.org/officeDocument/2006/relationships" xmlns:w="http://schemas.openxmlformats.org/wordprocessingml/2006/main" xmlns:w14="http://schemas.microsoft.com/office/word/2010/wordml" xmlns:w15="http://schemas.microsoft.com/office/word/2012/wordml" xmlns:w16cid="http://schemas.microsoft.com/office/word/2016/wordml/cid" xmlns:w16se="http://schemas.microsoft.com/office/word/2015/wordml/symex" mc:Ignorable="w14 w15 w16se w16cid">
+<w:styles xmlns:mc="http://schemas.openxmlformats.org/markup-compatibility/2006" xmlns:r="http://schemas.openxmlformats.org/officeDocument/2006/relationships" xmlns:w="http://schemas.openxmlformats.org/wordprocessingml/2006/main" xmlns:w14="http://schemas.microsoft.com/office/word/2010/wordml" xmlns:w15="http://schemas.microsoft.com/office/word/2012/wordml" xmlns:w16cex="http://schemas.microsoft.com/office/word/2018/wordml/cex" xmlns:w16cid="http://schemas.microsoft.com/office/word/2016/wordml/cid" xmlns:w16="http://schemas.microsoft.com/office/word/2018/wordml" xmlns:w16du="http://schemas.microsoft.com/office/word/2023/wordml/word16du" xmlns:w16sdtdh="http://schemas.microsoft.com/office/word/2020/wordml/sdtdatahash" xmlns:w16sdtfl="http://schemas.microsoft.com/office/word/2024/wordml/sdtformatlock" xmlns:w16se="http://schemas.microsoft.com/office/word/2015/wordml/symex" mc:Ignorable="w14 w15 w16se w16cid w16 w16cex w16sdtdh w16sdtfl w16du">
   <w:docDefaults>
     <w:rPrDefault>
       <w:rPr>
@@ -2594,7 +2981,7 @@
       </w:pPr>
     </w:pPrDefault>
   </w:docDefaults>
-  <w:latentStyles w:defLockedState="0" w:defUIPriority="99" w:defSemiHidden="0" w:defUnhideWhenUsed="0" w:defQFormat="0" w:count="375">
+  <w:latentStyles w:defLockedState="0" w:defUIPriority="99" w:defSemiHidden="0" w:defUnhideWhenUsed="0" w:defQFormat="0" w:count="376">
     <w:lsdException w:name="Normal" w:uiPriority="0" w:qFormat="1"/>
     <w:lsdException w:name="heading 1" w:uiPriority="9" w:qFormat="1"/>
     <w:lsdException w:name="heading 2" w:semiHidden="1" w:uiPriority="9" w:unhideWhenUsed="1" w:qFormat="1"/>
@@ -2970,6 +3357,7 @@
     <w:lsdException w:name="Smart Hyperlink" w:semiHidden="1" w:unhideWhenUsed="1"/>
     <w:lsdException w:name="Hashtag" w:semiHidden="1" w:unhideWhenUsed="1"/>
     <w:lsdException w:name="Unresolved Mention" w:semiHidden="1" w:unhideWhenUsed="1"/>
+    <w:lsdException w:name="Smart Link" w:semiHidden="1" w:unhideWhenUsed="1"/>
   </w:latentStyles>
   <w:style w:type="paragraph" w:default="1" w:styleId="Norml">
     <w:name w:val="Normal"/>
@@ -3175,7 +3563,6 @@
   <w:style w:type="character" w:default="1" w:styleId="Bekezdsalapbettpusa">
     <w:name w:val="Default Paragraph Font"/>
     <w:uiPriority w:val="1"/>
-    <w:semiHidden/>
     <w:unhideWhenUsed/>
   </w:style>
   <w:style w:type="table" w:default="1" w:styleId="Normltblzat">
